--- a/docs/Help Document.docx
+++ b/docs/Help Document.docx
@@ -1,6 +1,6 @@
 
 <file path=word/document.xml><?xml version="1.0" encoding="utf-8"?>
-<w:document xmlns:wpc="http://schemas.microsoft.com/office/word/2010/wordprocessingCanvas" xmlns:cx="http://schemas.microsoft.com/office/drawing/2014/chartex" xmlns:cx1="http://schemas.microsoft.com/office/drawing/2015/9/8/chartex" xmlns:cx2="http://schemas.microsoft.com/office/drawing/2015/10/21/chartex" xmlns:cx3="http://schemas.microsoft.com/office/drawing/2016/5/9/chartex" xmlns:cx4="http://schemas.microsoft.com/office/drawing/2016/5/10/chartex" xmlns:cx5="http://schemas.microsoft.com/office/drawing/2016/5/11/chartex" xmlns:cx6="http://schemas.microsoft.com/office/drawing/2016/5/12/chartex" xmlns:cx7="http://schemas.microsoft.com/office/drawing/2016/5/13/chartex" xmlns:cx8="http://schemas.microsoft.com/office/drawing/2016/5/14/chartex" xmlns:mc="http://schemas.openxmlformats.org/markup-compatibility/2006" xmlns:aink="http://schemas.microsoft.com/office/drawing/2016/ink" xmlns:am3d="http://schemas.microsoft.com/office/drawing/2017/model3d" xmlns:o="urn:schemas-microsoft-com:office:office" xmlns:oel="http://schemas.microsoft.com/office/2019/extlst" xmlns:r="http://schemas.openxmlformats.org/officeDocument/2006/relationships" xmlns:m="http://schemas.openxmlformats.org/officeDocument/2006/math" xmlns:v="urn:schemas-microsoft-com:vml" xmlns:wp14="http://schemas.microsoft.com/office/word/2010/wordprocessingDrawing" xmlns:wp="http://schemas.openxmlformats.org/drawingml/2006/wordprocessingDrawing" xmlns:w10="urn:schemas-microsoft-com:office:word" xmlns:w="http://schemas.openxmlformats.org/wordprocessingml/2006/main" xmlns:w14="http://schemas.microsoft.com/office/word/2010/wordml" xmlns:w15="http://schemas.microsoft.com/office/word/2012/wordml" xmlns:w16cex="http://schemas.microsoft.com/office/word/2018/wordml/cex" xmlns:w16cid="http://schemas.microsoft.com/office/word/2016/wordml/cid" xmlns:w16="http://schemas.microsoft.com/office/word/2018/wordml" xmlns:w16sdtdh="http://schemas.microsoft.com/office/word/2020/wordml/sdtdatahash" xmlns:w16se="http://schemas.microsoft.com/office/word/2015/wordml/symex" xmlns:wpg="http://schemas.microsoft.com/office/word/2010/wordprocessingGroup" xmlns:wpi="http://schemas.microsoft.com/office/word/2010/wordprocessingInk" xmlns:wne="http://schemas.microsoft.com/office/word/2006/wordml" xmlns:wps="http://schemas.microsoft.com/office/word/2010/wordprocessingShape" mc:Ignorable="w14 w15 w16se w16cid w16 w16cex w16sdtdh wp14">
+<w:document xmlns:wpc="http://schemas.microsoft.com/office/word/2010/wordprocessingCanvas" xmlns:cx="http://schemas.microsoft.com/office/drawing/2014/chartex" xmlns:cx1="http://schemas.microsoft.com/office/drawing/2015/9/8/chartex" xmlns:cx2="http://schemas.microsoft.com/office/drawing/2015/10/21/chartex" xmlns:cx3="http://schemas.microsoft.com/office/drawing/2016/5/9/chartex" xmlns:cx4="http://schemas.microsoft.com/office/drawing/2016/5/10/chartex" xmlns:cx5="http://schemas.microsoft.com/office/drawing/2016/5/11/chartex" xmlns:cx6="http://schemas.microsoft.com/office/drawing/2016/5/12/chartex" xmlns:cx7="http://schemas.microsoft.com/office/drawing/2016/5/13/chartex" xmlns:cx8="http://schemas.microsoft.com/office/drawing/2016/5/14/chartex" xmlns:mc="http://schemas.openxmlformats.org/markup-compatibility/2006" xmlns:aink="http://schemas.microsoft.com/office/drawing/2016/ink" xmlns:am3d="http://schemas.microsoft.com/office/drawing/2017/model3d" xmlns:o="urn:schemas-microsoft-com:office:office" xmlns:oel="http://schemas.microsoft.com/office/2019/extlst" xmlns:r="http://schemas.openxmlformats.org/officeDocument/2006/relationships" xmlns:m="http://schemas.openxmlformats.org/officeDocument/2006/math" xmlns:v="urn:schemas-microsoft-com:vml" xmlns:wp14="http://schemas.microsoft.com/office/word/2010/wordprocessingDrawing" xmlns:wp="http://schemas.openxmlformats.org/drawingml/2006/wordprocessingDrawing" xmlns:w10="urn:schemas-microsoft-com:office:word" xmlns:w="http://schemas.openxmlformats.org/wordprocessingml/2006/main" xmlns:w14="http://schemas.microsoft.com/office/word/2010/wordml" xmlns:w15="http://schemas.microsoft.com/office/word/2012/wordml" xmlns:w16cex="http://schemas.microsoft.com/office/word/2018/wordml/cex" xmlns:w16cid="http://schemas.microsoft.com/office/word/2016/wordml/cid" xmlns:w16="http://schemas.microsoft.com/office/word/2018/wordml" xmlns:w16du="http://schemas.microsoft.com/office/word/2023/wordml/word16du" xmlns:w16sdtdh="http://schemas.microsoft.com/office/word/2020/wordml/sdtdatahash" xmlns:w16sdtfl="http://schemas.microsoft.com/office/word/2024/wordml/sdtformatlock" xmlns:w16se="http://schemas.microsoft.com/office/word/2015/wordml/symex" xmlns:wpg="http://schemas.microsoft.com/office/word/2010/wordprocessingGroup" xmlns:wpi="http://schemas.microsoft.com/office/word/2010/wordprocessingInk" xmlns:wne="http://schemas.microsoft.com/office/word/2006/wordml" xmlns:wps="http://schemas.microsoft.com/office/word/2010/wordprocessingShape" mc:Ignorable="w14 w15 w16se w16cid w16 w16cex w16sdtdh w16sdtfl w16du wp14">
   <w:body>
     <w:sdt>
       <w:sdtPr>
@@ -17,431 +17,54 @@
       </w:sdtEndPr>
       <w:sdtContent>
         <w:p>
+          <w:pPr>
+            <w:rPr>
+              <w:b/>
+              <w:bCs/>
+              <w:sz w:val="36"/>
+              <w:szCs w:val="32"/>
+            </w:rPr>
+          </w:pPr>
           <w:r>
             <w:rPr>
-              <w:noProof/>
+              <w:rFonts w:ascii="Segoe UI Emoji" w:hAnsi="Segoe UI Emoji" w:cs="Segoe UI Emoji"/>
+              <w:b/>
+              <w:bCs/>
+              <w:sz w:val="36"/>
+              <w:szCs w:val="32"/>
             </w:rPr>
-            <mc:AlternateContent>
-              <mc:Choice Requires="wpg">
-                <w:drawing>
-                  <wp:anchor distT="0" distB="0" distL="114300" distR="114300" simplePos="0" relativeHeight="251659264" behindDoc="1" locked="0" layoutInCell="1" allowOverlap="1" wp14:anchorId="7FF9BBA6" wp14:editId="3C1D7832">
-                    <wp:simplePos x="0" y="0"/>
-                    <wp:positionH relativeFrom="page">
-                      <wp:align>center</wp:align>
-                    </wp:positionH>
-                    <wp:positionV relativeFrom="page">
-                      <wp:align>center</wp:align>
-                    </wp:positionV>
-                    <wp:extent cx="6864824" cy="9123528"/>
-                    <wp:effectExtent l="0" t="0" r="2540" b="635"/>
-                    <wp:wrapNone/>
-                    <wp:docPr id="193" name="Group 62"/>
-                    <wp:cNvGraphicFramePr/>
-                    <a:graphic xmlns:a="http://schemas.openxmlformats.org/drawingml/2006/main">
-                      <a:graphicData uri="http://schemas.microsoft.com/office/word/2010/wordprocessingGroup">
-                        <wpg:wgp>
-                          <wpg:cNvGrpSpPr/>
-                          <wpg:grpSpPr>
-                            <a:xfrm>
-                              <a:off x="0" y="0"/>
-                              <a:ext cx="6864824" cy="9123528"/>
-                              <a:chOff x="0" y="0"/>
-                              <a:chExt cx="6864824" cy="9123528"/>
-                            </a:xfrm>
-                          </wpg:grpSpPr>
-                          <wps:wsp>
-                            <wps:cNvPr id="194" name="Rectangle 194"/>
-                            <wps:cNvSpPr/>
-                            <wps:spPr>
-                              <a:xfrm>
-                                <a:off x="0" y="0"/>
-                                <a:ext cx="6858000" cy="1371600"/>
-                              </a:xfrm>
-                              <a:prstGeom prst="rect">
-                                <a:avLst/>
-                              </a:prstGeom>
-                              <a:solidFill>
-                                <a:schemeClr val="accent1"/>
-                              </a:solidFill>
-                              <a:ln>
-                                <a:noFill/>
-                              </a:ln>
-                            </wps:spPr>
-                            <wps:style>
-                              <a:lnRef idx="2">
-                                <a:schemeClr val="accent1">
-                                  <a:shade val="50000"/>
-                                </a:schemeClr>
-                              </a:lnRef>
-                              <a:fillRef idx="1">
-                                <a:schemeClr val="accent1"/>
-                              </a:fillRef>
-                              <a:effectRef idx="0">
-                                <a:schemeClr val="accent1"/>
-                              </a:effectRef>
-                              <a:fontRef idx="minor">
-                                <a:schemeClr val="lt1"/>
-                              </a:fontRef>
-                            </wps:style>
-                            <wps:bodyPr rot="0" spcFirstLastPara="0" vertOverflow="overflow" horzOverflow="overflow" vert="horz" wrap="square" lIns="91440" tIns="45720" rIns="91440" bIns="45720" numCol="1" spcCol="0" rtlCol="0" fromWordArt="0" anchor="ctr" anchorCtr="0" forceAA="0" compatLnSpc="1">
-                              <a:prstTxWarp prst="textNoShape">
-                                <a:avLst/>
-                              </a:prstTxWarp>
-                              <a:noAutofit/>
-                            </wps:bodyPr>
-                          </wps:wsp>
-                          <wps:wsp>
-                            <wps:cNvPr id="195" name="Rectangle 195"/>
-                            <wps:cNvSpPr/>
-                            <wps:spPr>
-                              <a:xfrm>
-                                <a:off x="0" y="4094328"/>
-                                <a:ext cx="6858000" cy="5029200"/>
-                              </a:xfrm>
-                              <a:prstGeom prst="rect">
-                                <a:avLst/>
-                              </a:prstGeom>
-                              <a:solidFill>
-                                <a:schemeClr val="accent1"/>
-                              </a:solidFill>
-                              <a:ln>
-                                <a:noFill/>
-                              </a:ln>
-                            </wps:spPr>
-                            <wps:style>
-                              <a:lnRef idx="2">
-                                <a:schemeClr val="accent1">
-                                  <a:shade val="50000"/>
-                                </a:schemeClr>
-                              </a:lnRef>
-                              <a:fillRef idx="1">
-                                <a:schemeClr val="accent1"/>
-                              </a:fillRef>
-                              <a:effectRef idx="0">
-                                <a:schemeClr val="accent1"/>
-                              </a:effectRef>
-                              <a:fontRef idx="minor">
-                                <a:schemeClr val="lt1"/>
-                              </a:fontRef>
-                            </wps:style>
-                            <wps:txbx>
-                              <w:txbxContent>
-                                <w:sdt>
-                                  <w:sdtPr>
-                                    <w:rPr>
-                                      <w:color w:val="FFFFFF" w:themeColor="background1"/>
-                                    </w:rPr>
-                                    <w:alias w:val="Author"/>
-                                    <w:tag w:val=""/>
-                                    <w:id w:val="945428907"/>
-                                    <w:dataBinding w:prefixMappings="xmlns:ns0='http://purl.org/dc/elements/1.1/' xmlns:ns1='http://schemas.openxmlformats.org/package/2006/metadata/core-properties' " w:xpath="/ns1:coreProperties[1]/ns0:creator[1]" w:storeItemID="{6C3C8BC8-F283-45AE-878A-BAB7291924A1}"/>
-                                    <w:text/>
-                                  </w:sdtPr>
-                                  <w:sdtContent>
-                                    <w:p>
-                                      <w:pPr>
-                                        <w:pStyle w:val="NoSpacing"/>
-                                        <w:spacing w:before="120"/>
-                                        <w:jc w:val="center"/>
-                                        <w:rPr>
-                                          <w:color w:val="FFFFFF" w:themeColor="background1"/>
-                                        </w:rPr>
-                                      </w:pPr>
-                                      <w:r>
-                                        <w:rPr>
-                                          <w:color w:val="FFFFFF" w:themeColor="background1"/>
-                                        </w:rPr>
-                                        <w:t>Student Name:</w:t>
-                                      </w:r>
-                                    </w:p>
-                                  </w:sdtContent>
-                                </w:sdt>
-                                <w:p>
-                                  <w:pPr>
-                                    <w:pStyle w:val="NoSpacing"/>
-                                    <w:spacing w:before="120"/>
-                                    <w:jc w:val="center"/>
-                                    <w:rPr>
-                                      <w:color w:val="FFFFFF" w:themeColor="background1"/>
-                                    </w:rPr>
-                                  </w:pPr>
-                                  <w:r>
-                                    <w:rPr>
-                                      <w:color w:val="FFFFFF" w:themeColor="background1"/>
-                                    </w:rPr>
-                                    <w:t>  </w:t>
-                                  </w:r>
-                                  <w:sdt>
-                                    <w:sdtPr>
-                                      <w:rPr>
-                                        <w:color w:val="FFFFFF" w:themeColor="background1"/>
-                                      </w:rPr>
-                                      <w:alias w:val="Address"/>
-                                      <w:tag w:val=""/>
-                                      <w:id w:val="-253358678"/>
-                                      <w:showingPlcHdr/>
-                                      <w:dataBinding w:prefixMappings="xmlns:ns0='http://schemas.microsoft.com/office/2006/coverPageProps' " w:xpath="/ns0:CoverPageProperties[1]/ns0:CompanyAddress[1]" w:storeItemID="{55AF091B-3C7A-41E3-B477-F2FDAA23CFDA}"/>
-                                      <w:text/>
-                                    </w:sdtPr>
-                                    <w:sdtContent>
-                                      <w:r>
-                                        <w:rPr>
-                                          <w:color w:val="FFFFFF" w:themeColor="background1"/>
-                                        </w:rPr>
-                                        <w:t xml:space="preserve">     </w:t>
-                                      </w:r>
-                                    </w:sdtContent>
-                                  </w:sdt>
-                                </w:p>
-                              </w:txbxContent>
-                            </wps:txbx>
-                            <wps:bodyPr rot="0" spcFirstLastPara="0" vertOverflow="overflow" horzOverflow="overflow" vert="horz" wrap="square" lIns="457200" tIns="731520" rIns="457200" bIns="457200" numCol="1" spcCol="0" rtlCol="0" fromWordArt="0" anchor="b" anchorCtr="0" forceAA="0" compatLnSpc="1">
-                              <a:prstTxWarp prst="textNoShape">
-                                <a:avLst/>
-                              </a:prstTxWarp>
-                              <a:noAutofit/>
-                            </wps:bodyPr>
-                          </wps:wsp>
-                          <wps:wsp>
-                            <wps:cNvPr id="196" name="Text Box 196"/>
-                            <wps:cNvSpPr txBox="1"/>
-                            <wps:spPr>
-                              <a:xfrm>
-                                <a:off x="6824" y="1371600"/>
-                                <a:ext cx="6858000" cy="2722728"/>
-                              </a:xfrm>
-                              <a:prstGeom prst="rect">
-                                <a:avLst/>
-                              </a:prstGeom>
-                              <a:solidFill>
-                                <a:schemeClr val="bg1"/>
-                              </a:solidFill>
-                              <a:ln w="6350">
-                                <a:noFill/>
-                              </a:ln>
-                              <a:effectLst/>
-                            </wps:spPr>
-                            <wps:style>
-                              <a:lnRef idx="0">
-                                <a:schemeClr val="accent1"/>
-                              </a:lnRef>
-                              <a:fillRef idx="0">
-                                <a:schemeClr val="accent1"/>
-                              </a:fillRef>
-                              <a:effectRef idx="0">
-                                <a:schemeClr val="accent1"/>
-                              </a:effectRef>
-                              <a:fontRef idx="minor">
-                                <a:schemeClr val="dk1"/>
-                              </a:fontRef>
-                            </wps:style>
-                            <wps:txbx>
-                              <w:txbxContent>
-                                <w:sdt>
-                                  <w:sdtPr>
-                                    <w:rPr>
-                                      <w:rFonts w:asciiTheme="majorHAnsi" w:eastAsiaTheme="majorEastAsia" w:hAnsiTheme="majorHAnsi" w:cstheme="majorBidi"/>
-                                      <w:caps/>
-                                      <w:color w:val="4472C4" w:themeColor="accent1"/>
-                                      <w:sz w:val="72"/>
-                                      <w:szCs w:val="72"/>
-                                    </w:rPr>
-                                    <w:alias w:val="Title"/>
-                                    <w:tag w:val=""/>
-                                    <w:id w:val="-9991715"/>
-                                    <w:dataBinding w:prefixMappings="xmlns:ns0='http://purl.org/dc/elements/1.1/' xmlns:ns1='http://schemas.openxmlformats.org/package/2006/metadata/core-properties' " w:xpath="/ns1:coreProperties[1]/ns0:title[1]" w:storeItemID="{6C3C8BC8-F283-45AE-878A-BAB7291924A1}"/>
-                                    <w:text/>
-                                  </w:sdtPr>
-                                  <w:sdtContent>
-                                    <w:p>
-                                      <w:pPr>
-                                        <w:pStyle w:val="NoSpacing"/>
-                                        <w:jc w:val="center"/>
-                                        <w:rPr>
-                                          <w:rFonts w:asciiTheme="majorHAnsi" w:eastAsiaTheme="majorEastAsia" w:hAnsiTheme="majorHAnsi" w:cstheme="majorBidi"/>
-                                          <w:caps/>
-                                          <w:color w:val="4472C4" w:themeColor="accent1"/>
-                                          <w:sz w:val="72"/>
-                                          <w:szCs w:val="72"/>
-                                        </w:rPr>
-                                      </w:pPr>
-                                      <w:r>
-                                        <w:rPr>
-                                          <w:rFonts w:asciiTheme="majorHAnsi" w:eastAsiaTheme="majorEastAsia" w:hAnsiTheme="majorHAnsi" w:cstheme="majorBidi"/>
-                                          <w:caps/>
-                                          <w:color w:val="4472C4" w:themeColor="accent1"/>
-                                          <w:sz w:val="72"/>
-                                          <w:szCs w:val="72"/>
-                                        </w:rPr>
-                                        <w:t>Help document</w:t>
-                                      </w:r>
-                                    </w:p>
-                                  </w:sdtContent>
-                                </w:sdt>
-                              </w:txbxContent>
-                            </wps:txbx>
-                            <wps:bodyPr rot="0" spcFirstLastPara="0" vertOverflow="overflow" horzOverflow="overflow" vert="horz" wrap="square" lIns="457200" tIns="91440" rIns="457200" bIns="91440" numCol="1" spcCol="0" rtlCol="0" fromWordArt="0" anchor="ctr" anchorCtr="0" forceAA="0" compatLnSpc="1">
-                              <a:prstTxWarp prst="textNoShape">
-                                <a:avLst/>
-                              </a:prstTxWarp>
-                              <a:noAutofit/>
-                            </wps:bodyPr>
-                          </wps:wsp>
-                        </wpg:wgp>
-                      </a:graphicData>
-                    </a:graphic>
-                    <wp14:sizeRelH relativeFrom="page">
-                      <wp14:pctWidth>88200</wp14:pctWidth>
-                    </wp14:sizeRelH>
-                    <wp14:sizeRelV relativeFrom="page">
-                      <wp14:pctHeight>90900</wp14:pctHeight>
-                    </wp14:sizeRelV>
-                  </wp:anchor>
-                </w:drawing>
-              </mc:Choice>
-              <mc:Fallback>
-                <w:pict>
-                  <v:group w14:anchorId="7FF9BBA6" id="Group 62" o:spid="_x0000_s1026" style="position:absolute;margin-left:0;margin-top:0;width:540.55pt;height:718.4pt;z-index:-251657216;mso-width-percent:882;mso-height-percent:909;mso-position-horizontal:center;mso-position-horizontal-relative:page;mso-position-vertical:center;mso-position-vertical-relative:page;mso-width-percent:882;mso-height-percent:909" coordsize="68648,91235" o:gfxdata="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">
-                    <v:rect id="Rectangle 194" o:spid="_x0000_s1027" style="position:absolute;width:68580;height:13716;visibility:visible;mso-wrap-style:square;v-text-anchor:middle" o:gfxdata="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" fillcolor="#4472c4 [3204]" stroked="f" strokeweight="1pt"/>
-                    <v:rect id="Rectangle 195" o:spid="_x0000_s1028" style="position:absolute;top:40943;width:68580;height:50292;visibility:visible;mso-wrap-style:square;v-text-anchor:bottom" o:gfxdata="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" fillcolor="#4472c4 [3204]" stroked="f" strokeweight="1pt">
-                      <v:textbox inset="36pt,57.6pt,36pt,36pt">
-                        <w:txbxContent>
-                          <w:sdt>
-                            <w:sdtPr>
-                              <w:rPr>
-                                <w:color w:val="FFFFFF" w:themeColor="background1"/>
-                              </w:rPr>
-                              <w:alias w:val="Author"/>
-                              <w:tag w:val=""/>
-                              <w:id w:val="945428907"/>
-                              <w:dataBinding w:prefixMappings="xmlns:ns0='http://purl.org/dc/elements/1.1/' xmlns:ns1='http://schemas.openxmlformats.org/package/2006/metadata/core-properties' " w:xpath="/ns1:coreProperties[1]/ns0:creator[1]" w:storeItemID="{6C3C8BC8-F283-45AE-878A-BAB7291924A1}"/>
-                              <w:text/>
-                            </w:sdtPr>
-                            <w:sdtContent>
-                              <w:p>
-                                <w:pPr>
-                                  <w:pStyle w:val="NoSpacing"/>
-                                  <w:spacing w:before="120"/>
-                                  <w:jc w:val="center"/>
-                                  <w:rPr>
-                                    <w:color w:val="FFFFFF" w:themeColor="background1"/>
-                                  </w:rPr>
-                                </w:pPr>
-                                <w:r>
-                                  <w:rPr>
-                                    <w:color w:val="FFFFFF" w:themeColor="background1"/>
-                                  </w:rPr>
-                                  <w:t>Student Name:</w:t>
-                                </w:r>
-                              </w:p>
-                            </w:sdtContent>
-                          </w:sdt>
-                          <w:p>
-                            <w:pPr>
-                              <w:pStyle w:val="NoSpacing"/>
-                              <w:spacing w:before="120"/>
-                              <w:jc w:val="center"/>
-                              <w:rPr>
-                                <w:color w:val="FFFFFF" w:themeColor="background1"/>
-                              </w:rPr>
-                            </w:pPr>
-                            <w:r>
-                              <w:rPr>
-                                <w:color w:val="FFFFFF" w:themeColor="background1"/>
-                              </w:rPr>
-                              <w:t>  </w:t>
-                            </w:r>
-                            <w:sdt>
-                              <w:sdtPr>
-                                <w:rPr>
-                                  <w:color w:val="FFFFFF" w:themeColor="background1"/>
-                                </w:rPr>
-                                <w:alias w:val="Address"/>
-                                <w:tag w:val=""/>
-                                <w:id w:val="-253358678"/>
-                                <w:showingPlcHdr/>
-                                <w:dataBinding w:prefixMappings="xmlns:ns0='http://schemas.microsoft.com/office/2006/coverPageProps' " w:xpath="/ns0:CoverPageProperties[1]/ns0:CompanyAddress[1]" w:storeItemID="{55AF091B-3C7A-41E3-B477-F2FDAA23CFDA}"/>
-                                <w:text/>
-                              </w:sdtPr>
-                              <w:sdtContent>
-                                <w:r>
-                                  <w:rPr>
-                                    <w:color w:val="FFFFFF" w:themeColor="background1"/>
-                                  </w:rPr>
-                                  <w:t xml:space="preserve">     </w:t>
-                                </w:r>
-                              </w:sdtContent>
-                            </w:sdt>
-                          </w:p>
-                        </w:txbxContent>
-                      </v:textbox>
-                    </v:rect>
-                    <v:shapetype id="_x0000_t202" coordsize="21600,21600" o:spt="202" path="m,l,21600r21600,l21600,xe">
-                      <v:stroke joinstyle="miter"/>
-                      <v:path gradientshapeok="t" o:connecttype="rect"/>
-                    </v:shapetype>
-                    <v:shape id="Text Box 196" o:spid="_x0000_s1029" type="#_x0000_t202" style="position:absolute;left:68;top:13716;width:68580;height:27227;visibility:visible;mso-wrap-style:square;v-text-anchor:middle" o:gfxdata="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" fillcolor="white [3212]" stroked="f" strokeweight=".5pt">
-                      <v:textbox inset="36pt,7.2pt,36pt,7.2pt">
-                        <w:txbxContent>
-                          <w:sdt>
-                            <w:sdtPr>
-                              <w:rPr>
-                                <w:rFonts w:asciiTheme="majorHAnsi" w:eastAsiaTheme="majorEastAsia" w:hAnsiTheme="majorHAnsi" w:cstheme="majorBidi"/>
-                                <w:caps/>
-                                <w:color w:val="4472C4" w:themeColor="accent1"/>
-                                <w:sz w:val="72"/>
-                                <w:szCs w:val="72"/>
-                              </w:rPr>
-                              <w:alias w:val="Title"/>
-                              <w:tag w:val=""/>
-                              <w:id w:val="-9991715"/>
-                              <w:dataBinding w:prefixMappings="xmlns:ns0='http://purl.org/dc/elements/1.1/' xmlns:ns1='http://schemas.openxmlformats.org/package/2006/metadata/core-properties' " w:xpath="/ns1:coreProperties[1]/ns0:title[1]" w:storeItemID="{6C3C8BC8-F283-45AE-878A-BAB7291924A1}"/>
-                              <w:text/>
-                            </w:sdtPr>
-                            <w:sdtContent>
-                              <w:p>
-                                <w:pPr>
-                                  <w:pStyle w:val="NoSpacing"/>
-                                  <w:jc w:val="center"/>
-                                  <w:rPr>
-                                    <w:rFonts w:asciiTheme="majorHAnsi" w:eastAsiaTheme="majorEastAsia" w:hAnsiTheme="majorHAnsi" w:cstheme="majorBidi"/>
-                                    <w:caps/>
-                                    <w:color w:val="4472C4" w:themeColor="accent1"/>
-                                    <w:sz w:val="72"/>
-                                    <w:szCs w:val="72"/>
-                                  </w:rPr>
-                                </w:pPr>
-                                <w:r>
-                                  <w:rPr>
-                                    <w:rFonts w:asciiTheme="majorHAnsi" w:eastAsiaTheme="majorEastAsia" w:hAnsiTheme="majorHAnsi" w:cstheme="majorBidi"/>
-                                    <w:caps/>
-                                    <w:color w:val="4472C4" w:themeColor="accent1"/>
-                                    <w:sz w:val="72"/>
-                                    <w:szCs w:val="72"/>
-                                  </w:rPr>
-                                  <w:t>Help document</w:t>
-                                </w:r>
-                              </w:p>
-                            </w:sdtContent>
-                          </w:sdt>
-                        </w:txbxContent>
-                      </v:textbox>
-                    </v:shape>
-                    <w10:wrap anchorx="page" anchory="page"/>
-                  </v:group>
-                </w:pict>
-              </mc:Fallback>
-            </mc:AlternateContent>
+            <w:t>🛠️</w:t>
+          </w:r>
+          <w:r>
+            <w:rPr>
+              <w:b/>
+              <w:bCs/>
+              <w:sz w:val="36"/>
+              <w:szCs w:val="32"/>
+            </w:rPr>
+            <w:t xml:space="preserve"> WHISKY Vault | Help &amp; Troubleshooting</w:t>
           </w:r>
         </w:p>
         <w:p>
           <w:pPr>
             <w:rPr>
-              <w:rFonts w:asciiTheme="majorHAnsi" w:eastAsiaTheme="majorEastAsia" w:hAnsiTheme="majorHAnsi" w:cstheme="majorBidi"/>
-              <w:spacing w:val="-10"/>
-              <w:kern w:val="28"/>
-              <w:sz w:val="56"/>
-              <w:szCs w:val="56"/>
+              <w:sz w:val="36"/>
+              <w:szCs w:val="32"/>
+            </w:rPr>
+          </w:pPr>
+          <w:r>
+            <w:rPr>
+              <w:b/>
+              <w:bCs/>
+              <w:sz w:val="36"/>
+              <w:szCs w:val="32"/>
+            </w:rPr>
+            <w:t>Technical Support &amp; FAQ</w:t>
+          </w:r>
+        </w:p>
+        <w:p>
+          <w:pPr>
+            <w:rPr>
               <w:lang w:val="en-US"/>
             </w:rPr>
           </w:pPr>
@@ -449,775 +72,909 @@
             <w:rPr>
               <w:lang w:val="en-US"/>
             </w:rPr>
-            <w:br w:type="page"/>
+            <w:t>By Seanoa Ilaoa</w:t>
           </w:r>
+        </w:p>
+        <w:p>
+          <w:pPr>
+            <w:rPr>
+              <w:lang w:val="en-US"/>
+            </w:rPr>
+          </w:pPr>
         </w:p>
       </w:sdtContent>
     </w:sdt>
     <w:p>
       <w:pPr>
-        <w:pStyle w:val="Heading1"/>
+        <w:rPr>
+          <w:b/>
+          <w:bCs/>
+        </w:rPr>
+      </w:pPr>
+      <w:r>
+        <w:rPr>
+          <w:b/>
+          <w:bCs/>
+        </w:rPr>
+        <w:t>1. Account &amp; Authentication</w:t>
+      </w:r>
+    </w:p>
+    <w:p>
+      <w:pPr>
+        <w:numPr>
+          <w:ilvl w:val="0"/>
+          <w:numId w:val="6"/>
+        </w:numPr>
+      </w:pPr>
+      <w:r>
+        <w:rPr>
+          <w:b/>
+          <w:bCs/>
+        </w:rPr>
+        <w:t>Q: I created an account, but I don't see the "Vault Post" button.</w:t>
+      </w:r>
+    </w:p>
+    <w:p>
+      <w:pPr>
+        <w:numPr>
+          <w:ilvl w:val="1"/>
+          <w:numId w:val="6"/>
+        </w:numPr>
+      </w:pPr>
+      <w:r>
+        <w:rPr>
+          <w:b/>
+          <w:bCs/>
+        </w:rPr>
+        <w:t>A:</w:t>
+      </w:r>
+      <w:r>
+        <w:t xml:space="preserve"> Ensure you are fully logged in. The "Vault Post" and "Profile" features are only visible to authenticated Archivists. If you still don't see them, try refreshing your browser to clear the session cache.</w:t>
+      </w:r>
+    </w:p>
+    <w:p>
+      <w:pPr>
+        <w:numPr>
+          <w:ilvl w:val="0"/>
+          <w:numId w:val="6"/>
+        </w:numPr>
+      </w:pPr>
+      <w:r>
+        <w:rPr>
+          <w:b/>
+          <w:bCs/>
+        </w:rPr>
+        <w:t>Q: I forgot my password. How do I get back in?</w:t>
+      </w:r>
+    </w:p>
+    <w:p>
+      <w:pPr>
+        <w:numPr>
+          <w:ilvl w:val="1"/>
+          <w:numId w:val="6"/>
+        </w:numPr>
+      </w:pPr>
+      <w:r>
+        <w:rPr>
+          <w:b/>
+          <w:bCs/>
+        </w:rPr>
+        <w:t>A:</w:t>
+      </w:r>
+      <w:r>
+        <w:t xml:space="preserve"> On the Login page, select "Recover Password." Follow the prompts to reset your credentials via your registered email.</w:t>
+      </w:r>
+    </w:p>
+    <w:p>
+      <w:pPr>
+        <w:rPr>
+          <w:b/>
+          <w:bCs/>
+        </w:rPr>
+      </w:pPr>
+      <w:r>
+        <w:rPr>
+          <w:b/>
+          <w:bCs/>
+        </w:rPr>
+        <w:t>2. Recipe Management (CRUD)</w:t>
+      </w:r>
+    </w:p>
+    <w:p>
+      <w:pPr>
+        <w:numPr>
+          <w:ilvl w:val="0"/>
+          <w:numId w:val="7"/>
+        </w:numPr>
+      </w:pPr>
+      <w:r>
+        <w:rPr>
+          <w:b/>
+          <w:bCs/>
+        </w:rPr>
+        <w:t>Q: Why can’t I edit a specific recipe?</w:t>
+      </w:r>
+    </w:p>
+    <w:p>
+      <w:pPr>
+        <w:numPr>
+          <w:ilvl w:val="1"/>
+          <w:numId w:val="7"/>
+        </w:numPr>
+      </w:pPr>
+      <w:r>
+        <w:rPr>
+          <w:b/>
+          <w:bCs/>
+        </w:rPr>
+        <w:t>A:</w:t>
+      </w:r>
+      <w:r>
+        <w:t xml:space="preserve"> To maintain data integrity, you can only edit or delete recipes that </w:t>
+      </w:r>
+      <w:r>
+        <w:rPr>
+          <w:b/>
+          <w:bCs/>
+        </w:rPr>
+        <w:t>you</w:t>
+      </w:r>
+      <w:r>
+        <w:t xml:space="preserve"> authored. If the "Edit" button is missing, you are viewing an artifact deposited by another archivist.</w:t>
+      </w:r>
+    </w:p>
+    <w:p>
+      <w:pPr>
+        <w:numPr>
+          <w:ilvl w:val="0"/>
+          <w:numId w:val="7"/>
+        </w:numPr>
+      </w:pPr>
+      <w:r>
+        <w:rPr>
+          <w:b/>
+          <w:bCs/>
+        </w:rPr>
+        <w:t>Q: My image won't upload to the Vault.</w:t>
+      </w:r>
+    </w:p>
+    <w:p>
+      <w:pPr>
+        <w:numPr>
+          <w:ilvl w:val="1"/>
+          <w:numId w:val="7"/>
+        </w:numPr>
+      </w:pPr>
+      <w:r>
+        <w:rPr>
+          <w:b/>
+          <w:bCs/>
+        </w:rPr>
+        <w:t>A:</w:t>
+      </w:r>
+      <w:r>
+        <w:t xml:space="preserve"> Ensure your file is in .jpg or .</w:t>
+      </w:r>
+      <w:proofErr w:type="spellStart"/>
+      <w:r>
+        <w:t>png</w:t>
+      </w:r>
+      <w:proofErr w:type="spellEnd"/>
+      <w:r>
+        <w:t xml:space="preserve"> format and is under 5MB. High-resolution landscape images are preferred for the cinematic shelf display.</w:t>
+      </w:r>
+    </w:p>
+    <w:p>
+      <w:pPr>
+        <w:rPr>
+          <w:b/>
+          <w:bCs/>
+        </w:rPr>
+      </w:pPr>
+      <w:r>
+        <w:rPr>
+          <w:b/>
+          <w:bCs/>
+        </w:rPr>
+        <w:t>3. Display &amp; Navigation</w:t>
+      </w:r>
+    </w:p>
+    <w:p>
+      <w:pPr>
+        <w:numPr>
+          <w:ilvl w:val="0"/>
+          <w:numId w:val="8"/>
+        </w:numPr>
+      </w:pPr>
+      <w:r>
+        <w:rPr>
+          <w:b/>
+          <w:bCs/>
+        </w:rPr>
+        <w:t>Q: The search results are overlapping with the logo.</w:t>
+      </w:r>
+    </w:p>
+    <w:p>
+      <w:pPr>
+        <w:numPr>
+          <w:ilvl w:val="1"/>
+          <w:numId w:val="8"/>
+        </w:numPr>
+      </w:pPr>
+      <w:r>
+        <w:rPr>
+          <w:b/>
+          <w:bCs/>
+        </w:rPr>
+        <w:t>A:</w:t>
+      </w:r>
+      <w:r>
+        <w:t xml:space="preserve"> This is usually a browser scaling issue. Ensure your zoom is set to </w:t>
+      </w:r>
+      <w:r>
+        <w:rPr>
+          <w:b/>
+          <w:bCs/>
+        </w:rPr>
+        <w:t>100%</w:t>
+      </w:r>
+      <w:r>
+        <w:t>. We have implemented a "Safe Zone" padding of 150px to prevent this, but older browser versions may require a hard refresh (Ctrl + F5).</w:t>
+      </w:r>
+    </w:p>
+    <w:p>
+      <w:pPr>
+        <w:numPr>
+          <w:ilvl w:val="0"/>
+          <w:numId w:val="8"/>
+        </w:numPr>
+      </w:pPr>
+      <w:r>
+        <w:rPr>
+          <w:b/>
+          <w:bCs/>
+        </w:rPr>
+        <w:t>Q: The "Unlock the Vault" ad keeps appearing every time I click a link.</w:t>
+      </w:r>
+    </w:p>
+    <w:p>
+      <w:pPr>
+        <w:numPr>
+          <w:ilvl w:val="1"/>
+          <w:numId w:val="8"/>
+        </w:numPr>
+      </w:pPr>
+      <w:r>
+        <w:rPr>
+          <w:b/>
+          <w:bCs/>
+        </w:rPr>
+        <w:t>A:</w:t>
+      </w:r>
+      <w:r>
+        <w:t xml:space="preserve"> This happens if your browser is blocking "Session Storage." Ensure that cookies and site data are enabled for whiskyvault.com. Once you close the ad once, it should remain hidden for the duration of your session.</w:t>
+      </w:r>
+    </w:p>
+    <w:p>
+      <w:pPr>
+        <w:rPr>
+          <w:lang w:val="en-US"/>
+        </w:rPr>
+      </w:pPr>
+    </w:p>
+    <w:p>
+      <w:pPr>
+        <w:rPr>
+          <w:lang w:val="en-US"/>
+        </w:rPr>
+      </w:pPr>
+    </w:p>
+    <w:p>
+      <w:pPr>
         <w:spacing w:line="240" w:lineRule="auto"/>
         <w:rPr>
+          <w:rFonts w:asciiTheme="majorHAnsi" w:eastAsiaTheme="majorEastAsia" w:hAnsiTheme="majorHAnsi" w:cstheme="majorBidi"/>
+          <w:color w:val="2F5496" w:themeColor="accent1" w:themeShade="BF"/>
           <w:sz w:val="40"/>
           <w:szCs w:val="40"/>
           <w:lang w:val="en-US"/>
         </w:rPr>
       </w:pPr>
-      <w:r>
-        <w:rPr>
-          <w:sz w:val="40"/>
-          <w:szCs w:val="40"/>
-          <w:lang w:val="en-US"/>
-        </w:rPr>
-        <w:lastRenderedPageBreak/>
-        <w:t>F</w:t>
-      </w:r>
-      <w:r>
-        <w:rPr>
-          <w:sz w:val="40"/>
-          <w:szCs w:val="40"/>
-          <w:lang w:val="en-US"/>
-        </w:rPr>
-        <w:t>requently Asked Questions</w:t>
-      </w:r>
     </w:p>
     <w:p>
       <w:pPr>
         <w:spacing w:line="240" w:lineRule="auto"/>
         <w:rPr>
-          <w:lang w:val="en-US"/>
-        </w:rPr>
-      </w:pPr>
-    </w:p>
-    <w:p>
-      <w:pPr>
-        <w:pStyle w:val="Heading2"/>
-        <w:rPr>
-          <w:lang w:val="en-US"/>
-        </w:rPr>
-      </w:pPr>
-      <w:r>
-        <w:rPr>
-          <w:lang w:val="en-US"/>
-        </w:rPr>
-        <w:t>What packages do I need to use the app</w:t>
-      </w:r>
-      <w:r>
-        <w:rPr>
-          <w:lang w:val="en-US"/>
-        </w:rPr>
-        <w:t>?</w:t>
-      </w:r>
-    </w:p>
-    <w:p>
-      <w:pPr>
-        <w:pStyle w:val="ListParagraph"/>
+          <w:rFonts w:ascii="Segoe UI Emoji" w:hAnsi="Segoe UI Emoji" w:cs="Segoe UI Emoji"/>
+          <w:b/>
+          <w:bCs/>
+        </w:rPr>
+      </w:pPr>
+    </w:p>
+    <w:p>
+      <w:pPr>
+        <w:spacing w:line="240" w:lineRule="auto"/>
+        <w:rPr>
+          <w:b/>
+          <w:bCs/>
+        </w:rPr>
+      </w:pPr>
+      <w:r>
+        <w:rPr>
+          <w:rFonts w:ascii="Segoe UI Emoji" w:hAnsi="Segoe UI Emoji" w:cs="Segoe UI Emoji"/>
+          <w:b/>
+          <w:bCs/>
+        </w:rPr>
+        <w:t>🏛️</w:t>
+      </w:r>
+      <w:r>
+        <w:rPr>
+          <w:b/>
+          <w:bCs/>
+        </w:rPr>
+        <w:t xml:space="preserve"> WHISKY Vault | Project Showcase Script</w:t>
+      </w:r>
+    </w:p>
+    <w:p>
+      <w:pPr>
+        <w:spacing w:line="240" w:lineRule="auto"/>
+        <w:rPr>
+          <w:b/>
+          <w:bCs/>
+        </w:rPr>
+      </w:pPr>
+    </w:p>
+    <w:p>
+      <w:pPr>
+        <w:spacing w:line="240" w:lineRule="auto"/>
+        <w:rPr>
+          <w:b/>
+          <w:bCs/>
+        </w:rPr>
+      </w:pPr>
+      <w:r>
+        <w:rPr>
+          <w:b/>
+          <w:bCs/>
+        </w:rPr>
+        <w:t>1. The Grand Entry (Branding &amp; Navigation)</w:t>
+      </w:r>
+    </w:p>
+    <w:p>
+      <w:pPr>
         <w:numPr>
           <w:ilvl w:val="0"/>
-          <w:numId w:val="4"/>
+          <w:numId w:val="9"/>
         </w:numPr>
         <w:spacing w:line="240" w:lineRule="auto"/>
-        <w:rPr>
-          <w:lang w:val="en-US"/>
-        </w:rPr>
-      </w:pPr>
-      <w:r>
-        <w:rPr>
-          <w:lang w:val="en-US"/>
-        </w:rPr>
-        <w:t>Pandas</w:t>
-      </w:r>
-    </w:p>
-    <w:p>
-      <w:pPr>
-        <w:pStyle w:val="ListParagraph"/>
+      </w:pPr>
+      <w:r>
+        <w:rPr>
+          <w:b/>
+          <w:bCs/>
+        </w:rPr>
+        <w:t>Action:</w:t>
+      </w:r>
+      <w:r>
+        <w:t xml:space="preserve"> Open the Homepage. Let the video slider play for 3–5 seconds.</w:t>
+      </w:r>
+    </w:p>
+    <w:p>
+      <w:pPr>
         <w:numPr>
           <w:ilvl w:val="0"/>
-          <w:numId w:val="4"/>
+          <w:numId w:val="9"/>
         </w:numPr>
         <w:spacing w:line="240" w:lineRule="auto"/>
-        <w:rPr>
-          <w:lang w:val="en-US"/>
-        </w:rPr>
-      </w:pPr>
-      <w:r>
-        <w:rPr>
-          <w:lang w:val="en-US"/>
-        </w:rPr>
-        <w:t>Numpy</w:t>
-      </w:r>
-    </w:p>
-    <w:p>
-      <w:pPr>
-        <w:pStyle w:val="ListParagraph"/>
+      </w:pPr>
+      <w:r>
+        <w:rPr>
+          <w:b/>
+          <w:bCs/>
+        </w:rPr>
+        <w:t>Narrative:</w:t>
+      </w:r>
+      <w:r>
+        <w:t xml:space="preserve"> </w:t>
+      </w:r>
+      <w:r>
+        <w:rPr>
+          <w:i/>
+          <w:iCs/>
+        </w:rPr>
+        <w:t>"Welcome to WHISKY, a high-end digital sanctuary for global gastronomy. As you can see, we’ve prioritized a cinematic brand identity using a deep charcoal and gold palette, anchored by a dynamic Chef’s Special video hero section."</w:t>
+      </w:r>
+    </w:p>
+    <w:p>
+      <w:pPr>
         <w:numPr>
           <w:ilvl w:val="0"/>
-          <w:numId w:val="4"/>
+          <w:numId w:val="9"/>
         </w:numPr>
         <w:spacing w:line="240" w:lineRule="auto"/>
-        <w:rPr>
-          <w:lang w:val="en-US"/>
-        </w:rPr>
-      </w:pPr>
-      <w:r>
-        <w:rPr>
-          <w:lang w:val="en-US"/>
-        </w:rPr>
-        <w:t>Matplotlib</w:t>
-      </w:r>
-    </w:p>
-    <w:p>
-      <w:pPr>
-        <w:pStyle w:val="ListParagraph"/>
+      </w:pPr>
+      <w:r>
+        <w:rPr>
+          <w:b/>
+          <w:bCs/>
+        </w:rPr>
+        <w:t>Action:</w:t>
+      </w:r>
+      <w:r>
+        <w:t xml:space="preserve"> Hover over the Navbar dropdowns.</w:t>
+      </w:r>
+    </w:p>
+    <w:p>
+      <w:pPr>
         <w:numPr>
           <w:ilvl w:val="0"/>
-          <w:numId w:val="4"/>
+          <w:numId w:val="9"/>
         </w:numPr>
         <w:spacing w:line="240" w:lineRule="auto"/>
-        <w:rPr>
-          <w:lang w:val="en-US"/>
-        </w:rPr>
-      </w:pPr>
-      <w:r>
-        <w:rPr>
-          <w:lang w:val="en-US"/>
-        </w:rPr>
-        <w:t>Sci-kit learn</w:t>
-      </w:r>
-    </w:p>
-    <w:p>
-      <w:pPr>
-        <w:pStyle w:val="ListParagraph"/>
+      </w:pPr>
+      <w:r>
+        <w:rPr>
+          <w:b/>
+          <w:bCs/>
+        </w:rPr>
+        <w:t>Narrative:</w:t>
+      </w:r>
+      <w:r>
+        <w:t xml:space="preserve"> </w:t>
+      </w:r>
+      <w:r>
+        <w:rPr>
+          <w:i/>
+          <w:iCs/>
+        </w:rPr>
+        <w:t xml:space="preserve">"Our navigation is structured for elite curation, featuring Daily Recipes, Health &amp; Diet, and Holiday archives, all accessible via these blurred </w:t>
+      </w:r>
+      <w:proofErr w:type="spellStart"/>
+      <w:r>
+        <w:rPr>
+          <w:i/>
+          <w:iCs/>
+        </w:rPr>
+        <w:t>glassmorphism</w:t>
+      </w:r>
+      <w:proofErr w:type="spellEnd"/>
+      <w:r>
+        <w:rPr>
+          <w:i/>
+          <w:iCs/>
+        </w:rPr>
+        <w:t xml:space="preserve"> dropdowns."</w:t>
+      </w:r>
+    </w:p>
+    <w:p>
+      <w:pPr>
+        <w:spacing w:line="240" w:lineRule="auto"/>
+        <w:rPr>
+          <w:b/>
+          <w:bCs/>
+        </w:rPr>
+      </w:pPr>
+      <w:r>
+        <w:rPr>
+          <w:b/>
+          <w:bCs/>
+        </w:rPr>
+        <w:t>2. Community Trust (Feedback &amp; Footer)</w:t>
+      </w:r>
+    </w:p>
+    <w:p>
+      <w:pPr>
         <w:numPr>
           <w:ilvl w:val="0"/>
-          <w:numId w:val="4"/>
+          <w:numId w:val="10"/>
         </w:numPr>
         <w:spacing w:line="240" w:lineRule="auto"/>
-        <w:rPr>
-          <w:lang w:val="en-US"/>
-        </w:rPr>
-      </w:pPr>
-      <w:r>
-        <w:rPr>
-          <w:lang w:val="en-US"/>
-        </w:rPr>
-        <w:t>Joblib</w:t>
-      </w:r>
-    </w:p>
-    <w:p>
-      <w:pPr>
-        <w:pStyle w:val="ListParagraph"/>
+      </w:pPr>
+      <w:r>
+        <w:rPr>
+          <w:b/>
+          <w:bCs/>
+        </w:rPr>
+        <w:t>Action:</w:t>
+      </w:r>
+      <w:r>
+        <w:t xml:space="preserve"> Scroll down to the "Voices from the Vault" section.</w:t>
+      </w:r>
+    </w:p>
+    <w:p>
+      <w:pPr>
         <w:numPr>
           <w:ilvl w:val="0"/>
-          <w:numId w:val="4"/>
+          <w:numId w:val="10"/>
         </w:numPr>
         <w:spacing w:line="240" w:lineRule="auto"/>
-        <w:rPr>
-          <w:lang w:val="en-US"/>
-        </w:rPr>
-      </w:pPr>
-      <w:r>
-        <w:rPr>
-          <w:lang w:val="en-US"/>
-        </w:rPr>
-        <w:t>X</w:t>
-      </w:r>
-      <w:r>
-        <w:rPr>
-          <w:lang w:val="en-US"/>
-        </w:rPr>
-        <w:t>gboost</w:t>
-      </w:r>
-    </w:p>
-    <w:p>
-      <w:pPr>
-        <w:pStyle w:val="ListParagraph"/>
-        <w:spacing w:line="240" w:lineRule="auto"/>
-        <w:rPr>
-          <w:lang w:val="en-US"/>
-        </w:rPr>
-      </w:pPr>
-    </w:p>
-    <w:p>
-      <w:pPr>
-        <w:pStyle w:val="Heading2"/>
-        <w:rPr>
-          <w:lang w:val="en-US"/>
-        </w:rPr>
-      </w:pPr>
-      <w:r>
-        <w:rPr>
-          <w:lang w:val="en-US"/>
-        </w:rPr>
-        <w:t>How do I install the packages?</w:t>
-      </w:r>
-    </w:p>
-    <w:p>
-      <w:pPr>
-        <w:rPr>
-          <w:lang w:val="en-US"/>
-        </w:rPr>
-      </w:pPr>
-      <w:r>
-        <w:rPr>
-          <w:lang w:val="en-US"/>
-        </w:rPr>
-        <w:t>Use these commands in the terminal</w:t>
-      </w:r>
-    </w:p>
-    <w:p>
-      <w:pPr>
-        <w:pStyle w:val="ListParagraph"/>
+      </w:pPr>
+      <w:r>
+        <w:rPr>
+          <w:b/>
+          <w:bCs/>
+        </w:rPr>
+        <w:t>Narrative:</w:t>
+      </w:r>
+      <w:r>
+        <w:t xml:space="preserve"> </w:t>
+      </w:r>
+      <w:r>
+        <w:rPr>
+          <w:i/>
+          <w:iCs/>
+        </w:rPr>
+        <w:t>"To build community trust, we’ve integrated a feedback section featuring testimonials from our global users, ensuring the archive feels lived-in and credible."</w:t>
+      </w:r>
+    </w:p>
+    <w:p>
+      <w:pPr>
         <w:numPr>
           <w:ilvl w:val="0"/>
-          <w:numId w:val="5"/>
+          <w:numId w:val="10"/>
         </w:numPr>
         <w:spacing w:line="240" w:lineRule="auto"/>
-        <w:rPr>
-          <w:rFonts w:cstheme="minorHAnsi"/>
-          <w:lang w:val="en-US"/>
-        </w:rPr>
-      </w:pPr>
-      <w:r>
-        <w:rPr>
-          <w:rFonts w:cstheme="minorHAnsi"/>
-          <w:lang w:val="en-US"/>
-        </w:rPr>
-        <w:t>pip install pandas</w:t>
-      </w:r>
-    </w:p>
-    <w:p>
-      <w:pPr>
-        <w:pStyle w:val="ListParagraph"/>
+      </w:pPr>
+      <w:r>
+        <w:rPr>
+          <w:b/>
+          <w:bCs/>
+        </w:rPr>
+        <w:t>Action:</w:t>
+      </w:r>
+      <w:r>
+        <w:t xml:space="preserve"> Scroll to the Footer.</w:t>
+      </w:r>
+    </w:p>
+    <w:p>
+      <w:pPr>
         <w:numPr>
           <w:ilvl w:val="0"/>
-          <w:numId w:val="5"/>
+          <w:numId w:val="10"/>
         </w:numPr>
         <w:spacing w:line="240" w:lineRule="auto"/>
-        <w:rPr>
-          <w:rFonts w:cstheme="minorHAnsi"/>
-          <w:lang w:val="en-US"/>
-        </w:rPr>
-      </w:pPr>
-      <w:r>
-        <w:rPr>
-          <w:rFonts w:cstheme="minorHAnsi"/>
-          <w:lang w:val="en-US"/>
-        </w:rPr>
-        <w:t>pip install numpy</w:t>
-      </w:r>
-    </w:p>
-    <w:p>
-      <w:pPr>
-        <w:pStyle w:val="ListParagraph"/>
+      </w:pPr>
+      <w:r>
+        <w:rPr>
+          <w:b/>
+          <w:bCs/>
+        </w:rPr>
+        <w:t>Narrative:</w:t>
+      </w:r>
+      <w:r>
+        <w:t xml:space="preserve"> </w:t>
+      </w:r>
+      <w:r>
+        <w:rPr>
+          <w:i/>
+          <w:iCs/>
+        </w:rPr>
+        <w:t>"The footer contains all developer credentials and social links, maintaining a consistent UI across every page of the application."</w:t>
+      </w:r>
+    </w:p>
+    <w:p>
+      <w:pPr>
+        <w:spacing w:line="240" w:lineRule="auto"/>
+        <w:rPr>
+          <w:b/>
+          <w:bCs/>
+        </w:rPr>
+      </w:pPr>
+      <w:r>
+        <w:rPr>
+          <w:b/>
+          <w:bCs/>
+        </w:rPr>
+        <w:t>3. The Archivist's Journey (Authentication &amp; CRUD)</w:t>
+      </w:r>
+    </w:p>
+    <w:p>
+      <w:pPr>
         <w:numPr>
           <w:ilvl w:val="0"/>
-          <w:numId w:val="5"/>
+          <w:numId w:val="11"/>
         </w:numPr>
         <w:spacing w:line="240" w:lineRule="auto"/>
-        <w:rPr>
-          <w:rFonts w:cstheme="minorHAnsi"/>
-          <w:lang w:val="en-US"/>
-        </w:rPr>
-      </w:pPr>
-      <w:r>
-        <w:rPr>
-          <w:rFonts w:cstheme="minorHAnsi"/>
-          <w:lang w:val="en-US"/>
-        </w:rPr>
-        <w:t>pip install matplotlib</w:t>
-      </w:r>
-      <w:r>
-        <w:rPr>
-          <w:rFonts w:cstheme="minorHAnsi"/>
-          <w:lang w:val="en-US"/>
-        </w:rPr>
-        <w:tab/>
-      </w:r>
-    </w:p>
-    <w:p>
-      <w:pPr>
-        <w:pStyle w:val="ListParagraph"/>
+      </w:pPr>
+      <w:r>
+        <w:rPr>
+          <w:b/>
+          <w:bCs/>
+        </w:rPr>
+        <w:t>Action:</w:t>
+      </w:r>
+      <w:r>
+        <w:t xml:space="preserve"> Click "Sign Up" or "Login."</w:t>
+      </w:r>
+    </w:p>
+    <w:p>
+      <w:pPr>
         <w:numPr>
           <w:ilvl w:val="0"/>
-          <w:numId w:val="5"/>
+          <w:numId w:val="11"/>
         </w:numPr>
         <w:spacing w:line="240" w:lineRule="auto"/>
-        <w:rPr>
-          <w:rFonts w:cstheme="minorHAnsi"/>
-          <w:lang w:val="en-US"/>
-        </w:rPr>
-      </w:pPr>
-      <w:r>
-        <w:rPr>
-          <w:rFonts w:cstheme="minorHAnsi"/>
-          <w:lang w:val="en-US"/>
-        </w:rPr>
-        <w:t>pip install sci-kit learn</w:t>
-      </w:r>
-    </w:p>
-    <w:p>
-      <w:pPr>
-        <w:pStyle w:val="ListParagraph"/>
+      </w:pPr>
+      <w:r>
+        <w:rPr>
+          <w:b/>
+          <w:bCs/>
+        </w:rPr>
+        <w:t>Narrative:</w:t>
+      </w:r>
+      <w:r>
+        <w:t xml:space="preserve"> </w:t>
+      </w:r>
+      <w:r>
+        <w:rPr>
+          <w:i/>
+          <w:iCs/>
+        </w:rPr>
+        <w:t>"The Vault utilizes a secure Django authentication system. Once an archivist is logged in, the interface shifts to allow content management."</w:t>
+      </w:r>
+    </w:p>
+    <w:p>
+      <w:pPr>
         <w:numPr>
           <w:ilvl w:val="0"/>
-          <w:numId w:val="5"/>
+          <w:numId w:val="11"/>
         </w:numPr>
         <w:spacing w:line="240" w:lineRule="auto"/>
-        <w:rPr>
-          <w:rFonts w:cstheme="minorHAnsi"/>
-          <w:lang w:val="en-US"/>
-        </w:rPr>
-      </w:pPr>
-      <w:r>
-        <w:rPr>
-          <w:rFonts w:cstheme="minorHAnsi"/>
-          <w:lang w:val="en-US"/>
-        </w:rPr>
-        <w:t>pip install joblib</w:t>
-      </w:r>
-    </w:p>
-    <w:p>
-      <w:pPr>
-        <w:pStyle w:val="ListParagraph"/>
+      </w:pPr>
+      <w:r>
+        <w:rPr>
+          <w:b/>
+          <w:bCs/>
+        </w:rPr>
+        <w:t>Action:</w:t>
+      </w:r>
+      <w:r>
+        <w:t xml:space="preserve"> Click "+ Vault Post" and show the form (don't have to fill it all, just show it).</w:t>
+      </w:r>
+    </w:p>
+    <w:p>
+      <w:pPr>
         <w:numPr>
           <w:ilvl w:val="0"/>
-          <w:numId w:val="5"/>
+          <w:numId w:val="11"/>
         </w:numPr>
         <w:spacing w:line="240" w:lineRule="auto"/>
-        <w:rPr>
-          <w:rFonts w:cstheme="minorHAnsi"/>
+      </w:pPr>
+      <w:r>
+        <w:rPr>
+          <w:b/>
+          <w:bCs/>
+        </w:rPr>
+        <w:t>Narrative:</w:t>
+      </w:r>
+      <w:r>
+        <w:t xml:space="preserve"> </w:t>
+      </w:r>
+      <w:r>
+        <w:rPr>
+          <w:i/>
+          <w:iCs/>
+        </w:rPr>
+        <w:t>"Logged-in users can deposit new artifacts. This form captures essential data including imagery, dietary requirements, and specific event tags like 'Eid' or 'Keto'."</w:t>
+      </w:r>
+    </w:p>
+    <w:p>
+      <w:pPr>
+        <w:numPr>
+          <w:ilvl w:val="0"/>
+          <w:numId w:val="11"/>
+        </w:numPr>
+        <w:spacing w:line="240" w:lineRule="auto"/>
+      </w:pPr>
+      <w:r>
+        <w:rPr>
+          <w:b/>
+          <w:bCs/>
+        </w:rPr>
+        <w:t>Action:</w:t>
+      </w:r>
+      <w:r>
+        <w:t xml:space="preserve"> Go to your Profile and click a recipe you created.</w:t>
+      </w:r>
+    </w:p>
+    <w:p>
+      <w:pPr>
+        <w:numPr>
+          <w:ilvl w:val="0"/>
+          <w:numId w:val="11"/>
+        </w:numPr>
+        <w:spacing w:line="240" w:lineRule="auto"/>
+      </w:pPr>
+      <w:r>
+        <w:rPr>
+          <w:b/>
+          <w:bCs/>
+        </w:rPr>
+        <w:t>Narrative:</w:t>
+      </w:r>
+      <w:r>
+        <w:t xml:space="preserve"> </w:t>
+      </w:r>
+      <w:r>
+        <w:rPr>
+          <w:i/>
+          <w:iCs/>
+        </w:rPr>
+        <w:t>"Archivists have full ownership. Here, I can edit or delete my own records, fostering a sense of community contribution and data integrity."</w:t>
+      </w:r>
+    </w:p>
+    <w:p>
+      <w:pPr>
+        <w:spacing w:line="240" w:lineRule="auto"/>
+        <w:rPr>
+          <w:b/>
+          <w:bCs/>
+        </w:rPr>
+      </w:pPr>
+      <w:r>
+        <w:rPr>
+          <w:b/>
+          <w:bCs/>
+        </w:rPr>
+        <w:t>4. Intelligence &amp; Discovery (Search &amp; Filtering)</w:t>
+      </w:r>
+    </w:p>
+    <w:p>
+      <w:pPr>
+        <w:numPr>
+          <w:ilvl w:val="0"/>
+          <w:numId w:val="12"/>
+        </w:numPr>
+        <w:spacing w:line="240" w:lineRule="auto"/>
+      </w:pPr>
+      <w:r>
+        <w:rPr>
+          <w:b/>
+          <w:bCs/>
+        </w:rPr>
+        <w:t>Action:</w:t>
+      </w:r>
+      <w:r>
+        <w:t xml:space="preserve"> Go to the Home search bar and type "Steak" or "Vegan."</w:t>
+      </w:r>
+    </w:p>
+    <w:p>
+      <w:pPr>
+        <w:numPr>
+          <w:ilvl w:val="0"/>
+          <w:numId w:val="12"/>
+        </w:numPr>
+        <w:spacing w:line="240" w:lineRule="auto"/>
+      </w:pPr>
+      <w:r>
+        <w:rPr>
+          <w:b/>
+          <w:bCs/>
+        </w:rPr>
+        <w:lastRenderedPageBreak/>
+        <w:t>Narrative:</w:t>
+      </w:r>
+      <w:r>
+        <w:t xml:space="preserve"> </w:t>
+      </w:r>
+      <w:r>
+        <w:rPr>
+          <w:i/>
+          <w:iCs/>
+        </w:rPr>
+        <w:t xml:space="preserve">"Our advanced search functionality allows for instant discovery. Notice the </w:t>
+      </w:r>
+      <w:proofErr w:type="spellStart"/>
+      <w:r>
+        <w:rPr>
+          <w:i/>
+          <w:iCs/>
+        </w:rPr>
+        <w:t>glassmorphism</w:t>
+      </w:r>
+      <w:proofErr w:type="spellEnd"/>
+      <w:r>
+        <w:rPr>
+          <w:i/>
+          <w:iCs/>
+        </w:rPr>
+        <w:t xml:space="preserve"> design that keeps the focus on the culinary imagery while filtering the database."</w:t>
+      </w:r>
+    </w:p>
+    <w:p>
+      <w:pPr>
+        <w:numPr>
+          <w:ilvl w:val="0"/>
+          <w:numId w:val="12"/>
+        </w:numPr>
+        <w:spacing w:line="240" w:lineRule="auto"/>
+      </w:pPr>
+      <w:r>
+        <w:rPr>
+          <w:b/>
+          <w:bCs/>
+        </w:rPr>
+        <w:t>Action:</w:t>
+      </w:r>
+      <w:r>
+        <w:t xml:space="preserve"> Click a "Daily Recipe" link like "Dinner."</w:t>
+      </w:r>
+    </w:p>
+    <w:p>
+      <w:pPr>
+        <w:numPr>
+          <w:ilvl w:val="0"/>
+          <w:numId w:val="12"/>
+        </w:numPr>
+        <w:spacing w:line="240" w:lineRule="auto"/>
+      </w:pPr>
+      <w:r>
+        <w:rPr>
+          <w:b/>
+          <w:bCs/>
+        </w:rPr>
+        <w:t>Narrative:</w:t>
+      </w:r>
+      <w:r>
+        <w:t xml:space="preserve"> </w:t>
+      </w:r>
+      <w:r>
+        <w:rPr>
+          <w:i/>
+          <w:iCs/>
+        </w:rPr>
+        <w:t>"Clicking any category redirects the user to a filtered archive shelf, displaying at least three high-quality records per category as per Phase 1 requirements."</w:t>
+      </w:r>
+    </w:p>
+    <w:p>
+      <w:pPr>
+        <w:spacing w:line="240" w:lineRule="auto"/>
+        <w:rPr>
+          <w:b/>
+          <w:bCs/>
+        </w:rPr>
+      </w:pPr>
+      <w:r>
+        <w:rPr>
+          <w:b/>
+          <w:bCs/>
+        </w:rPr>
+        <w:t>5. Closing Statement</w:t>
+      </w:r>
+    </w:p>
+    <w:p>
+      <w:pPr>
+        <w:numPr>
+          <w:ilvl w:val="0"/>
+          <w:numId w:val="13"/>
+        </w:numPr>
+        <w:spacing w:line="240" w:lineRule="auto"/>
+      </w:pPr>
+      <w:r>
+        <w:rPr>
+          <w:b/>
+          <w:bCs/>
+        </w:rPr>
+        <w:t>Narrative:</w:t>
+      </w:r>
+      <w:r>
+        <w:t xml:space="preserve"> </w:t>
+      </w:r>
+      <w:r>
+        <w:rPr>
+          <w:i/>
+          <w:iCs/>
+        </w:rPr>
+        <w:t>"By combining Django’s robust backend with a modern, responsive frontend, the WHISKY Vault stands as a sophisticated repository for food lovers worldwide. The project is fully version-controlled on GitHub and supported by comprehensive user documentation."</w:t>
+      </w:r>
+    </w:p>
+    <w:p>
+      <w:pPr>
+        <w:spacing w:line="240" w:lineRule="auto"/>
+        <w:rPr>
           <w:lang w:val="en-US"/>
         </w:rPr>
       </w:pPr>
-      <w:r>
-        <w:rPr>
-          <w:rFonts w:cstheme="minorHAnsi"/>
-          <w:lang w:val="en-US"/>
-        </w:rPr>
-        <w:t>pip install xgboost</w:t>
-      </w:r>
-    </w:p>
-    <w:p>
-      <w:pPr>
-        <w:pStyle w:val="Heading2"/>
-        <w:rPr>
-          <w:lang w:val="en-US"/>
-        </w:rPr>
-      </w:pPr>
-    </w:p>
-    <w:p>
-      <w:pPr>
-        <w:pStyle w:val="Heading2"/>
-        <w:rPr>
-          <w:lang w:val="en-US"/>
-        </w:rPr>
-      </w:pPr>
-      <w:r>
-        <w:rPr>
-          <w:lang w:val="en-US"/>
-        </w:rPr>
-        <w:t>How do I add another model</w:t>
-      </w:r>
-      <w:r>
-        <w:rPr>
-          <w:lang w:val="en-US"/>
-        </w:rPr>
-        <w:t>?</w:t>
-      </w:r>
-    </w:p>
-    <w:p>
-      <w:pPr>
-        <w:spacing w:line="240" w:lineRule="auto"/>
-        <w:rPr>
-          <w:lang w:val="en-US"/>
-        </w:rPr>
-      </w:pPr>
-      <w:r>
-        <w:rPr>
-          <w:lang w:val="en-US"/>
-        </w:rPr>
-        <w:t xml:space="preserve">To add another model of an existing model type, under the trainModels method, find the model_types list. Then enter the name of the model you want in quotations, </w:t>
-      </w:r>
-      <w:r>
-        <w:rPr>
-          <w:lang w:val="en-US"/>
-        </w:rPr>
-        <w:t>e.g.,</w:t>
-      </w:r>
-      <w:r>
-        <w:rPr>
-          <w:lang w:val="en-US"/>
-        </w:rPr>
-        <w:t xml:space="preserve"> “LinearRegression”.</w:t>
-      </w:r>
-    </w:p>
-    <w:p>
-      <w:pPr>
-        <w:pStyle w:val="Heading2"/>
-        <w:rPr>
-          <w:lang w:val="en-US"/>
-        </w:rPr>
-      </w:pPr>
-    </w:p>
-    <w:p>
-      <w:pPr>
-        <w:pStyle w:val="Heading2"/>
-        <w:rPr>
-          <w:lang w:val="en-US"/>
-        </w:rPr>
-      </w:pPr>
-      <w:r>
-        <w:rPr>
-          <w:lang w:val="en-US"/>
-        </w:rPr>
-        <w:t>How do I add a model of a different type?</w:t>
-      </w:r>
-    </w:p>
-    <w:p>
-      <w:pPr>
-        <w:rPr>
-          <w:lang w:val="en-US"/>
-        </w:rPr>
-      </w:pPr>
-      <w:r>
-        <w:rPr>
-          <w:lang w:val="en-US"/>
-        </w:rPr>
-        <w:t xml:space="preserve">To add a model of a different type, you will need to install the appropriate packages. Then in the ModelFactory class, add </w:t>
-      </w:r>
-    </w:p>
-    <w:p>
-      <w:pPr>
-        <w:shd w:val="clear" w:color="auto" w:fill="1F1F1F"/>
-        <w:spacing w:after="0" w:line="285" w:lineRule="atLeast"/>
-        <w:rPr>
-          <w:rFonts w:ascii="Consolas" w:eastAsia="Times New Roman" w:hAnsi="Consolas" w:cs="Times New Roman"/>
-          <w:color w:val="CCCCCC"/>
-          <w:kern w:val="0"/>
-          <w:sz w:val="21"/>
-          <w:szCs w:val="21"/>
-          <w:lang w:eastAsia="en-NZ"/>
-          <w14:ligatures w14:val="none"/>
-        </w:rPr>
-      </w:pPr>
-      <w:r>
-        <w:rPr>
-          <w:rFonts w:ascii="Consolas" w:eastAsia="Times New Roman" w:hAnsi="Consolas" w:cs="Times New Roman"/>
-          <w:color w:val="C586C0"/>
-          <w:kern w:val="0"/>
-          <w:sz w:val="21"/>
-          <w:szCs w:val="21"/>
-          <w:lang w:eastAsia="en-NZ"/>
-          <w14:ligatures w14:val="none"/>
-        </w:rPr>
-        <w:t>elif</w:t>
-      </w:r>
-      <w:r>
-        <w:rPr>
-          <w:rFonts w:ascii="Consolas" w:eastAsia="Times New Roman" w:hAnsi="Consolas" w:cs="Times New Roman"/>
-          <w:color w:val="CCCCCC"/>
-          <w:kern w:val="0"/>
-          <w:sz w:val="21"/>
-          <w:szCs w:val="21"/>
-          <w:lang w:eastAsia="en-NZ"/>
-          <w14:ligatures w14:val="none"/>
-        </w:rPr>
-        <w:t xml:space="preserve"> </w:t>
-      </w:r>
-      <w:r>
-        <w:rPr>
-          <w:rFonts w:ascii="Consolas" w:eastAsia="Times New Roman" w:hAnsi="Consolas" w:cs="Times New Roman"/>
-          <w:color w:val="9CDCFE"/>
-          <w:kern w:val="0"/>
-          <w:sz w:val="21"/>
-          <w:szCs w:val="21"/>
-          <w:lang w:eastAsia="en-NZ"/>
-          <w14:ligatures w14:val="none"/>
-        </w:rPr>
-        <w:t>model_type</w:t>
-      </w:r>
-      <w:r>
-        <w:rPr>
-          <w:rFonts w:ascii="Consolas" w:eastAsia="Times New Roman" w:hAnsi="Consolas" w:cs="Times New Roman"/>
-          <w:color w:val="CCCCCC"/>
-          <w:kern w:val="0"/>
-          <w:sz w:val="21"/>
-          <w:szCs w:val="21"/>
-          <w:lang w:eastAsia="en-NZ"/>
-          <w14:ligatures w14:val="none"/>
-        </w:rPr>
-        <w:t xml:space="preserve"> </w:t>
-      </w:r>
-      <w:r>
-        <w:rPr>
-          <w:rFonts w:ascii="Consolas" w:eastAsia="Times New Roman" w:hAnsi="Consolas" w:cs="Times New Roman"/>
-          <w:color w:val="D4D4D4"/>
-          <w:kern w:val="0"/>
-          <w:sz w:val="21"/>
-          <w:szCs w:val="21"/>
-          <w:lang w:eastAsia="en-NZ"/>
-          <w14:ligatures w14:val="none"/>
-        </w:rPr>
-        <w:t>==</w:t>
-      </w:r>
-      <w:r>
-        <w:rPr>
-          <w:rFonts w:ascii="Consolas" w:eastAsia="Times New Roman" w:hAnsi="Consolas" w:cs="Times New Roman"/>
-          <w:color w:val="CCCCCC"/>
-          <w:kern w:val="0"/>
-          <w:sz w:val="21"/>
-          <w:szCs w:val="21"/>
-          <w:lang w:eastAsia="en-NZ"/>
-          <w14:ligatures w14:val="none"/>
-        </w:rPr>
-        <w:t xml:space="preserve"> </w:t>
-      </w:r>
-      <w:r>
-        <w:rPr>
-          <w:rFonts w:ascii="Consolas" w:eastAsia="Times New Roman" w:hAnsi="Consolas" w:cs="Times New Roman"/>
-          <w:color w:val="CE9178"/>
-          <w:kern w:val="0"/>
-          <w:sz w:val="21"/>
-          <w:szCs w:val="21"/>
-          <w:lang w:eastAsia="en-NZ"/>
-          <w14:ligatures w14:val="none"/>
-        </w:rPr>
-        <w:t>"</w:t>
-      </w:r>
-      <w:r>
-        <w:rPr>
-          <w:rFonts w:ascii="Consolas" w:eastAsia="Times New Roman" w:hAnsi="Consolas" w:cs="Times New Roman"/>
-          <w:color w:val="CE9178"/>
-          <w:kern w:val="0"/>
-          <w:sz w:val="21"/>
-          <w:szCs w:val="21"/>
-          <w:lang w:eastAsia="en-NZ"/>
-          <w14:ligatures w14:val="none"/>
-        </w:rPr>
-        <w:t>NewModelTypeName</w:t>
-      </w:r>
-      <w:r>
-        <w:rPr>
-          <w:rFonts w:ascii="Consolas" w:eastAsia="Times New Roman" w:hAnsi="Consolas" w:cs="Times New Roman"/>
-          <w:color w:val="CE9178"/>
-          <w:kern w:val="0"/>
-          <w:sz w:val="21"/>
-          <w:szCs w:val="21"/>
-          <w:lang w:eastAsia="en-NZ"/>
-          <w14:ligatures w14:val="none"/>
-        </w:rPr>
-        <w:t>"</w:t>
-      </w:r>
-      <w:r>
-        <w:rPr>
-          <w:rFonts w:ascii="Consolas" w:eastAsia="Times New Roman" w:hAnsi="Consolas" w:cs="Times New Roman"/>
-          <w:color w:val="CCCCCC"/>
-          <w:kern w:val="0"/>
-          <w:sz w:val="21"/>
-          <w:szCs w:val="21"/>
-          <w:lang w:eastAsia="en-NZ"/>
-          <w14:ligatures w14:val="none"/>
-        </w:rPr>
-        <w:t>:</w:t>
-      </w:r>
-    </w:p>
-    <w:p>
-      <w:pPr>
-        <w:shd w:val="clear" w:color="auto" w:fill="1F1F1F"/>
-        <w:spacing w:after="0" w:line="285" w:lineRule="atLeast"/>
-        <w:rPr>
-          <w:rFonts w:ascii="Consolas" w:eastAsia="Times New Roman" w:hAnsi="Consolas" w:cs="Times New Roman"/>
-          <w:color w:val="CCCCCC"/>
-          <w:kern w:val="0"/>
-          <w:sz w:val="21"/>
-          <w:szCs w:val="21"/>
-          <w:lang w:eastAsia="en-NZ"/>
-          <w14:ligatures w14:val="none"/>
-        </w:rPr>
-      </w:pPr>
-      <w:r>
-        <w:rPr>
-          <w:rFonts w:ascii="Consolas" w:eastAsia="Times New Roman" w:hAnsi="Consolas" w:cs="Times New Roman"/>
-          <w:color w:val="CCCCCC"/>
-          <w:kern w:val="0"/>
-          <w:sz w:val="21"/>
-          <w:szCs w:val="21"/>
-          <w:lang w:eastAsia="en-NZ"/>
-          <w14:ligatures w14:val="none"/>
-        </w:rPr>
-        <w:t xml:space="preserve">            </w:t>
-      </w:r>
-      <w:r>
-        <w:rPr>
-          <w:rFonts w:ascii="Consolas" w:eastAsia="Times New Roman" w:hAnsi="Consolas" w:cs="Times New Roman"/>
-          <w:color w:val="C586C0"/>
-          <w:kern w:val="0"/>
-          <w:sz w:val="21"/>
-          <w:szCs w:val="21"/>
-          <w:lang w:eastAsia="en-NZ"/>
-          <w14:ligatures w14:val="none"/>
-        </w:rPr>
-        <w:t>return</w:t>
-      </w:r>
-      <w:r>
-        <w:rPr>
-          <w:rFonts w:ascii="Consolas" w:eastAsia="Times New Roman" w:hAnsi="Consolas" w:cs="Times New Roman"/>
-          <w:color w:val="CCCCCC"/>
-          <w:kern w:val="0"/>
-          <w:sz w:val="21"/>
-          <w:szCs w:val="21"/>
-          <w:lang w:eastAsia="en-NZ"/>
-          <w14:ligatures w14:val="none"/>
-        </w:rPr>
-        <w:t xml:space="preserve"> </w:t>
-      </w:r>
-      <w:r>
-        <w:rPr>
-          <w:rFonts w:ascii="Consolas" w:eastAsia="Times New Roman" w:hAnsi="Consolas" w:cs="Times New Roman"/>
-          <w:color w:val="CCCCCC"/>
-          <w:kern w:val="0"/>
-          <w:sz w:val="21"/>
-          <w:szCs w:val="21"/>
-          <w:lang w:eastAsia="en-NZ"/>
-          <w14:ligatures w14:val="none"/>
-        </w:rPr>
-        <w:t>NewModel</w:t>
-      </w:r>
-      <w:r>
-        <w:rPr>
-          <w:rFonts w:ascii="Consolas" w:eastAsia="Times New Roman" w:hAnsi="Consolas" w:cs="Times New Roman"/>
-          <w:color w:val="CCCCCC"/>
-          <w:kern w:val="0"/>
-          <w:sz w:val="21"/>
-          <w:szCs w:val="21"/>
-          <w:lang w:eastAsia="en-NZ"/>
-          <w14:ligatures w14:val="none"/>
-        </w:rPr>
-        <w:t>()</w:t>
-      </w:r>
-    </w:p>
-    <w:p>
-      <w:pPr>
-        <w:rPr>
-          <w:lang w:val="en-US"/>
-        </w:rPr>
-      </w:pPr>
-      <w:r>
-        <w:rPr>
-          <w:lang w:val="en-US"/>
-        </w:rPr>
-        <w:t xml:space="preserve">Then in trainModels() method, </w:t>
-      </w:r>
-      <w:r>
-        <w:rPr>
-          <w:lang w:val="en-US"/>
-        </w:rPr>
-        <w:t>add “NewModelTypeName” to the model_type list.</w:t>
-      </w:r>
-    </w:p>
-    <w:p>
-      <w:pPr>
-        <w:pStyle w:val="Heading2"/>
-        <w:rPr>
-          <w:lang w:val="en-US"/>
-        </w:rPr>
-      </w:pPr>
-      <w:r>
-        <w:rPr>
-          <w:noProof/>
-          <w:lang w:val="en-US"/>
-        </w:rPr>
-        <w:lastRenderedPageBreak/>
-        <w:drawing>
-          <wp:inline distT="0" distB="0" distL="0" distR="0" wp14:anchorId="44FF6031" wp14:editId="141A21C1">
-            <wp:extent cx="3642676" cy="2126164"/>
-            <wp:effectExtent l="0" t="0" r="0" b="7620"/>
-            <wp:docPr id="1983387587" name="Picture 1" descr="A screen shot of a computer program&#10;&#10;Description automatically generated"/>
-            <wp:cNvGraphicFramePr>
-              <a:graphicFrameLocks xmlns:a="http://schemas.openxmlformats.org/drawingml/2006/main" noChangeAspect="1"/>
-            </wp:cNvGraphicFramePr>
-            <a:graphic xmlns:a="http://schemas.openxmlformats.org/drawingml/2006/main">
-              <a:graphicData uri="http://schemas.openxmlformats.org/drawingml/2006/picture">
-                <pic:pic xmlns:pic="http://schemas.openxmlformats.org/drawingml/2006/picture">
-                  <pic:nvPicPr>
-                    <pic:cNvPr id="1983387587" name="Picture 1" descr="A screen shot of a computer program&#10;&#10;Description automatically generated"/>
-                    <pic:cNvPicPr/>
-                  </pic:nvPicPr>
-                  <pic:blipFill>
-                    <a:blip r:embed="rId5"/>
-                    <a:stretch>
-                      <a:fillRect/>
-                    </a:stretch>
-                  </pic:blipFill>
-                  <pic:spPr>
-                    <a:xfrm>
-                      <a:off x="0" y="0"/>
-                      <a:ext cx="3642676" cy="2126164"/>
-                    </a:xfrm>
-                    <a:prstGeom prst="rect">
-                      <a:avLst/>
-                    </a:prstGeom>
-                  </pic:spPr>
-                </pic:pic>
-              </a:graphicData>
-            </a:graphic>
-          </wp:inline>
-        </w:drawing>
-      </w:r>
-    </w:p>
-    <w:p>
-      <w:pPr>
-        <w:pStyle w:val="Heading2"/>
-        <w:rPr>
-          <w:lang w:val="en-US"/>
-        </w:rPr>
-      </w:pPr>
-      <w:r>
-        <w:rPr>
-          <w:lang w:val="en-US"/>
-        </w:rPr>
-        <w:t xml:space="preserve">What do the RMSE </w:t>
-      </w:r>
-      <w:r>
-        <w:rPr>
-          <w:lang w:val="en-US"/>
-        </w:rPr>
-        <w:t>values</w:t>
-      </w:r>
-      <w:r>
-        <w:rPr>
-          <w:lang w:val="en-US"/>
-        </w:rPr>
-        <w:t xml:space="preserve"> mean</w:t>
-      </w:r>
-      <w:r>
-        <w:rPr>
-          <w:lang w:val="en-US"/>
-        </w:rPr>
-        <w:t>?</w:t>
-      </w:r>
-    </w:p>
-    <w:p>
-      <w:pPr>
-        <w:spacing w:line="240" w:lineRule="auto"/>
-        <w:rPr>
-          <w:lang w:val="en-US"/>
-        </w:rPr>
-      </w:pPr>
-      <w:r>
-        <w:rPr>
-          <w:lang w:val="en-US"/>
-        </w:rPr>
-        <w:t>The RMSE measures the square root of the average of the squared differences between predicted and actual values.</w:t>
-      </w:r>
-      <w:r>
-        <w:rPr>
-          <w:lang w:val="en-US"/>
-        </w:rPr>
-        <w:t xml:space="preserve"> Basically, the lower the score, the more accurate the model.</w:t>
-      </w:r>
     </w:p>
     <w:sectPr>
       <w:pgSz w:w="11906" w:h="16838"/>
@@ -1232,8 +989,455 @@
 </file>
 
 <file path=word/numbering.xml><?xml version="1.0" encoding="utf-8"?>
-<w:numbering xmlns:wpc="http://schemas.microsoft.com/office/word/2010/wordprocessingCanvas" xmlns:cx="http://schemas.microsoft.com/office/drawing/2014/chartex" xmlns:cx1="http://schemas.microsoft.com/office/drawing/2015/9/8/chartex" xmlns:cx2="http://schemas.microsoft.com/office/drawing/2015/10/21/chartex" xmlns:cx3="http://schemas.microsoft.com/office/drawing/2016/5/9/chartex" xmlns:cx4="http://schemas.microsoft.com/office/drawing/2016/5/10/chartex" xmlns:cx5="http://schemas.microsoft.com/office/drawing/2016/5/11/chartex" xmlns:cx6="http://schemas.microsoft.com/office/drawing/2016/5/12/chartex" xmlns:cx7="http://schemas.microsoft.com/office/drawing/2016/5/13/chartex" xmlns:cx8="http://schemas.microsoft.com/office/drawing/2016/5/14/chartex" xmlns:mc="http://schemas.openxmlformats.org/markup-compatibility/2006" xmlns:aink="http://schemas.microsoft.com/office/drawing/2016/ink" xmlns:am3d="http://schemas.microsoft.com/office/drawing/2017/model3d" xmlns:o="urn:schemas-microsoft-com:office:office" xmlns:oel="http://schemas.microsoft.com/office/2019/extlst" xmlns:r="http://schemas.openxmlformats.org/officeDocument/2006/relationships" xmlns:m="http://schemas.openxmlformats.org/officeDocument/2006/math" xmlns:v="urn:schemas-microsoft-com:vml" xmlns:wp14="http://schemas.microsoft.com/office/word/2010/wordprocessingDrawing" xmlns:wp="http://schemas.openxmlformats.org/drawingml/2006/wordprocessingDrawing" xmlns:w10="urn:schemas-microsoft-com:office:word" xmlns:w="http://schemas.openxmlformats.org/wordprocessingml/2006/main" xmlns:w14="http://schemas.microsoft.com/office/word/2010/wordml" xmlns:w15="http://schemas.microsoft.com/office/word/2012/wordml" xmlns:w16cex="http://schemas.microsoft.com/office/word/2018/wordml/cex" xmlns:w16cid="http://schemas.microsoft.com/office/word/2016/wordml/cid" xmlns:w16="http://schemas.microsoft.com/office/word/2018/wordml" xmlns:w16sdtdh="http://schemas.microsoft.com/office/word/2020/wordml/sdtdatahash" xmlns:w16se="http://schemas.microsoft.com/office/word/2015/wordml/symex" xmlns:wpg="http://schemas.microsoft.com/office/word/2010/wordprocessingGroup" xmlns:wpi="http://schemas.microsoft.com/office/word/2010/wordprocessingInk" xmlns:wne="http://schemas.microsoft.com/office/word/2006/wordml" xmlns:wps="http://schemas.microsoft.com/office/word/2010/wordprocessingShape" mc:Ignorable="w14 w15 w16se w16cid w16 w16cex w16sdtdh wp14">
+<w:numbering xmlns:wpc="http://schemas.microsoft.com/office/word/2010/wordprocessingCanvas" xmlns:cx="http://schemas.microsoft.com/office/drawing/2014/chartex" xmlns:cx1="http://schemas.microsoft.com/office/drawing/2015/9/8/chartex" xmlns:cx2="http://schemas.microsoft.com/office/drawing/2015/10/21/chartex" xmlns:cx3="http://schemas.microsoft.com/office/drawing/2016/5/9/chartex" xmlns:cx4="http://schemas.microsoft.com/office/drawing/2016/5/10/chartex" xmlns:cx5="http://schemas.microsoft.com/office/drawing/2016/5/11/chartex" xmlns:cx6="http://schemas.microsoft.com/office/drawing/2016/5/12/chartex" xmlns:cx7="http://schemas.microsoft.com/office/drawing/2016/5/13/chartex" xmlns:cx8="http://schemas.microsoft.com/office/drawing/2016/5/14/chartex" xmlns:mc="http://schemas.openxmlformats.org/markup-compatibility/2006" xmlns:aink="http://schemas.microsoft.com/office/drawing/2016/ink" xmlns:am3d="http://schemas.microsoft.com/office/drawing/2017/model3d" xmlns:o="urn:schemas-microsoft-com:office:office" xmlns:oel="http://schemas.microsoft.com/office/2019/extlst" xmlns:r="http://schemas.openxmlformats.org/officeDocument/2006/relationships" xmlns:m="http://schemas.openxmlformats.org/officeDocument/2006/math" xmlns:v="urn:schemas-microsoft-com:vml" xmlns:wp14="http://schemas.microsoft.com/office/word/2010/wordprocessingDrawing" xmlns:wp="http://schemas.openxmlformats.org/drawingml/2006/wordprocessingDrawing" xmlns:w10="urn:schemas-microsoft-com:office:word" xmlns:w="http://schemas.openxmlformats.org/wordprocessingml/2006/main" xmlns:w14="http://schemas.microsoft.com/office/word/2010/wordml" xmlns:w15="http://schemas.microsoft.com/office/word/2012/wordml" xmlns:w16cex="http://schemas.microsoft.com/office/word/2018/wordml/cex" xmlns:w16cid="http://schemas.microsoft.com/office/word/2016/wordml/cid" xmlns:w16="http://schemas.microsoft.com/office/word/2018/wordml" xmlns:w16du="http://schemas.microsoft.com/office/word/2023/wordml/word16du" xmlns:w16sdtdh="http://schemas.microsoft.com/office/word/2020/wordml/sdtdatahash" xmlns:w16sdtfl="http://schemas.microsoft.com/office/word/2024/wordml/sdtformatlock" xmlns:w16se="http://schemas.microsoft.com/office/word/2015/wordml/symex" xmlns:wpg="http://schemas.microsoft.com/office/word/2010/wordprocessingGroup" xmlns:wpi="http://schemas.microsoft.com/office/word/2010/wordprocessingInk" xmlns:wne="http://schemas.microsoft.com/office/word/2006/wordml" xmlns:wps="http://schemas.microsoft.com/office/word/2010/wordprocessingShape" mc:Ignorable="w14 w15 w16se w16cid w16 w16cex w16sdtdh w16sdtfl w16du wp14">
   <w:abstractNum w:abstractNumId="0" w15:restartNumberingAfterBreak="0">
+    <w:nsid w:val="00A26BC9"/>
+    <w:multiLevelType w:val="multilevel"/>
+    <w:tmpl w:val="92A08AB6"/>
+    <w:lvl w:ilvl="0">
+      <w:start w:val="1"/>
+      <w:numFmt w:val="bullet"/>
+      <w:lvlText w:val=""/>
+      <w:lvlJc w:val="left"/>
+      <w:pPr>
+        <w:tabs>
+          <w:tab w:val="num" w:pos="720"/>
+        </w:tabs>
+        <w:ind w:left="720" w:hanging="360"/>
+      </w:pPr>
+      <w:rPr>
+        <w:rFonts w:ascii="Symbol" w:hAnsi="Symbol" w:hint="default"/>
+        <w:sz w:val="20"/>
+      </w:rPr>
+    </w:lvl>
+    <w:lvl w:ilvl="1">
+      <w:start w:val="1"/>
+      <w:numFmt w:val="bullet"/>
+      <w:lvlText w:val="o"/>
+      <w:lvlJc w:val="left"/>
+      <w:pPr>
+        <w:tabs>
+          <w:tab w:val="num" w:pos="1440"/>
+        </w:tabs>
+        <w:ind w:left="1440" w:hanging="360"/>
+      </w:pPr>
+      <w:rPr>
+        <w:rFonts w:ascii="Courier New" w:hAnsi="Courier New" w:hint="default"/>
+        <w:sz w:val="20"/>
+      </w:rPr>
+    </w:lvl>
+    <w:lvl w:ilvl="2" w:tentative="1">
+      <w:start w:val="1"/>
+      <w:numFmt w:val="bullet"/>
+      <w:lvlText w:val=""/>
+      <w:lvlJc w:val="left"/>
+      <w:pPr>
+        <w:tabs>
+          <w:tab w:val="num" w:pos="2160"/>
+        </w:tabs>
+        <w:ind w:left="2160" w:hanging="360"/>
+      </w:pPr>
+      <w:rPr>
+        <w:rFonts w:ascii="Wingdings" w:hAnsi="Wingdings" w:hint="default"/>
+        <w:sz w:val="20"/>
+      </w:rPr>
+    </w:lvl>
+    <w:lvl w:ilvl="3" w:tentative="1">
+      <w:start w:val="1"/>
+      <w:numFmt w:val="bullet"/>
+      <w:lvlText w:val=""/>
+      <w:lvlJc w:val="left"/>
+      <w:pPr>
+        <w:tabs>
+          <w:tab w:val="num" w:pos="2880"/>
+        </w:tabs>
+        <w:ind w:left="2880" w:hanging="360"/>
+      </w:pPr>
+      <w:rPr>
+        <w:rFonts w:ascii="Wingdings" w:hAnsi="Wingdings" w:hint="default"/>
+        <w:sz w:val="20"/>
+      </w:rPr>
+    </w:lvl>
+    <w:lvl w:ilvl="4" w:tentative="1">
+      <w:start w:val="1"/>
+      <w:numFmt w:val="bullet"/>
+      <w:lvlText w:val=""/>
+      <w:lvlJc w:val="left"/>
+      <w:pPr>
+        <w:tabs>
+          <w:tab w:val="num" w:pos="3600"/>
+        </w:tabs>
+        <w:ind w:left="3600" w:hanging="360"/>
+      </w:pPr>
+      <w:rPr>
+        <w:rFonts w:ascii="Wingdings" w:hAnsi="Wingdings" w:hint="default"/>
+        <w:sz w:val="20"/>
+      </w:rPr>
+    </w:lvl>
+    <w:lvl w:ilvl="5" w:tentative="1">
+      <w:start w:val="1"/>
+      <w:numFmt w:val="bullet"/>
+      <w:lvlText w:val=""/>
+      <w:lvlJc w:val="left"/>
+      <w:pPr>
+        <w:tabs>
+          <w:tab w:val="num" w:pos="4320"/>
+        </w:tabs>
+        <w:ind w:left="4320" w:hanging="360"/>
+      </w:pPr>
+      <w:rPr>
+        <w:rFonts w:ascii="Wingdings" w:hAnsi="Wingdings" w:hint="default"/>
+        <w:sz w:val="20"/>
+      </w:rPr>
+    </w:lvl>
+    <w:lvl w:ilvl="6" w:tentative="1">
+      <w:start w:val="1"/>
+      <w:numFmt w:val="bullet"/>
+      <w:lvlText w:val=""/>
+      <w:lvlJc w:val="left"/>
+      <w:pPr>
+        <w:tabs>
+          <w:tab w:val="num" w:pos="5040"/>
+        </w:tabs>
+        <w:ind w:left="5040" w:hanging="360"/>
+      </w:pPr>
+      <w:rPr>
+        <w:rFonts w:ascii="Wingdings" w:hAnsi="Wingdings" w:hint="default"/>
+        <w:sz w:val="20"/>
+      </w:rPr>
+    </w:lvl>
+    <w:lvl w:ilvl="7" w:tentative="1">
+      <w:start w:val="1"/>
+      <w:numFmt w:val="bullet"/>
+      <w:lvlText w:val=""/>
+      <w:lvlJc w:val="left"/>
+      <w:pPr>
+        <w:tabs>
+          <w:tab w:val="num" w:pos="5760"/>
+        </w:tabs>
+        <w:ind w:left="5760" w:hanging="360"/>
+      </w:pPr>
+      <w:rPr>
+        <w:rFonts w:ascii="Wingdings" w:hAnsi="Wingdings" w:hint="default"/>
+        <w:sz w:val="20"/>
+      </w:rPr>
+    </w:lvl>
+    <w:lvl w:ilvl="8" w:tentative="1">
+      <w:start w:val="1"/>
+      <w:numFmt w:val="bullet"/>
+      <w:lvlText w:val=""/>
+      <w:lvlJc w:val="left"/>
+      <w:pPr>
+        <w:tabs>
+          <w:tab w:val="num" w:pos="6480"/>
+        </w:tabs>
+        <w:ind w:left="6480" w:hanging="360"/>
+      </w:pPr>
+      <w:rPr>
+        <w:rFonts w:ascii="Wingdings" w:hAnsi="Wingdings" w:hint="default"/>
+        <w:sz w:val="20"/>
+      </w:rPr>
+    </w:lvl>
+  </w:abstractNum>
+  <w:abstractNum w:abstractNumId="1" w15:restartNumberingAfterBreak="0">
+    <w:nsid w:val="04090DF7"/>
+    <w:multiLevelType w:val="multilevel"/>
+    <w:tmpl w:val="F35A66CE"/>
+    <w:lvl w:ilvl="0">
+      <w:start w:val="1"/>
+      <w:numFmt w:val="bullet"/>
+      <w:lvlText w:val=""/>
+      <w:lvlJc w:val="left"/>
+      <w:pPr>
+        <w:tabs>
+          <w:tab w:val="num" w:pos="720"/>
+        </w:tabs>
+        <w:ind w:left="720" w:hanging="360"/>
+      </w:pPr>
+      <w:rPr>
+        <w:rFonts w:ascii="Symbol" w:hAnsi="Symbol" w:hint="default"/>
+        <w:sz w:val="20"/>
+      </w:rPr>
+    </w:lvl>
+    <w:lvl w:ilvl="1" w:tentative="1">
+      <w:start w:val="1"/>
+      <w:numFmt w:val="bullet"/>
+      <w:lvlText w:val="o"/>
+      <w:lvlJc w:val="left"/>
+      <w:pPr>
+        <w:tabs>
+          <w:tab w:val="num" w:pos="1440"/>
+        </w:tabs>
+        <w:ind w:left="1440" w:hanging="360"/>
+      </w:pPr>
+      <w:rPr>
+        <w:rFonts w:ascii="Courier New" w:hAnsi="Courier New" w:hint="default"/>
+        <w:sz w:val="20"/>
+      </w:rPr>
+    </w:lvl>
+    <w:lvl w:ilvl="2" w:tentative="1">
+      <w:start w:val="1"/>
+      <w:numFmt w:val="bullet"/>
+      <w:lvlText w:val=""/>
+      <w:lvlJc w:val="left"/>
+      <w:pPr>
+        <w:tabs>
+          <w:tab w:val="num" w:pos="2160"/>
+        </w:tabs>
+        <w:ind w:left="2160" w:hanging="360"/>
+      </w:pPr>
+      <w:rPr>
+        <w:rFonts w:ascii="Wingdings" w:hAnsi="Wingdings" w:hint="default"/>
+        <w:sz w:val="20"/>
+      </w:rPr>
+    </w:lvl>
+    <w:lvl w:ilvl="3" w:tentative="1">
+      <w:start w:val="1"/>
+      <w:numFmt w:val="bullet"/>
+      <w:lvlText w:val=""/>
+      <w:lvlJc w:val="left"/>
+      <w:pPr>
+        <w:tabs>
+          <w:tab w:val="num" w:pos="2880"/>
+        </w:tabs>
+        <w:ind w:left="2880" w:hanging="360"/>
+      </w:pPr>
+      <w:rPr>
+        <w:rFonts w:ascii="Wingdings" w:hAnsi="Wingdings" w:hint="default"/>
+        <w:sz w:val="20"/>
+      </w:rPr>
+    </w:lvl>
+    <w:lvl w:ilvl="4" w:tentative="1">
+      <w:start w:val="1"/>
+      <w:numFmt w:val="bullet"/>
+      <w:lvlText w:val=""/>
+      <w:lvlJc w:val="left"/>
+      <w:pPr>
+        <w:tabs>
+          <w:tab w:val="num" w:pos="3600"/>
+        </w:tabs>
+        <w:ind w:left="3600" w:hanging="360"/>
+      </w:pPr>
+      <w:rPr>
+        <w:rFonts w:ascii="Wingdings" w:hAnsi="Wingdings" w:hint="default"/>
+        <w:sz w:val="20"/>
+      </w:rPr>
+    </w:lvl>
+    <w:lvl w:ilvl="5" w:tentative="1">
+      <w:start w:val="1"/>
+      <w:numFmt w:val="bullet"/>
+      <w:lvlText w:val=""/>
+      <w:lvlJc w:val="left"/>
+      <w:pPr>
+        <w:tabs>
+          <w:tab w:val="num" w:pos="4320"/>
+        </w:tabs>
+        <w:ind w:left="4320" w:hanging="360"/>
+      </w:pPr>
+      <w:rPr>
+        <w:rFonts w:ascii="Wingdings" w:hAnsi="Wingdings" w:hint="default"/>
+        <w:sz w:val="20"/>
+      </w:rPr>
+    </w:lvl>
+    <w:lvl w:ilvl="6" w:tentative="1">
+      <w:start w:val="1"/>
+      <w:numFmt w:val="bullet"/>
+      <w:lvlText w:val=""/>
+      <w:lvlJc w:val="left"/>
+      <w:pPr>
+        <w:tabs>
+          <w:tab w:val="num" w:pos="5040"/>
+        </w:tabs>
+        <w:ind w:left="5040" w:hanging="360"/>
+      </w:pPr>
+      <w:rPr>
+        <w:rFonts w:ascii="Wingdings" w:hAnsi="Wingdings" w:hint="default"/>
+        <w:sz w:val="20"/>
+      </w:rPr>
+    </w:lvl>
+    <w:lvl w:ilvl="7" w:tentative="1">
+      <w:start w:val="1"/>
+      <w:numFmt w:val="bullet"/>
+      <w:lvlText w:val=""/>
+      <w:lvlJc w:val="left"/>
+      <w:pPr>
+        <w:tabs>
+          <w:tab w:val="num" w:pos="5760"/>
+        </w:tabs>
+        <w:ind w:left="5760" w:hanging="360"/>
+      </w:pPr>
+      <w:rPr>
+        <w:rFonts w:ascii="Wingdings" w:hAnsi="Wingdings" w:hint="default"/>
+        <w:sz w:val="20"/>
+      </w:rPr>
+    </w:lvl>
+    <w:lvl w:ilvl="8" w:tentative="1">
+      <w:start w:val="1"/>
+      <w:numFmt w:val="bullet"/>
+      <w:lvlText w:val=""/>
+      <w:lvlJc w:val="left"/>
+      <w:pPr>
+        <w:tabs>
+          <w:tab w:val="num" w:pos="6480"/>
+        </w:tabs>
+        <w:ind w:left="6480" w:hanging="360"/>
+      </w:pPr>
+      <w:rPr>
+        <w:rFonts w:ascii="Wingdings" w:hAnsi="Wingdings" w:hint="default"/>
+        <w:sz w:val="20"/>
+      </w:rPr>
+    </w:lvl>
+  </w:abstractNum>
+  <w:abstractNum w:abstractNumId="2" w15:restartNumberingAfterBreak="0">
+    <w:nsid w:val="0C4B4E03"/>
+    <w:multiLevelType w:val="multilevel"/>
+    <w:tmpl w:val="35BCC8AC"/>
+    <w:lvl w:ilvl="0">
+      <w:start w:val="1"/>
+      <w:numFmt w:val="bullet"/>
+      <w:lvlText w:val=""/>
+      <w:lvlJc w:val="left"/>
+      <w:pPr>
+        <w:tabs>
+          <w:tab w:val="num" w:pos="720"/>
+        </w:tabs>
+        <w:ind w:left="720" w:hanging="360"/>
+      </w:pPr>
+      <w:rPr>
+        <w:rFonts w:ascii="Symbol" w:hAnsi="Symbol" w:hint="default"/>
+        <w:sz w:val="20"/>
+      </w:rPr>
+    </w:lvl>
+    <w:lvl w:ilvl="1">
+      <w:start w:val="1"/>
+      <w:numFmt w:val="bullet"/>
+      <w:lvlText w:val="o"/>
+      <w:lvlJc w:val="left"/>
+      <w:pPr>
+        <w:tabs>
+          <w:tab w:val="num" w:pos="1440"/>
+        </w:tabs>
+        <w:ind w:left="1440" w:hanging="360"/>
+      </w:pPr>
+      <w:rPr>
+        <w:rFonts w:ascii="Courier New" w:hAnsi="Courier New" w:hint="default"/>
+        <w:sz w:val="20"/>
+      </w:rPr>
+    </w:lvl>
+    <w:lvl w:ilvl="2" w:tentative="1">
+      <w:start w:val="1"/>
+      <w:numFmt w:val="bullet"/>
+      <w:lvlText w:val=""/>
+      <w:lvlJc w:val="left"/>
+      <w:pPr>
+        <w:tabs>
+          <w:tab w:val="num" w:pos="2160"/>
+        </w:tabs>
+        <w:ind w:left="2160" w:hanging="360"/>
+      </w:pPr>
+      <w:rPr>
+        <w:rFonts w:ascii="Wingdings" w:hAnsi="Wingdings" w:hint="default"/>
+        <w:sz w:val="20"/>
+      </w:rPr>
+    </w:lvl>
+    <w:lvl w:ilvl="3" w:tentative="1">
+      <w:start w:val="1"/>
+      <w:numFmt w:val="bullet"/>
+      <w:lvlText w:val=""/>
+      <w:lvlJc w:val="left"/>
+      <w:pPr>
+        <w:tabs>
+          <w:tab w:val="num" w:pos="2880"/>
+        </w:tabs>
+        <w:ind w:left="2880" w:hanging="360"/>
+      </w:pPr>
+      <w:rPr>
+        <w:rFonts w:ascii="Wingdings" w:hAnsi="Wingdings" w:hint="default"/>
+        <w:sz w:val="20"/>
+      </w:rPr>
+    </w:lvl>
+    <w:lvl w:ilvl="4" w:tentative="1">
+      <w:start w:val="1"/>
+      <w:numFmt w:val="bullet"/>
+      <w:lvlText w:val=""/>
+      <w:lvlJc w:val="left"/>
+      <w:pPr>
+        <w:tabs>
+          <w:tab w:val="num" w:pos="3600"/>
+        </w:tabs>
+        <w:ind w:left="3600" w:hanging="360"/>
+      </w:pPr>
+      <w:rPr>
+        <w:rFonts w:ascii="Wingdings" w:hAnsi="Wingdings" w:hint="default"/>
+        <w:sz w:val="20"/>
+      </w:rPr>
+    </w:lvl>
+    <w:lvl w:ilvl="5" w:tentative="1">
+      <w:start w:val="1"/>
+      <w:numFmt w:val="bullet"/>
+      <w:lvlText w:val=""/>
+      <w:lvlJc w:val="left"/>
+      <w:pPr>
+        <w:tabs>
+          <w:tab w:val="num" w:pos="4320"/>
+        </w:tabs>
+        <w:ind w:left="4320" w:hanging="360"/>
+      </w:pPr>
+      <w:rPr>
+        <w:rFonts w:ascii="Wingdings" w:hAnsi="Wingdings" w:hint="default"/>
+        <w:sz w:val="20"/>
+      </w:rPr>
+    </w:lvl>
+    <w:lvl w:ilvl="6" w:tentative="1">
+      <w:start w:val="1"/>
+      <w:numFmt w:val="bullet"/>
+      <w:lvlText w:val=""/>
+      <w:lvlJc w:val="left"/>
+      <w:pPr>
+        <w:tabs>
+          <w:tab w:val="num" w:pos="5040"/>
+        </w:tabs>
+        <w:ind w:left="5040" w:hanging="360"/>
+      </w:pPr>
+      <w:rPr>
+        <w:rFonts w:ascii="Wingdings" w:hAnsi="Wingdings" w:hint="default"/>
+        <w:sz w:val="20"/>
+      </w:rPr>
+    </w:lvl>
+    <w:lvl w:ilvl="7" w:tentative="1">
+      <w:start w:val="1"/>
+      <w:numFmt w:val="bullet"/>
+      <w:lvlText w:val=""/>
+      <w:lvlJc w:val="left"/>
+      <w:pPr>
+        <w:tabs>
+          <w:tab w:val="num" w:pos="5760"/>
+        </w:tabs>
+        <w:ind w:left="5760" w:hanging="360"/>
+      </w:pPr>
+      <w:rPr>
+        <w:rFonts w:ascii="Wingdings" w:hAnsi="Wingdings" w:hint="default"/>
+        <w:sz w:val="20"/>
+      </w:rPr>
+    </w:lvl>
+    <w:lvl w:ilvl="8" w:tentative="1">
+      <w:start w:val="1"/>
+      <w:numFmt w:val="bullet"/>
+      <w:lvlText w:val=""/>
+      <w:lvlJc w:val="left"/>
+      <w:pPr>
+        <w:tabs>
+          <w:tab w:val="num" w:pos="6480"/>
+        </w:tabs>
+        <w:ind w:left="6480" w:hanging="360"/>
+      </w:pPr>
+      <w:rPr>
+        <w:rFonts w:ascii="Wingdings" w:hAnsi="Wingdings" w:hint="default"/>
+        <w:sz w:val="20"/>
+      </w:rPr>
+    </w:lvl>
+  </w:abstractNum>
+  <w:abstractNum w:abstractNumId="3" w15:restartNumberingAfterBreak="0">
     <w:nsid w:val="0F612DDA"/>
     <w:multiLevelType w:val="hybridMultilevel"/>
     <w:tmpl w:val="9A228982"/>
@@ -1346,7 +1550,305 @@
       </w:rPr>
     </w:lvl>
   </w:abstractNum>
-  <w:abstractNum w:abstractNumId="1" w15:restartNumberingAfterBreak="0">
+  <w:abstractNum w:abstractNumId="4" w15:restartNumberingAfterBreak="0">
+    <w:nsid w:val="240503BD"/>
+    <w:multiLevelType w:val="multilevel"/>
+    <w:tmpl w:val="3F505232"/>
+    <w:lvl w:ilvl="0">
+      <w:start w:val="1"/>
+      <w:numFmt w:val="bullet"/>
+      <w:lvlText w:val=""/>
+      <w:lvlJc w:val="left"/>
+      <w:pPr>
+        <w:tabs>
+          <w:tab w:val="num" w:pos="720"/>
+        </w:tabs>
+        <w:ind w:left="720" w:hanging="360"/>
+      </w:pPr>
+      <w:rPr>
+        <w:rFonts w:ascii="Symbol" w:hAnsi="Symbol" w:hint="default"/>
+        <w:sz w:val="20"/>
+      </w:rPr>
+    </w:lvl>
+    <w:lvl w:ilvl="1" w:tentative="1">
+      <w:start w:val="1"/>
+      <w:numFmt w:val="bullet"/>
+      <w:lvlText w:val="o"/>
+      <w:lvlJc w:val="left"/>
+      <w:pPr>
+        <w:tabs>
+          <w:tab w:val="num" w:pos="1440"/>
+        </w:tabs>
+        <w:ind w:left="1440" w:hanging="360"/>
+      </w:pPr>
+      <w:rPr>
+        <w:rFonts w:ascii="Courier New" w:hAnsi="Courier New" w:hint="default"/>
+        <w:sz w:val="20"/>
+      </w:rPr>
+    </w:lvl>
+    <w:lvl w:ilvl="2" w:tentative="1">
+      <w:start w:val="1"/>
+      <w:numFmt w:val="bullet"/>
+      <w:lvlText w:val=""/>
+      <w:lvlJc w:val="left"/>
+      <w:pPr>
+        <w:tabs>
+          <w:tab w:val="num" w:pos="2160"/>
+        </w:tabs>
+        <w:ind w:left="2160" w:hanging="360"/>
+      </w:pPr>
+      <w:rPr>
+        <w:rFonts w:ascii="Wingdings" w:hAnsi="Wingdings" w:hint="default"/>
+        <w:sz w:val="20"/>
+      </w:rPr>
+    </w:lvl>
+    <w:lvl w:ilvl="3" w:tentative="1">
+      <w:start w:val="1"/>
+      <w:numFmt w:val="bullet"/>
+      <w:lvlText w:val=""/>
+      <w:lvlJc w:val="left"/>
+      <w:pPr>
+        <w:tabs>
+          <w:tab w:val="num" w:pos="2880"/>
+        </w:tabs>
+        <w:ind w:left="2880" w:hanging="360"/>
+      </w:pPr>
+      <w:rPr>
+        <w:rFonts w:ascii="Wingdings" w:hAnsi="Wingdings" w:hint="default"/>
+        <w:sz w:val="20"/>
+      </w:rPr>
+    </w:lvl>
+    <w:lvl w:ilvl="4" w:tentative="1">
+      <w:start w:val="1"/>
+      <w:numFmt w:val="bullet"/>
+      <w:lvlText w:val=""/>
+      <w:lvlJc w:val="left"/>
+      <w:pPr>
+        <w:tabs>
+          <w:tab w:val="num" w:pos="3600"/>
+        </w:tabs>
+        <w:ind w:left="3600" w:hanging="360"/>
+      </w:pPr>
+      <w:rPr>
+        <w:rFonts w:ascii="Wingdings" w:hAnsi="Wingdings" w:hint="default"/>
+        <w:sz w:val="20"/>
+      </w:rPr>
+    </w:lvl>
+    <w:lvl w:ilvl="5" w:tentative="1">
+      <w:start w:val="1"/>
+      <w:numFmt w:val="bullet"/>
+      <w:lvlText w:val=""/>
+      <w:lvlJc w:val="left"/>
+      <w:pPr>
+        <w:tabs>
+          <w:tab w:val="num" w:pos="4320"/>
+        </w:tabs>
+        <w:ind w:left="4320" w:hanging="360"/>
+      </w:pPr>
+      <w:rPr>
+        <w:rFonts w:ascii="Wingdings" w:hAnsi="Wingdings" w:hint="default"/>
+        <w:sz w:val="20"/>
+      </w:rPr>
+    </w:lvl>
+    <w:lvl w:ilvl="6" w:tentative="1">
+      <w:start w:val="1"/>
+      <w:numFmt w:val="bullet"/>
+      <w:lvlText w:val=""/>
+      <w:lvlJc w:val="left"/>
+      <w:pPr>
+        <w:tabs>
+          <w:tab w:val="num" w:pos="5040"/>
+        </w:tabs>
+        <w:ind w:left="5040" w:hanging="360"/>
+      </w:pPr>
+      <w:rPr>
+        <w:rFonts w:ascii="Wingdings" w:hAnsi="Wingdings" w:hint="default"/>
+        <w:sz w:val="20"/>
+      </w:rPr>
+    </w:lvl>
+    <w:lvl w:ilvl="7" w:tentative="1">
+      <w:start w:val="1"/>
+      <w:numFmt w:val="bullet"/>
+      <w:lvlText w:val=""/>
+      <w:lvlJc w:val="left"/>
+      <w:pPr>
+        <w:tabs>
+          <w:tab w:val="num" w:pos="5760"/>
+        </w:tabs>
+        <w:ind w:left="5760" w:hanging="360"/>
+      </w:pPr>
+      <w:rPr>
+        <w:rFonts w:ascii="Wingdings" w:hAnsi="Wingdings" w:hint="default"/>
+        <w:sz w:val="20"/>
+      </w:rPr>
+    </w:lvl>
+    <w:lvl w:ilvl="8" w:tentative="1">
+      <w:start w:val="1"/>
+      <w:numFmt w:val="bullet"/>
+      <w:lvlText w:val=""/>
+      <w:lvlJc w:val="left"/>
+      <w:pPr>
+        <w:tabs>
+          <w:tab w:val="num" w:pos="6480"/>
+        </w:tabs>
+        <w:ind w:left="6480" w:hanging="360"/>
+      </w:pPr>
+      <w:rPr>
+        <w:rFonts w:ascii="Wingdings" w:hAnsi="Wingdings" w:hint="default"/>
+        <w:sz w:val="20"/>
+      </w:rPr>
+    </w:lvl>
+  </w:abstractNum>
+  <w:abstractNum w:abstractNumId="5" w15:restartNumberingAfterBreak="0">
+    <w:nsid w:val="26A36500"/>
+    <w:multiLevelType w:val="multilevel"/>
+    <w:tmpl w:val="E6A0329C"/>
+    <w:lvl w:ilvl="0">
+      <w:start w:val="1"/>
+      <w:numFmt w:val="bullet"/>
+      <w:lvlText w:val=""/>
+      <w:lvlJc w:val="left"/>
+      <w:pPr>
+        <w:tabs>
+          <w:tab w:val="num" w:pos="720"/>
+        </w:tabs>
+        <w:ind w:left="720" w:hanging="360"/>
+      </w:pPr>
+      <w:rPr>
+        <w:rFonts w:ascii="Symbol" w:hAnsi="Symbol" w:hint="default"/>
+        <w:sz w:val="20"/>
+      </w:rPr>
+    </w:lvl>
+    <w:lvl w:ilvl="1">
+      <w:start w:val="1"/>
+      <w:numFmt w:val="bullet"/>
+      <w:lvlText w:val="o"/>
+      <w:lvlJc w:val="left"/>
+      <w:pPr>
+        <w:tabs>
+          <w:tab w:val="num" w:pos="1440"/>
+        </w:tabs>
+        <w:ind w:left="1440" w:hanging="360"/>
+      </w:pPr>
+      <w:rPr>
+        <w:rFonts w:ascii="Courier New" w:hAnsi="Courier New" w:hint="default"/>
+        <w:sz w:val="20"/>
+      </w:rPr>
+    </w:lvl>
+    <w:lvl w:ilvl="2" w:tentative="1">
+      <w:start w:val="1"/>
+      <w:numFmt w:val="bullet"/>
+      <w:lvlText w:val=""/>
+      <w:lvlJc w:val="left"/>
+      <w:pPr>
+        <w:tabs>
+          <w:tab w:val="num" w:pos="2160"/>
+        </w:tabs>
+        <w:ind w:left="2160" w:hanging="360"/>
+      </w:pPr>
+      <w:rPr>
+        <w:rFonts w:ascii="Wingdings" w:hAnsi="Wingdings" w:hint="default"/>
+        <w:sz w:val="20"/>
+      </w:rPr>
+    </w:lvl>
+    <w:lvl w:ilvl="3" w:tentative="1">
+      <w:start w:val="1"/>
+      <w:numFmt w:val="bullet"/>
+      <w:lvlText w:val=""/>
+      <w:lvlJc w:val="left"/>
+      <w:pPr>
+        <w:tabs>
+          <w:tab w:val="num" w:pos="2880"/>
+        </w:tabs>
+        <w:ind w:left="2880" w:hanging="360"/>
+      </w:pPr>
+      <w:rPr>
+        <w:rFonts w:ascii="Wingdings" w:hAnsi="Wingdings" w:hint="default"/>
+        <w:sz w:val="20"/>
+      </w:rPr>
+    </w:lvl>
+    <w:lvl w:ilvl="4" w:tentative="1">
+      <w:start w:val="1"/>
+      <w:numFmt w:val="bullet"/>
+      <w:lvlText w:val=""/>
+      <w:lvlJc w:val="left"/>
+      <w:pPr>
+        <w:tabs>
+          <w:tab w:val="num" w:pos="3600"/>
+        </w:tabs>
+        <w:ind w:left="3600" w:hanging="360"/>
+      </w:pPr>
+      <w:rPr>
+        <w:rFonts w:ascii="Wingdings" w:hAnsi="Wingdings" w:hint="default"/>
+        <w:sz w:val="20"/>
+      </w:rPr>
+    </w:lvl>
+    <w:lvl w:ilvl="5" w:tentative="1">
+      <w:start w:val="1"/>
+      <w:numFmt w:val="bullet"/>
+      <w:lvlText w:val=""/>
+      <w:lvlJc w:val="left"/>
+      <w:pPr>
+        <w:tabs>
+          <w:tab w:val="num" w:pos="4320"/>
+        </w:tabs>
+        <w:ind w:left="4320" w:hanging="360"/>
+      </w:pPr>
+      <w:rPr>
+        <w:rFonts w:ascii="Wingdings" w:hAnsi="Wingdings" w:hint="default"/>
+        <w:sz w:val="20"/>
+      </w:rPr>
+    </w:lvl>
+    <w:lvl w:ilvl="6" w:tentative="1">
+      <w:start w:val="1"/>
+      <w:numFmt w:val="bullet"/>
+      <w:lvlText w:val=""/>
+      <w:lvlJc w:val="left"/>
+      <w:pPr>
+        <w:tabs>
+          <w:tab w:val="num" w:pos="5040"/>
+        </w:tabs>
+        <w:ind w:left="5040" w:hanging="360"/>
+      </w:pPr>
+      <w:rPr>
+        <w:rFonts w:ascii="Wingdings" w:hAnsi="Wingdings" w:hint="default"/>
+        <w:sz w:val="20"/>
+      </w:rPr>
+    </w:lvl>
+    <w:lvl w:ilvl="7" w:tentative="1">
+      <w:start w:val="1"/>
+      <w:numFmt w:val="bullet"/>
+      <w:lvlText w:val=""/>
+      <w:lvlJc w:val="left"/>
+      <w:pPr>
+        <w:tabs>
+          <w:tab w:val="num" w:pos="5760"/>
+        </w:tabs>
+        <w:ind w:left="5760" w:hanging="360"/>
+      </w:pPr>
+      <w:rPr>
+        <w:rFonts w:ascii="Wingdings" w:hAnsi="Wingdings" w:hint="default"/>
+        <w:sz w:val="20"/>
+      </w:rPr>
+    </w:lvl>
+    <w:lvl w:ilvl="8" w:tentative="1">
+      <w:start w:val="1"/>
+      <w:numFmt w:val="bullet"/>
+      <w:lvlText w:val=""/>
+      <w:lvlJc w:val="left"/>
+      <w:pPr>
+        <w:tabs>
+          <w:tab w:val="num" w:pos="6480"/>
+        </w:tabs>
+        <w:ind w:left="6480" w:hanging="360"/>
+      </w:pPr>
+      <w:rPr>
+        <w:rFonts w:ascii="Wingdings" w:hAnsi="Wingdings" w:hint="default"/>
+        <w:sz w:val="20"/>
+      </w:rPr>
+    </w:lvl>
+  </w:abstractNum>
+  <w:abstractNum w:abstractNumId="6" w15:restartNumberingAfterBreak="0">
     <w:nsid w:val="2B1F1076"/>
     <w:multiLevelType w:val="hybridMultilevel"/>
     <w:tmpl w:val="7F5A312A"/>
@@ -1432,7 +1934,156 @@
       </w:pPr>
     </w:lvl>
   </w:abstractNum>
-  <w:abstractNum w:abstractNumId="2" w15:restartNumberingAfterBreak="0">
+  <w:abstractNum w:abstractNumId="7" w15:restartNumberingAfterBreak="0">
+    <w:nsid w:val="52C63F06"/>
+    <w:multiLevelType w:val="multilevel"/>
+    <w:tmpl w:val="F96420AA"/>
+    <w:lvl w:ilvl="0">
+      <w:start w:val="1"/>
+      <w:numFmt w:val="bullet"/>
+      <w:lvlText w:val=""/>
+      <w:lvlJc w:val="left"/>
+      <w:pPr>
+        <w:tabs>
+          <w:tab w:val="num" w:pos="720"/>
+        </w:tabs>
+        <w:ind w:left="720" w:hanging="360"/>
+      </w:pPr>
+      <w:rPr>
+        <w:rFonts w:ascii="Symbol" w:hAnsi="Symbol" w:hint="default"/>
+        <w:sz w:val="20"/>
+      </w:rPr>
+    </w:lvl>
+    <w:lvl w:ilvl="1" w:tentative="1">
+      <w:start w:val="1"/>
+      <w:numFmt w:val="bullet"/>
+      <w:lvlText w:val="o"/>
+      <w:lvlJc w:val="left"/>
+      <w:pPr>
+        <w:tabs>
+          <w:tab w:val="num" w:pos="1440"/>
+        </w:tabs>
+        <w:ind w:left="1440" w:hanging="360"/>
+      </w:pPr>
+      <w:rPr>
+        <w:rFonts w:ascii="Courier New" w:hAnsi="Courier New" w:hint="default"/>
+        <w:sz w:val="20"/>
+      </w:rPr>
+    </w:lvl>
+    <w:lvl w:ilvl="2" w:tentative="1">
+      <w:start w:val="1"/>
+      <w:numFmt w:val="bullet"/>
+      <w:lvlText w:val=""/>
+      <w:lvlJc w:val="left"/>
+      <w:pPr>
+        <w:tabs>
+          <w:tab w:val="num" w:pos="2160"/>
+        </w:tabs>
+        <w:ind w:left="2160" w:hanging="360"/>
+      </w:pPr>
+      <w:rPr>
+        <w:rFonts w:ascii="Wingdings" w:hAnsi="Wingdings" w:hint="default"/>
+        <w:sz w:val="20"/>
+      </w:rPr>
+    </w:lvl>
+    <w:lvl w:ilvl="3" w:tentative="1">
+      <w:start w:val="1"/>
+      <w:numFmt w:val="bullet"/>
+      <w:lvlText w:val=""/>
+      <w:lvlJc w:val="left"/>
+      <w:pPr>
+        <w:tabs>
+          <w:tab w:val="num" w:pos="2880"/>
+        </w:tabs>
+        <w:ind w:left="2880" w:hanging="360"/>
+      </w:pPr>
+      <w:rPr>
+        <w:rFonts w:ascii="Wingdings" w:hAnsi="Wingdings" w:hint="default"/>
+        <w:sz w:val="20"/>
+      </w:rPr>
+    </w:lvl>
+    <w:lvl w:ilvl="4" w:tentative="1">
+      <w:start w:val="1"/>
+      <w:numFmt w:val="bullet"/>
+      <w:lvlText w:val=""/>
+      <w:lvlJc w:val="left"/>
+      <w:pPr>
+        <w:tabs>
+          <w:tab w:val="num" w:pos="3600"/>
+        </w:tabs>
+        <w:ind w:left="3600" w:hanging="360"/>
+      </w:pPr>
+      <w:rPr>
+        <w:rFonts w:ascii="Wingdings" w:hAnsi="Wingdings" w:hint="default"/>
+        <w:sz w:val="20"/>
+      </w:rPr>
+    </w:lvl>
+    <w:lvl w:ilvl="5" w:tentative="1">
+      <w:start w:val="1"/>
+      <w:numFmt w:val="bullet"/>
+      <w:lvlText w:val=""/>
+      <w:lvlJc w:val="left"/>
+      <w:pPr>
+        <w:tabs>
+          <w:tab w:val="num" w:pos="4320"/>
+        </w:tabs>
+        <w:ind w:left="4320" w:hanging="360"/>
+      </w:pPr>
+      <w:rPr>
+        <w:rFonts w:ascii="Wingdings" w:hAnsi="Wingdings" w:hint="default"/>
+        <w:sz w:val="20"/>
+      </w:rPr>
+    </w:lvl>
+    <w:lvl w:ilvl="6" w:tentative="1">
+      <w:start w:val="1"/>
+      <w:numFmt w:val="bullet"/>
+      <w:lvlText w:val=""/>
+      <w:lvlJc w:val="left"/>
+      <w:pPr>
+        <w:tabs>
+          <w:tab w:val="num" w:pos="5040"/>
+        </w:tabs>
+        <w:ind w:left="5040" w:hanging="360"/>
+      </w:pPr>
+      <w:rPr>
+        <w:rFonts w:ascii="Wingdings" w:hAnsi="Wingdings" w:hint="default"/>
+        <w:sz w:val="20"/>
+      </w:rPr>
+    </w:lvl>
+    <w:lvl w:ilvl="7" w:tentative="1">
+      <w:start w:val="1"/>
+      <w:numFmt w:val="bullet"/>
+      <w:lvlText w:val=""/>
+      <w:lvlJc w:val="left"/>
+      <w:pPr>
+        <w:tabs>
+          <w:tab w:val="num" w:pos="5760"/>
+        </w:tabs>
+        <w:ind w:left="5760" w:hanging="360"/>
+      </w:pPr>
+      <w:rPr>
+        <w:rFonts w:ascii="Wingdings" w:hAnsi="Wingdings" w:hint="default"/>
+        <w:sz w:val="20"/>
+      </w:rPr>
+    </w:lvl>
+    <w:lvl w:ilvl="8" w:tentative="1">
+      <w:start w:val="1"/>
+      <w:numFmt w:val="bullet"/>
+      <w:lvlText w:val=""/>
+      <w:lvlJc w:val="left"/>
+      <w:pPr>
+        <w:tabs>
+          <w:tab w:val="num" w:pos="6480"/>
+        </w:tabs>
+        <w:ind w:left="6480" w:hanging="360"/>
+      </w:pPr>
+      <w:rPr>
+        <w:rFonts w:ascii="Wingdings" w:hAnsi="Wingdings" w:hint="default"/>
+        <w:sz w:val="20"/>
+      </w:rPr>
+    </w:lvl>
+  </w:abstractNum>
+  <w:abstractNum w:abstractNumId="8" w15:restartNumberingAfterBreak="0">
     <w:nsid w:val="55A72D5D"/>
     <w:multiLevelType w:val="hybridMultilevel"/>
     <w:tmpl w:val="09E2A0BC"/>
@@ -1545,7 +2196,7 @@
       </w:rPr>
     </w:lvl>
   </w:abstractNum>
-  <w:abstractNum w:abstractNumId="3" w15:restartNumberingAfterBreak="0">
+  <w:abstractNum w:abstractNumId="9" w15:restartNumberingAfterBreak="0">
     <w:nsid w:val="67F73FD7"/>
     <w:multiLevelType w:val="hybridMultilevel"/>
     <w:tmpl w:val="A63CB618"/>
@@ -1658,7 +2309,156 @@
       </w:rPr>
     </w:lvl>
   </w:abstractNum>
-  <w:abstractNum w:abstractNumId="4" w15:restartNumberingAfterBreak="0">
+  <w:abstractNum w:abstractNumId="10" w15:restartNumberingAfterBreak="0">
+    <w:nsid w:val="6DA073E3"/>
+    <w:multiLevelType w:val="multilevel"/>
+    <w:tmpl w:val="443ABD48"/>
+    <w:lvl w:ilvl="0">
+      <w:start w:val="1"/>
+      <w:numFmt w:val="bullet"/>
+      <w:lvlText w:val=""/>
+      <w:lvlJc w:val="left"/>
+      <w:pPr>
+        <w:tabs>
+          <w:tab w:val="num" w:pos="720"/>
+        </w:tabs>
+        <w:ind w:left="720" w:hanging="360"/>
+      </w:pPr>
+      <w:rPr>
+        <w:rFonts w:ascii="Symbol" w:hAnsi="Symbol" w:hint="default"/>
+        <w:sz w:val="20"/>
+      </w:rPr>
+    </w:lvl>
+    <w:lvl w:ilvl="1" w:tentative="1">
+      <w:start w:val="1"/>
+      <w:numFmt w:val="bullet"/>
+      <w:lvlText w:val="o"/>
+      <w:lvlJc w:val="left"/>
+      <w:pPr>
+        <w:tabs>
+          <w:tab w:val="num" w:pos="1440"/>
+        </w:tabs>
+        <w:ind w:left="1440" w:hanging="360"/>
+      </w:pPr>
+      <w:rPr>
+        <w:rFonts w:ascii="Courier New" w:hAnsi="Courier New" w:hint="default"/>
+        <w:sz w:val="20"/>
+      </w:rPr>
+    </w:lvl>
+    <w:lvl w:ilvl="2" w:tentative="1">
+      <w:start w:val="1"/>
+      <w:numFmt w:val="bullet"/>
+      <w:lvlText w:val=""/>
+      <w:lvlJc w:val="left"/>
+      <w:pPr>
+        <w:tabs>
+          <w:tab w:val="num" w:pos="2160"/>
+        </w:tabs>
+        <w:ind w:left="2160" w:hanging="360"/>
+      </w:pPr>
+      <w:rPr>
+        <w:rFonts w:ascii="Wingdings" w:hAnsi="Wingdings" w:hint="default"/>
+        <w:sz w:val="20"/>
+      </w:rPr>
+    </w:lvl>
+    <w:lvl w:ilvl="3" w:tentative="1">
+      <w:start w:val="1"/>
+      <w:numFmt w:val="bullet"/>
+      <w:lvlText w:val=""/>
+      <w:lvlJc w:val="left"/>
+      <w:pPr>
+        <w:tabs>
+          <w:tab w:val="num" w:pos="2880"/>
+        </w:tabs>
+        <w:ind w:left="2880" w:hanging="360"/>
+      </w:pPr>
+      <w:rPr>
+        <w:rFonts w:ascii="Wingdings" w:hAnsi="Wingdings" w:hint="default"/>
+        <w:sz w:val="20"/>
+      </w:rPr>
+    </w:lvl>
+    <w:lvl w:ilvl="4" w:tentative="1">
+      <w:start w:val="1"/>
+      <w:numFmt w:val="bullet"/>
+      <w:lvlText w:val=""/>
+      <w:lvlJc w:val="left"/>
+      <w:pPr>
+        <w:tabs>
+          <w:tab w:val="num" w:pos="3600"/>
+        </w:tabs>
+        <w:ind w:left="3600" w:hanging="360"/>
+      </w:pPr>
+      <w:rPr>
+        <w:rFonts w:ascii="Wingdings" w:hAnsi="Wingdings" w:hint="default"/>
+        <w:sz w:val="20"/>
+      </w:rPr>
+    </w:lvl>
+    <w:lvl w:ilvl="5" w:tentative="1">
+      <w:start w:val="1"/>
+      <w:numFmt w:val="bullet"/>
+      <w:lvlText w:val=""/>
+      <w:lvlJc w:val="left"/>
+      <w:pPr>
+        <w:tabs>
+          <w:tab w:val="num" w:pos="4320"/>
+        </w:tabs>
+        <w:ind w:left="4320" w:hanging="360"/>
+      </w:pPr>
+      <w:rPr>
+        <w:rFonts w:ascii="Wingdings" w:hAnsi="Wingdings" w:hint="default"/>
+        <w:sz w:val="20"/>
+      </w:rPr>
+    </w:lvl>
+    <w:lvl w:ilvl="6" w:tentative="1">
+      <w:start w:val="1"/>
+      <w:numFmt w:val="bullet"/>
+      <w:lvlText w:val=""/>
+      <w:lvlJc w:val="left"/>
+      <w:pPr>
+        <w:tabs>
+          <w:tab w:val="num" w:pos="5040"/>
+        </w:tabs>
+        <w:ind w:left="5040" w:hanging="360"/>
+      </w:pPr>
+      <w:rPr>
+        <w:rFonts w:ascii="Wingdings" w:hAnsi="Wingdings" w:hint="default"/>
+        <w:sz w:val="20"/>
+      </w:rPr>
+    </w:lvl>
+    <w:lvl w:ilvl="7" w:tentative="1">
+      <w:start w:val="1"/>
+      <w:numFmt w:val="bullet"/>
+      <w:lvlText w:val=""/>
+      <w:lvlJc w:val="left"/>
+      <w:pPr>
+        <w:tabs>
+          <w:tab w:val="num" w:pos="5760"/>
+        </w:tabs>
+        <w:ind w:left="5760" w:hanging="360"/>
+      </w:pPr>
+      <w:rPr>
+        <w:rFonts w:ascii="Wingdings" w:hAnsi="Wingdings" w:hint="default"/>
+        <w:sz w:val="20"/>
+      </w:rPr>
+    </w:lvl>
+    <w:lvl w:ilvl="8" w:tentative="1">
+      <w:start w:val="1"/>
+      <w:numFmt w:val="bullet"/>
+      <w:lvlText w:val=""/>
+      <w:lvlJc w:val="left"/>
+      <w:pPr>
+        <w:tabs>
+          <w:tab w:val="num" w:pos="6480"/>
+        </w:tabs>
+        <w:ind w:left="6480" w:hanging="360"/>
+      </w:pPr>
+      <w:rPr>
+        <w:rFonts w:ascii="Wingdings" w:hAnsi="Wingdings" w:hint="default"/>
+        <w:sz w:val="20"/>
+      </w:rPr>
+    </w:lvl>
+  </w:abstractNum>
+  <w:abstractNum w:abstractNumId="11" w15:restartNumberingAfterBreak="0">
     <w:nsid w:val="6E0A43A3"/>
     <w:multiLevelType w:val="hybridMultilevel"/>
     <w:tmpl w:val="FACAB6F0"/>
@@ -1771,26 +2571,199 @@
       </w:rPr>
     </w:lvl>
   </w:abstractNum>
+  <w:abstractNum w:abstractNumId="12" w15:restartNumberingAfterBreak="0">
+    <w:nsid w:val="761716A3"/>
+    <w:multiLevelType w:val="multilevel"/>
+    <w:tmpl w:val="43B26294"/>
+    <w:lvl w:ilvl="0">
+      <w:start w:val="1"/>
+      <w:numFmt w:val="bullet"/>
+      <w:lvlText w:val=""/>
+      <w:lvlJc w:val="left"/>
+      <w:pPr>
+        <w:tabs>
+          <w:tab w:val="num" w:pos="720"/>
+        </w:tabs>
+        <w:ind w:left="720" w:hanging="360"/>
+      </w:pPr>
+      <w:rPr>
+        <w:rFonts w:ascii="Symbol" w:hAnsi="Symbol" w:hint="default"/>
+        <w:sz w:val="20"/>
+      </w:rPr>
+    </w:lvl>
+    <w:lvl w:ilvl="1" w:tentative="1">
+      <w:start w:val="1"/>
+      <w:numFmt w:val="bullet"/>
+      <w:lvlText w:val="o"/>
+      <w:lvlJc w:val="left"/>
+      <w:pPr>
+        <w:tabs>
+          <w:tab w:val="num" w:pos="1440"/>
+        </w:tabs>
+        <w:ind w:left="1440" w:hanging="360"/>
+      </w:pPr>
+      <w:rPr>
+        <w:rFonts w:ascii="Courier New" w:hAnsi="Courier New" w:hint="default"/>
+        <w:sz w:val="20"/>
+      </w:rPr>
+    </w:lvl>
+    <w:lvl w:ilvl="2" w:tentative="1">
+      <w:start w:val="1"/>
+      <w:numFmt w:val="bullet"/>
+      <w:lvlText w:val=""/>
+      <w:lvlJc w:val="left"/>
+      <w:pPr>
+        <w:tabs>
+          <w:tab w:val="num" w:pos="2160"/>
+        </w:tabs>
+        <w:ind w:left="2160" w:hanging="360"/>
+      </w:pPr>
+      <w:rPr>
+        <w:rFonts w:ascii="Wingdings" w:hAnsi="Wingdings" w:hint="default"/>
+        <w:sz w:val="20"/>
+      </w:rPr>
+    </w:lvl>
+    <w:lvl w:ilvl="3" w:tentative="1">
+      <w:start w:val="1"/>
+      <w:numFmt w:val="bullet"/>
+      <w:lvlText w:val=""/>
+      <w:lvlJc w:val="left"/>
+      <w:pPr>
+        <w:tabs>
+          <w:tab w:val="num" w:pos="2880"/>
+        </w:tabs>
+        <w:ind w:left="2880" w:hanging="360"/>
+      </w:pPr>
+      <w:rPr>
+        <w:rFonts w:ascii="Wingdings" w:hAnsi="Wingdings" w:hint="default"/>
+        <w:sz w:val="20"/>
+      </w:rPr>
+    </w:lvl>
+    <w:lvl w:ilvl="4" w:tentative="1">
+      <w:start w:val="1"/>
+      <w:numFmt w:val="bullet"/>
+      <w:lvlText w:val=""/>
+      <w:lvlJc w:val="left"/>
+      <w:pPr>
+        <w:tabs>
+          <w:tab w:val="num" w:pos="3600"/>
+        </w:tabs>
+        <w:ind w:left="3600" w:hanging="360"/>
+      </w:pPr>
+      <w:rPr>
+        <w:rFonts w:ascii="Wingdings" w:hAnsi="Wingdings" w:hint="default"/>
+        <w:sz w:val="20"/>
+      </w:rPr>
+    </w:lvl>
+    <w:lvl w:ilvl="5" w:tentative="1">
+      <w:start w:val="1"/>
+      <w:numFmt w:val="bullet"/>
+      <w:lvlText w:val=""/>
+      <w:lvlJc w:val="left"/>
+      <w:pPr>
+        <w:tabs>
+          <w:tab w:val="num" w:pos="4320"/>
+        </w:tabs>
+        <w:ind w:left="4320" w:hanging="360"/>
+      </w:pPr>
+      <w:rPr>
+        <w:rFonts w:ascii="Wingdings" w:hAnsi="Wingdings" w:hint="default"/>
+        <w:sz w:val="20"/>
+      </w:rPr>
+    </w:lvl>
+    <w:lvl w:ilvl="6" w:tentative="1">
+      <w:start w:val="1"/>
+      <w:numFmt w:val="bullet"/>
+      <w:lvlText w:val=""/>
+      <w:lvlJc w:val="left"/>
+      <w:pPr>
+        <w:tabs>
+          <w:tab w:val="num" w:pos="5040"/>
+        </w:tabs>
+        <w:ind w:left="5040" w:hanging="360"/>
+      </w:pPr>
+      <w:rPr>
+        <w:rFonts w:ascii="Wingdings" w:hAnsi="Wingdings" w:hint="default"/>
+        <w:sz w:val="20"/>
+      </w:rPr>
+    </w:lvl>
+    <w:lvl w:ilvl="7" w:tentative="1">
+      <w:start w:val="1"/>
+      <w:numFmt w:val="bullet"/>
+      <w:lvlText w:val=""/>
+      <w:lvlJc w:val="left"/>
+      <w:pPr>
+        <w:tabs>
+          <w:tab w:val="num" w:pos="5760"/>
+        </w:tabs>
+        <w:ind w:left="5760" w:hanging="360"/>
+      </w:pPr>
+      <w:rPr>
+        <w:rFonts w:ascii="Wingdings" w:hAnsi="Wingdings" w:hint="default"/>
+        <w:sz w:val="20"/>
+      </w:rPr>
+    </w:lvl>
+    <w:lvl w:ilvl="8" w:tentative="1">
+      <w:start w:val="1"/>
+      <w:numFmt w:val="bullet"/>
+      <w:lvlText w:val=""/>
+      <w:lvlJc w:val="left"/>
+      <w:pPr>
+        <w:tabs>
+          <w:tab w:val="num" w:pos="6480"/>
+        </w:tabs>
+        <w:ind w:left="6480" w:hanging="360"/>
+      </w:pPr>
+      <w:rPr>
+        <w:rFonts w:ascii="Wingdings" w:hAnsi="Wingdings" w:hint="default"/>
+        <w:sz w:val="20"/>
+      </w:rPr>
+    </w:lvl>
+  </w:abstractNum>
   <w:num w:numId="1" w16cid:durableId="1484589006">
+    <w:abstractNumId w:val="6"/>
+  </w:num>
+  <w:num w:numId="2" w16cid:durableId="1389184124">
+    <w:abstractNumId w:val="3"/>
+  </w:num>
+  <w:num w:numId="3" w16cid:durableId="1401711289">
+    <w:abstractNumId w:val="11"/>
+  </w:num>
+  <w:num w:numId="4" w16cid:durableId="182744430">
+    <w:abstractNumId w:val="8"/>
+  </w:num>
+  <w:num w:numId="5" w16cid:durableId="1680277903">
+    <w:abstractNumId w:val="9"/>
+  </w:num>
+  <w:num w:numId="6" w16cid:durableId="1788154577">
+    <w:abstractNumId w:val="5"/>
+  </w:num>
+  <w:num w:numId="7" w16cid:durableId="19867106">
+    <w:abstractNumId w:val="0"/>
+  </w:num>
+  <w:num w:numId="8" w16cid:durableId="209613207">
+    <w:abstractNumId w:val="2"/>
+  </w:num>
+  <w:num w:numId="9" w16cid:durableId="984361734">
     <w:abstractNumId w:val="1"/>
   </w:num>
-  <w:num w:numId="2" w16cid:durableId="1389184124">
-    <w:abstractNumId w:val="0"/>
+  <w:num w:numId="10" w16cid:durableId="976837388">
+    <w:abstractNumId w:val="7"/>
   </w:num>
-  <w:num w:numId="3" w16cid:durableId="1401711289">
+  <w:num w:numId="11" w16cid:durableId="1604000428">
     <w:abstractNumId w:val="4"/>
   </w:num>
-  <w:num w:numId="4" w16cid:durableId="182744430">
-    <w:abstractNumId w:val="2"/>
+  <w:num w:numId="12" w16cid:durableId="1957327211">
+    <w:abstractNumId w:val="10"/>
   </w:num>
-  <w:num w:numId="5" w16cid:durableId="1680277903">
-    <w:abstractNumId w:val="3"/>
+  <w:num w:numId="13" w16cid:durableId="427312712">
+    <w:abstractNumId w:val="12"/>
   </w:num>
 </w:numbering>
 </file>
 
 <file path=word/styles.xml><?xml version="1.0" encoding="utf-8"?>
-<w:styles xmlns:mc="http://schemas.openxmlformats.org/markup-compatibility/2006" xmlns:r="http://schemas.openxmlformats.org/officeDocument/2006/relationships" xmlns:w="http://schemas.openxmlformats.org/wordprocessingml/2006/main" xmlns:w14="http://schemas.microsoft.com/office/word/2010/wordml" xmlns:w15="http://schemas.microsoft.com/office/word/2012/wordml" xmlns:w16cex="http://schemas.microsoft.com/office/word/2018/wordml/cex" xmlns:w16cid="http://schemas.microsoft.com/office/word/2016/wordml/cid" xmlns:w16="http://schemas.microsoft.com/office/word/2018/wordml" xmlns:w16sdtdh="http://schemas.microsoft.com/office/word/2020/wordml/sdtdatahash" xmlns:w16se="http://schemas.microsoft.com/office/word/2015/wordml/symex" mc:Ignorable="w14 w15 w16se w16cid w16 w16cex w16sdtdh">
+<w:styles xmlns:mc="http://schemas.openxmlformats.org/markup-compatibility/2006" xmlns:r="http://schemas.openxmlformats.org/officeDocument/2006/relationships" xmlns:w="http://schemas.openxmlformats.org/wordprocessingml/2006/main" xmlns:w14="http://schemas.microsoft.com/office/word/2010/wordml" xmlns:w15="http://schemas.microsoft.com/office/word/2012/wordml" xmlns:w16cex="http://schemas.microsoft.com/office/word/2018/wordml/cex" xmlns:w16cid="http://schemas.microsoft.com/office/word/2016/wordml/cid" xmlns:w16="http://schemas.microsoft.com/office/word/2018/wordml" xmlns:w16du="http://schemas.microsoft.com/office/word/2023/wordml/word16du" xmlns:w16sdtdh="http://schemas.microsoft.com/office/word/2020/wordml/sdtdatahash" xmlns:w16sdtfl="http://schemas.microsoft.com/office/word/2024/wordml/sdtformatlock" xmlns:w16se="http://schemas.microsoft.com/office/word/2015/wordml/symex" mc:Ignorable="w14 w15 w16se w16cid w16 w16cex w16sdtdh w16sdtfl w16du">
   <w:docDefaults>
     <w:rPrDefault>
       <w:rPr>
@@ -2238,10 +3211,31 @@
       <w:szCs w:val="26"/>
     </w:rPr>
   </w:style>
+  <w:style w:type="paragraph" w:styleId="Heading3">
+    <w:name w:val="heading 3"/>
+    <w:basedOn w:val="Normal"/>
+    <w:next w:val="Normal"/>
+    <w:link w:val="Heading3Char"/>
+    <w:uiPriority w:val="9"/>
+    <w:semiHidden/>
+    <w:unhideWhenUsed/>
+    <w:qFormat/>
+    <w:rsid w:val="00866B5A"/>
+    <w:pPr>
+      <w:keepNext/>
+      <w:keepLines/>
+      <w:spacing w:before="40" w:after="0"/>
+      <w:outlineLvl w:val="2"/>
+    </w:pPr>
+    <w:rPr>
+      <w:rFonts w:asciiTheme="majorHAnsi" w:eastAsiaTheme="majorEastAsia" w:hAnsiTheme="majorHAnsi" w:cstheme="majorBidi"/>
+      <w:color w:val="1F3763" w:themeColor="accent1" w:themeShade="7F"/>
+      <w:szCs w:val="24"/>
+    </w:rPr>
+  </w:style>
   <w:style w:type="character" w:default="1" w:styleId="DefaultParagraphFont">
     <w:name w:val="Default Paragraph Font"/>
     <w:uiPriority w:val="1"/>
-    <w:semiHidden/>
     <w:unhideWhenUsed/>
   </w:style>
   <w:style w:type="table" w:default="1" w:styleId="TableNormal">
@@ -2417,6 +3411,20 @@
       <w:kern w:val="0"/>
       <w:lang w:val="en-US"/>
       <w14:ligatures w14:val="none"/>
+    </w:rPr>
+  </w:style>
+  <w:style w:type="character" w:customStyle="1" w:styleId="Heading3Char">
+    <w:name w:val="Heading 3 Char"/>
+    <w:basedOn w:val="DefaultParagraphFont"/>
+    <w:link w:val="Heading3"/>
+    <w:uiPriority w:val="9"/>
+    <w:semiHidden/>
+    <w:rsid w:val="00866B5A"/>
+    <w:rPr>
+      <w:rFonts w:asciiTheme="majorHAnsi" w:eastAsiaTheme="majorEastAsia" w:hAnsiTheme="majorHAnsi" w:cstheme="majorBidi"/>
+      <w:color w:val="1F3763" w:themeColor="accent1" w:themeShade="7F"/>
+      <w:sz w:val="24"/>
+      <w:szCs w:val="24"/>
     </w:rPr>
   </w:style>
 </w:styles>

--- a/docs/Help Document.docx
+++ b/docs/Help Document.docx
@@ -18,6 +18,7 @@
       <w:sdtContent>
         <w:p>
           <w:pPr>
+            <w:jc w:val="center"/>
             <w:rPr>
               <w:b/>
               <w:bCs/>
@@ -47,6 +48,7 @@
         </w:p>
         <w:p>
           <w:pPr>
+            <w:jc w:val="center"/>
             <w:rPr>
               <w:sz w:val="36"/>
               <w:szCs w:val="32"/>
@@ -64,6 +66,7 @@
         </w:p>
         <w:p>
           <w:pPr>
+            <w:jc w:val="center"/>
             <w:rPr>
               <w:lang w:val="en-US"/>
             </w:rPr>
@@ -82,6 +85,13 @@
             </w:rPr>
           </w:pPr>
         </w:p>
+        <w:p>
+          <w:pPr>
+            <w:rPr>
+              <w:lang w:val="en-US"/>
+            </w:rPr>
+          </w:pPr>
+        </w:p>
       </w:sdtContent>
     </w:sdt>
     <w:p>
@@ -167,6 +177,11 @@
     </w:p>
     <w:p>
       <w:pPr>
+        <w:ind w:left="1440"/>
+      </w:pPr>
+    </w:p>
+    <w:p>
+      <w:pPr>
         <w:rPr>
           <w:b/>
           <w:bCs/>
@@ -220,7 +235,13 @@
         <w:t>you</w:t>
       </w:r>
       <w:r>
-        <w:t xml:space="preserve"> authored. If the "Edit" button is missing, you are viewing an artifact deposited by another archivist.</w:t>
+        <w:t xml:space="preserve"> </w:t>
+      </w:r>
+      <w:r>
+        <w:t>created</w:t>
+      </w:r>
+      <w:r>
+        <w:t>. If the "Edit" button is missing, you are viewing an artifact deposited by another archivist.</w:t>
       </w:r>
     </w:p>
     <w:p>
@@ -266,6 +287,11 @@
     </w:p>
     <w:p>
       <w:pPr>
+        <w:ind w:left="1440"/>
+      </w:pPr>
+    </w:p>
+    <w:p>
+      <w:pPr>
         <w:rPr>
           <w:b/>
           <w:bCs/>
@@ -357,6 +383,385 @@
     </w:p>
     <w:p>
       <w:pPr>
+        <w:ind w:left="1440"/>
+      </w:pPr>
+    </w:p>
+    <w:p>
+      <w:pPr>
+        <w:rPr>
+          <w:b/>
+          <w:bCs/>
+        </w:rPr>
+      </w:pPr>
+      <w:r>
+        <w:rPr>
+          <w:b/>
+          <w:bCs/>
+        </w:rPr>
+        <w:t>4. Advanced Search &amp; Content Discovery</w:t>
+      </w:r>
+    </w:p>
+    <w:p>
+      <w:pPr>
+        <w:pStyle w:val="ListParagraph"/>
+        <w:numPr>
+          <w:ilvl w:val="0"/>
+          <w:numId w:val="8"/>
+        </w:numPr>
+        <w:rPr>
+          <w:b/>
+          <w:bCs/>
+        </w:rPr>
+      </w:pPr>
+      <w:r>
+        <w:rPr>
+          <w:b/>
+          <w:bCs/>
+        </w:rPr>
+        <w:t>Q: I searched for "Breakfast" but only some recipes appeared. Why?</w:t>
+      </w:r>
+    </w:p>
+    <w:p>
+      <w:pPr>
+        <w:pStyle w:val="ListParagraph"/>
+        <w:numPr>
+          <w:ilvl w:val="0"/>
+          <w:numId w:val="14"/>
+        </w:numPr>
+        <w:rPr>
+          <w:b/>
+          <w:bCs/>
+        </w:rPr>
+      </w:pPr>
+      <w:r>
+        <w:rPr>
+          <w:b/>
+          <w:bCs/>
+        </w:rPr>
+        <w:lastRenderedPageBreak/>
+        <w:t xml:space="preserve">A: </w:t>
+      </w:r>
+      <w:r>
+        <w:t>The Global Search Bar prioritizes keywords found in the Recipe Name and Description. If a recipe is categorized as "Breakfast" but doesn't have the word in its title or summary, it may not appear in a keyword search. To see every entry for a category, use the "Daily Recipes" dropdown menu instead.</w:t>
+      </w:r>
+    </w:p>
+    <w:p>
+      <w:pPr>
+        <w:pStyle w:val="ListParagraph"/>
+        <w:ind w:left="1440"/>
+        <w:rPr>
+          <w:b/>
+          <w:bCs/>
+        </w:rPr>
+      </w:pPr>
+    </w:p>
+    <w:p>
+      <w:pPr>
+        <w:rPr>
+          <w:b/>
+          <w:bCs/>
+        </w:rPr>
+      </w:pPr>
+      <w:r>
+        <w:rPr>
+          <w:b/>
+          <w:bCs/>
+        </w:rPr>
+        <w:t>5. Data Integrity &amp; Submission</w:t>
+      </w:r>
+    </w:p>
+    <w:p>
+      <w:pPr>
+        <w:pStyle w:val="ListParagraph"/>
+        <w:numPr>
+          <w:ilvl w:val="0"/>
+          <w:numId w:val="8"/>
+        </w:numPr>
+        <w:rPr>
+          <w:b/>
+          <w:bCs/>
+        </w:rPr>
+      </w:pPr>
+      <w:r>
+        <w:rPr>
+          <w:b/>
+          <w:bCs/>
+        </w:rPr>
+        <w:t>Q: I submitted a recipe, but it isn’t showing up in the "Dinner" section.</w:t>
+      </w:r>
+    </w:p>
+    <w:p>
+      <w:pPr>
+        <w:pStyle w:val="ListParagraph"/>
+        <w:numPr>
+          <w:ilvl w:val="0"/>
+          <w:numId w:val="14"/>
+        </w:numPr>
+        <w:rPr>
+          <w:b/>
+          <w:bCs/>
+        </w:rPr>
+      </w:pPr>
+      <w:r>
+        <w:rPr>
+          <w:b/>
+          <w:bCs/>
+        </w:rPr>
+        <w:t xml:space="preserve">A: </w:t>
+      </w:r>
+      <w:r>
+        <w:t>This usually happens if the Subcategory was not selected during the upload process. Every artifact must be assigned both a primary Category (e.g., Daily Recipes) and a Subcategory (e.g., Dinner) to be indexed correctly on the filtered archive shelves. You can fix this by visiting your Profile, selecting the recipe, and clicking "Edit."</w:t>
+      </w:r>
+    </w:p>
+    <w:p>
+      <w:pPr>
+        <w:pStyle w:val="ListParagraph"/>
+        <w:ind w:left="1440"/>
+        <w:rPr>
+          <w:b/>
+          <w:bCs/>
+        </w:rPr>
+      </w:pPr>
+    </w:p>
+    <w:p>
+      <w:pPr>
+        <w:rPr>
+          <w:b/>
+          <w:bCs/>
+        </w:rPr>
+      </w:pPr>
+      <w:r>
+        <w:rPr>
+          <w:b/>
+          <w:bCs/>
+        </w:rPr>
+        <w:t>6. Technical Compatibility</w:t>
+      </w:r>
+    </w:p>
+    <w:p>
+      <w:pPr>
+        <w:pStyle w:val="ListParagraph"/>
+        <w:numPr>
+          <w:ilvl w:val="0"/>
+          <w:numId w:val="8"/>
+        </w:numPr>
+        <w:rPr>
+          <w:b/>
+          <w:bCs/>
+        </w:rPr>
+      </w:pPr>
+      <w:r>
+        <w:rPr>
+          <w:b/>
+          <w:bCs/>
+        </w:rPr>
+        <w:t>Q: The "Chef's Special" video is blank or showing a "Loading" icon.</w:t>
+      </w:r>
+    </w:p>
+    <w:p>
+      <w:pPr>
+        <w:pStyle w:val="ListParagraph"/>
+        <w:numPr>
+          <w:ilvl w:val="0"/>
+          <w:numId w:val="14"/>
+        </w:numPr>
+        <w:rPr>
+          <w:b/>
+          <w:bCs/>
+        </w:rPr>
+      </w:pPr>
+      <w:r>
+        <w:rPr>
+          <w:b/>
+          <w:bCs/>
+        </w:rPr>
+        <w:t xml:space="preserve">A: </w:t>
+      </w:r>
+      <w:r>
+        <w:t xml:space="preserve">The Vault utilizes </w:t>
+      </w:r>
+      <w:r>
+        <w:t>high definition</w:t>
+      </w:r>
+      <w:r>
+        <w:t xml:space="preserve"> .mp4 video loops. If the video fails to load, ensure you are not using a "Data Saver" mode on your browser, as this often blocks auto-playing media. For the best experience, we recommend using the latest version of Chrome or Edge, as they fully support the cinematic </w:t>
+      </w:r>
+      <w:r>
+        <w:t>glass morphism</w:t>
+      </w:r>
+      <w:r>
+        <w:t xml:space="preserve"> layers used in the Hero Section.</w:t>
+      </w:r>
+    </w:p>
+    <w:p>
+      <w:pPr>
+        <w:rPr>
+          <w:b/>
+          <w:bCs/>
+        </w:rPr>
+      </w:pPr>
+      <w:r>
+        <w:rPr>
+          <w:b/>
+          <w:bCs/>
+        </w:rPr>
+        <w:t>7. Escalation &amp; Developer Support</w:t>
+      </w:r>
+    </w:p>
+    <w:p>
+      <w:r>
+        <w:rPr>
+          <w:b/>
+          <w:bCs/>
+        </w:rPr>
+        <w:t>Q: I’ve read the FAQs, but my issue is still unresolved. Who can I contact?</w:t>
+      </w:r>
+    </w:p>
+    <w:p>
+      <w:pPr>
+        <w:pStyle w:val="ListParagraph"/>
+        <w:numPr>
+          <w:ilvl w:val="0"/>
+          <w:numId w:val="14"/>
+        </w:numPr>
+      </w:pPr>
+      <w:r>
+        <w:rPr>
+          <w:b/>
+          <w:bCs/>
+        </w:rPr>
+        <w:t>A:</w:t>
+      </w:r>
+      <w:r>
+        <w:t xml:space="preserve"> If your query remains unmet or you encounter a critical system error (such as a Database Connection Failure), please contact the </w:t>
+      </w:r>
+      <w:r>
+        <w:rPr>
+          <w:b/>
+          <w:bCs/>
+        </w:rPr>
+        <w:t>Lead Archivist</w:t>
+      </w:r>
+      <w:r>
+        <w:t xml:space="preserve"> directly. Our technical team is available for repository maintenance and troubleshooting during standard business hours</w:t>
+      </w:r>
+    </w:p>
+    <w:p/>
+    <w:p>
+      <w:pPr>
+        <w:jc w:val="center"/>
+        <w:rPr>
+          <w:b/>
+          <w:bCs/>
+          <w:sz w:val="40"/>
+          <w:szCs w:val="36"/>
+        </w:rPr>
+      </w:pPr>
+      <w:r>
+        <w:rPr>
+          <w:b/>
+          <w:bCs/>
+          <w:sz w:val="40"/>
+          <w:szCs w:val="36"/>
+        </w:rPr>
+        <w:t>CONTACT:</w:t>
+      </w:r>
+    </w:p>
+    <w:p>
+      <w:pPr>
+        <w:ind w:left="360"/>
+      </w:pPr>
+      <w:r>
+        <w:rPr>
+          <w:b/>
+          <w:bCs/>
+        </w:rPr>
+        <w:t>Lead Developer:</w:t>
+      </w:r>
+      <w:r>
+        <w:t xml:space="preserve"> Seanoa Ilaoa</w:t>
+      </w:r>
+    </w:p>
+    <w:p>
+      <w:pPr>
+        <w:ind w:left="360"/>
+      </w:pPr>
+      <w:r>
+        <w:rPr>
+          <w:b/>
+          <w:bCs/>
+        </w:rPr>
+        <w:t>Technical Support Email:</w:t>
+      </w:r>
+      <w:r>
+        <w:t xml:space="preserve"> </w:t>
+      </w:r>
+      <w:r>
+        <w:t>seanoa@whiskymail.com</w:t>
+      </w:r>
+    </w:p>
+    <w:p>
+      <w:pPr>
+        <w:ind w:left="360"/>
+      </w:pPr>
+      <w:r>
+        <w:rPr>
+          <w:b/>
+          <w:bCs/>
+        </w:rPr>
+        <w:t>Issue Reporting:</w:t>
+      </w:r>
+      <w:r>
+        <w:t xml:space="preserve"> Please provide a screenshot of the error and the steps taken leading up to the issue.</w:t>
+      </w:r>
+    </w:p>
+    <w:p>
+      <w:pPr>
+        <w:ind w:left="360"/>
+      </w:pPr>
+      <w:r>
+        <w:rPr>
+          <w:b/>
+          <w:bCs/>
+        </w:rPr>
+        <w:t>Professional Portfolio:</w:t>
+      </w:r>
+      <w:r>
+        <w:t xml:space="preserve"> </w:t>
+      </w:r>
+      <w:hyperlink r:id="rId5" w:history="1">
+        <w:r>
+          <w:rPr>
+            <w:rStyle w:val="Hyperlink"/>
+            <w:b/>
+            <w:bCs/>
+          </w:rPr>
+          <w:t>linkedin.com/in/seanoa-ilaoa-lio-b10522137</w:t>
+        </w:r>
+      </w:hyperlink>
+    </w:p>
+    <w:p>
+      <w:pPr>
+        <w:ind w:left="360"/>
+      </w:pPr>
+      <w:r>
+        <w:rPr>
+          <w:b/>
+          <w:bCs/>
+        </w:rPr>
+        <w:t>Source Code Queries:</w:t>
+      </w:r>
+      <w:r>
+        <w:t xml:space="preserve"> </w:t>
+      </w:r>
+      <w:r>
+        <w:t>https://github.com/si8168/Whisky_Project.git</w:t>
+      </w:r>
+    </w:p>
+    <w:p/>
+    <w:p>
+      <w:pPr>
+        <w:spacing w:line="240" w:lineRule="auto"/>
         <w:rPr>
           <w:lang w:val="en-US"/>
         </w:rPr>
@@ -364,6 +769,7 @@
     </w:p>
     <w:p>
       <w:pPr>
+        <w:spacing w:line="240" w:lineRule="auto"/>
         <w:rPr>
           <w:lang w:val="en-US"/>
         </w:rPr>
@@ -373,10 +779,6 @@
       <w:pPr>
         <w:spacing w:line="240" w:lineRule="auto"/>
         <w:rPr>
-          <w:rFonts w:asciiTheme="majorHAnsi" w:eastAsiaTheme="majorEastAsia" w:hAnsiTheme="majorHAnsi" w:cstheme="majorBidi"/>
-          <w:color w:val="2F5496" w:themeColor="accent1" w:themeShade="BF"/>
-          <w:sz w:val="40"/>
-          <w:szCs w:val="40"/>
           <w:lang w:val="en-US"/>
         </w:rPr>
       </w:pPr>
@@ -385,6 +787,14 @@
       <w:pPr>
         <w:spacing w:line="240" w:lineRule="auto"/>
         <w:rPr>
+          <w:lang w:val="en-US"/>
+        </w:rPr>
+      </w:pPr>
+    </w:p>
+    <w:p>
+      <w:pPr>
+        <w:spacing w:line="240" w:lineRule="auto"/>
+        <w:rPr>
           <w:rFonts w:ascii="Segoe UI Emoji" w:hAnsi="Segoe UI Emoji" w:cs="Segoe UI Emoji"/>
           <w:b/>
           <w:bCs/>
@@ -395,34 +805,73 @@
       <w:pPr>
         <w:spacing w:line="240" w:lineRule="auto"/>
         <w:rPr>
-          <w:b/>
-          <w:bCs/>
-        </w:rPr>
-      </w:pPr>
-      <w:r>
-        <w:rPr>
           <w:rFonts w:ascii="Segoe UI Emoji" w:hAnsi="Segoe UI Emoji" w:cs="Segoe UI Emoji"/>
           <w:b/>
           <w:bCs/>
         </w:rPr>
+      </w:pPr>
+    </w:p>
+    <w:p>
+      <w:pPr>
+        <w:spacing w:line="240" w:lineRule="auto"/>
+        <w:jc w:val="center"/>
+        <w:rPr>
+          <w:b/>
+          <w:bCs/>
+          <w:sz w:val="36"/>
+          <w:szCs w:val="32"/>
+        </w:rPr>
+      </w:pPr>
+      <w:r>
+        <w:rPr>
+          <w:rFonts w:ascii="Segoe UI Emoji" w:hAnsi="Segoe UI Emoji" w:cs="Segoe UI Emoji"/>
+          <w:b/>
+          <w:bCs/>
+          <w:sz w:val="36"/>
+          <w:szCs w:val="32"/>
+        </w:rPr>
+        <w:lastRenderedPageBreak/>
         <w:t>🏛️</w:t>
       </w:r>
       <w:r>
         <w:rPr>
           <w:b/>
           <w:bCs/>
-        </w:rPr>
-        <w:t xml:space="preserve"> WHISKY Vault | Project Showcase Script</w:t>
+          <w:sz w:val="36"/>
+          <w:szCs w:val="32"/>
+        </w:rPr>
+        <w:t xml:space="preserve"> WHISKY Vault | Showcase Script</w:t>
       </w:r>
     </w:p>
     <w:p>
       <w:pPr>
         <w:spacing w:line="240" w:lineRule="auto"/>
-        <w:rPr>
-          <w:b/>
-          <w:bCs/>
-        </w:rPr>
-      </w:pPr>
+        <w:jc w:val="center"/>
+        <w:rPr>
+          <w:b/>
+          <w:bCs/>
+          <w:sz w:val="22"/>
+          <w:szCs w:val="20"/>
+        </w:rPr>
+      </w:pPr>
+      <w:r>
+        <w:rPr>
+          <w:b/>
+          <w:bCs/>
+          <w:sz w:val="22"/>
+          <w:szCs w:val="20"/>
+        </w:rPr>
+        <w:t>What to expect when navigating The WHISKY Va</w:t>
+      </w:r>
+      <w:r>
+        <w:rPr>
+          <w:b/>
+          <w:bCs/>
+          <w:sz w:val="22"/>
+          <w:szCs w:val="20"/>
+        </w:rPr>
+        <w:t>ult.</w:t>
+      </w:r>
     </w:p>
     <w:p>
       <w:pPr>
@@ -437,7 +886,21 @@
           <w:b/>
           <w:bCs/>
         </w:rPr>
-        <w:t>1. The Grand Entry (Branding &amp; Navigation)</w:t>
+        <w:t>1. The Grand Entry (</w:t>
+      </w:r>
+      <w:r>
+        <w:rPr>
+          <w:b/>
+          <w:bCs/>
+        </w:rPr>
+        <w:t>Action</w:t>
+      </w:r>
+      <w:r>
+        <w:rPr>
+          <w:b/>
+          <w:bCs/>
+        </w:rPr>
+        <w:t xml:space="preserve"> &amp; Navigation)</w:t>
       </w:r>
     </w:p>
     <w:p>
@@ -472,7 +935,14 @@
           <w:b/>
           <w:bCs/>
         </w:rPr>
-        <w:t>Narrative:</w:t>
+        <w:t>WHISKY</w:t>
+      </w:r>
+      <w:r>
+        <w:rPr>
+          <w:b/>
+          <w:bCs/>
+        </w:rPr>
+        <w:t>:</w:t>
       </w:r>
       <w:r>
         <w:t xml:space="preserve"> </w:t>
@@ -517,7 +987,14 @@
           <w:b/>
           <w:bCs/>
         </w:rPr>
-        <w:t>Narrative:</w:t>
+        <w:t>WHISKY</w:t>
+      </w:r>
+      <w:r>
+        <w:rPr>
+          <w:b/>
+          <w:bCs/>
+        </w:rPr>
+        <w:t>:</w:t>
       </w:r>
       <w:r>
         <w:t xml:space="preserve"> </w:t>
@@ -527,23 +1004,35 @@
           <w:i/>
           <w:iCs/>
         </w:rPr>
-        <w:t xml:space="preserve">"Our navigation is structured for elite curation, featuring Daily Recipes, Health &amp; Diet, and Holiday archives, all accessible via these blurred </w:t>
-      </w:r>
-      <w:proofErr w:type="spellStart"/>
+        <w:t>"Our navigation is structured for elite curation, featuring Daily Recipes, Health &amp; Diet, and Holiday archives, all accessible via these dropdowns</w:t>
+      </w:r>
       <w:r>
         <w:rPr>
           <w:i/>
           <w:iCs/>
         </w:rPr>
-        <w:t>glassmorphism</w:t>
-      </w:r>
-      <w:proofErr w:type="spellEnd"/>
+        <w:t xml:space="preserve"> menus</w:t>
+      </w:r>
       <w:r>
         <w:rPr>
           <w:i/>
           <w:iCs/>
         </w:rPr>
-        <w:t xml:space="preserve"> dropdowns."</w:t>
+        <w:t>.</w:t>
+      </w:r>
+      <w:r>
+        <w:rPr>
+          <w:i/>
+          <w:iCs/>
+        </w:rPr>
+        <w:t xml:space="preserve"> </w:t>
+      </w:r>
+      <w:r>
+        <w:rPr>
+          <w:i/>
+          <w:iCs/>
+        </w:rPr>
+        <w:t>Click a 'Daily Recipe' link like 'Dinner'</w:t>
       </w:r>
     </w:p>
     <w:p>
@@ -594,7 +1083,14 @@
           <w:b/>
           <w:bCs/>
         </w:rPr>
-        <w:t>Narrative:</w:t>
+        <w:t>WHISKY</w:t>
+      </w:r>
+      <w:r>
+        <w:rPr>
+          <w:b/>
+          <w:bCs/>
+        </w:rPr>
+        <w:t>:</w:t>
       </w:r>
       <w:r>
         <w:t xml:space="preserve"> </w:t>
@@ -604,7 +1100,35 @@
           <w:i/>
           <w:iCs/>
         </w:rPr>
-        <w:t>"To build community trust, we’ve integrated a feedback section featuring testimonials from our global users, ensuring the archive feels lived-in and credible."</w:t>
+        <w:t>"</w:t>
+      </w:r>
+      <w:r>
+        <w:rPr>
+          <w:i/>
+          <w:iCs/>
+        </w:rPr>
+        <w:t>In</w:t>
+      </w:r>
+      <w:r>
+        <w:rPr>
+          <w:i/>
+          <w:iCs/>
+        </w:rPr>
+        <w:t xml:space="preserve"> build</w:t>
+      </w:r>
+      <w:r>
+        <w:rPr>
+          <w:i/>
+          <w:iCs/>
+        </w:rPr>
+        <w:t>ing</w:t>
+      </w:r>
+      <w:r>
+        <w:rPr>
+          <w:i/>
+          <w:iCs/>
+        </w:rPr>
+        <w:t xml:space="preserve"> community, we’ve integrated a feedback section featuring testimonials from our global users, ensuring the archive feels lived-in and credible."</w:t>
       </w:r>
     </w:p>
     <w:p>
@@ -639,7 +1163,14 @@
           <w:b/>
           <w:bCs/>
         </w:rPr>
-        <w:t>Narrative:</w:t>
+        <w:t>WHISKY</w:t>
+      </w:r>
+      <w:r>
+        <w:rPr>
+          <w:b/>
+          <w:bCs/>
+        </w:rPr>
+        <w:t>:</w:t>
       </w:r>
       <w:r>
         <w:t xml:space="preserve"> </w:t>
@@ -700,7 +1231,14 @@
           <w:b/>
           <w:bCs/>
         </w:rPr>
-        <w:t>Narrative:</w:t>
+        <w:t>WHISKY</w:t>
+      </w:r>
+      <w:r>
+        <w:rPr>
+          <w:b/>
+          <w:bCs/>
+        </w:rPr>
+        <w:t>:</w:t>
       </w:r>
       <w:r>
         <w:t xml:space="preserve"> </w:t>
@@ -710,7 +1248,7 @@
           <w:i/>
           <w:iCs/>
         </w:rPr>
-        <w:t>"The Vault utilizes a secure Django authentication system. Once an archivist is logged in, the interface shifts to allow content management."</w:t>
+        <w:t>"Once an archivist is logged in, the interface shifts to allow content management."</w:t>
       </w:r>
     </w:p>
     <w:p>
@@ -745,7 +1283,14 @@
           <w:b/>
           <w:bCs/>
         </w:rPr>
-        <w:t>Narrative:</w:t>
+        <w:t>WHISKY</w:t>
+      </w:r>
+      <w:r>
+        <w:rPr>
+          <w:b/>
+          <w:bCs/>
+        </w:rPr>
+        <w:t>:</w:t>
       </w:r>
       <w:r>
         <w:t xml:space="preserve"> </w:t>
@@ -790,7 +1335,14 @@
           <w:b/>
           <w:bCs/>
         </w:rPr>
-        <w:t>Narrative:</w:t>
+        <w:t>WHISKY</w:t>
+      </w:r>
+      <w:r>
+        <w:rPr>
+          <w:b/>
+          <w:bCs/>
+        </w:rPr>
+        <w:t>:</w:t>
       </w:r>
       <w:r>
         <w:t xml:space="preserve"> </w:t>
@@ -851,8 +1403,14 @@
           <w:b/>
           <w:bCs/>
         </w:rPr>
-        <w:lastRenderedPageBreak/>
-        <w:t>Narrative:</w:t>
+        <w:t>WHISKY</w:t>
+      </w:r>
+      <w:r>
+        <w:rPr>
+          <w:b/>
+          <w:bCs/>
+        </w:rPr>
+        <w:t>:</w:t>
       </w:r>
       <w:r>
         <w:t xml:space="preserve"> </w:t>
@@ -862,23 +1420,7 @@
           <w:i/>
           <w:iCs/>
         </w:rPr>
-        <w:t xml:space="preserve">"Our advanced search functionality allows for instant discovery. Notice the </w:t>
-      </w:r>
-      <w:proofErr w:type="spellStart"/>
-      <w:r>
-        <w:rPr>
-          <w:i/>
-          <w:iCs/>
-        </w:rPr>
-        <w:t>glassmorphism</w:t>
-      </w:r>
-      <w:proofErr w:type="spellEnd"/>
-      <w:r>
-        <w:rPr>
-          <w:i/>
-          <w:iCs/>
-        </w:rPr>
-        <w:t xml:space="preserve"> design that keeps the focus on the culinary imagery while filtering the database."</w:t>
+        <w:t>"Our advanced search functionality allows for instant discovery. Notice the design that keeps the focus on the culinary imagery while filtering the database."</w:t>
       </w:r>
     </w:p>
     <w:p>
@@ -913,7 +1455,14 @@
           <w:b/>
           <w:bCs/>
         </w:rPr>
-        <w:t>Narrative:</w:t>
+        <w:t>WHISKY</w:t>
+      </w:r>
+      <w:r>
+        <w:rPr>
+          <w:b/>
+          <w:bCs/>
+        </w:rPr>
+        <w:t>:</w:t>
       </w:r>
       <w:r>
         <w:t xml:space="preserve"> </w:t>
@@ -923,7 +1472,7 @@
           <w:i/>
           <w:iCs/>
         </w:rPr>
-        <w:t>"Clicking any category redirects the user to a filtered archive shelf, displaying at least three high-quality records per category as per Phase 1 requirements."</w:t>
+        <w:t>"Clicking any category redirects the user to a filtered archive shelf, displaying high-quality records"</w:t>
       </w:r>
     </w:p>
     <w:p>
@@ -949,13 +1498,25 @@
           <w:numId w:val="13"/>
         </w:numPr>
         <w:spacing w:line="240" w:lineRule="auto"/>
-      </w:pPr>
-      <w:r>
-        <w:rPr>
-          <w:b/>
-          <w:bCs/>
-        </w:rPr>
-        <w:t>Narrative:</w:t>
+        <w:rPr>
+          <w:sz w:val="28"/>
+          <w:szCs w:val="24"/>
+          <w:lang w:val="en-US"/>
+        </w:rPr>
+      </w:pPr>
+      <w:r>
+        <w:rPr>
+          <w:b/>
+          <w:bCs/>
+        </w:rPr>
+        <w:t>WHISKY</w:t>
+      </w:r>
+      <w:r>
+        <w:rPr>
+          <w:b/>
+          <w:bCs/>
+        </w:rPr>
+        <w:t>:</w:t>
       </w:r>
       <w:r>
         <w:t xml:space="preserve"> </w:t>
@@ -965,20 +1526,56 @@
           <w:i/>
           <w:iCs/>
         </w:rPr>
-        <w:t>"By combining Django’s robust backend with a modern, responsive frontend, the WHISKY Vault stands as a sophisticated repository for food lovers worldwide. The project is fully version-controlled on GitHub and supported by comprehensive user documentation."</w:t>
-      </w:r>
-    </w:p>
-    <w:p>
-      <w:pPr>
-        <w:spacing w:line="240" w:lineRule="auto"/>
-        <w:rPr>
-          <w:lang w:val="en-US"/>
-        </w:rPr>
-      </w:pPr>
+        <w:t xml:space="preserve">"By combining Django’s robust backend with a modern, responsive </w:t>
+      </w:r>
+      <w:proofErr w:type="gramStart"/>
+      <w:r>
+        <w:rPr>
+          <w:i/>
+          <w:iCs/>
+        </w:rPr>
+        <w:t xml:space="preserve">frontend, </w:t>
+      </w:r>
+      <w:r>
+        <w:rPr>
+          <w:i/>
+          <w:iCs/>
+        </w:rPr>
+        <w:t xml:space="preserve"> t</w:t>
+      </w:r>
+      <w:r>
+        <w:rPr>
+          <w:i/>
+          <w:iCs/>
+        </w:rPr>
+        <w:t>he</w:t>
+      </w:r>
+      <w:proofErr w:type="gramEnd"/>
+      <w:r>
+        <w:rPr>
+          <w:i/>
+          <w:iCs/>
+        </w:rPr>
+        <w:t xml:space="preserve"> WHISKY Vault stands as a sophisticated repository for food lovers worldwide. The </w:t>
+      </w:r>
+      <w:r>
+        <w:rPr>
+          <w:i/>
+          <w:iCs/>
+        </w:rPr>
+        <w:t>project</w:t>
+      </w:r>
+      <w:r>
+        <w:rPr>
+          <w:i/>
+          <w:iCs/>
+        </w:rPr>
+        <w:t xml:space="preserve"> is fully version-controlled on GitHub and supported by comprehensive user documentation."</w:t>
+      </w:r>
     </w:p>
     <w:sectPr>
       <w:pgSz w:w="11906" w:h="16838"/>
-      <w:pgMar w:top="1440" w:right="1440" w:bottom="1440" w:left="1440" w:header="708" w:footer="708" w:gutter="0"/>
+      <w:pgMar w:top="720" w:right="720" w:bottom="720" w:left="720" w:header="708" w:footer="708" w:gutter="0"/>
       <w:pgNumType w:start="0"/>
       <w:cols w:space="708"/>
       <w:titlePg/>
@@ -1551,6 +2148,304 @@
     </w:lvl>
   </w:abstractNum>
   <w:abstractNum w:abstractNumId="4" w15:restartNumberingAfterBreak="0">
+    <w:nsid w:val="166433CA"/>
+    <w:multiLevelType w:val="multilevel"/>
+    <w:tmpl w:val="10B2DA42"/>
+    <w:lvl w:ilvl="0">
+      <w:start w:val="1"/>
+      <w:numFmt w:val="bullet"/>
+      <w:lvlText w:val=""/>
+      <w:lvlJc w:val="left"/>
+      <w:pPr>
+        <w:tabs>
+          <w:tab w:val="num" w:pos="720"/>
+        </w:tabs>
+        <w:ind w:left="720" w:hanging="360"/>
+      </w:pPr>
+      <w:rPr>
+        <w:rFonts w:ascii="Wingdings" w:hAnsi="Wingdings" w:hint="default"/>
+        <w:sz w:val="20"/>
+      </w:rPr>
+    </w:lvl>
+    <w:lvl w:ilvl="1" w:tentative="1">
+      <w:start w:val="1"/>
+      <w:numFmt w:val="bullet"/>
+      <w:lvlText w:val="o"/>
+      <w:lvlJc w:val="left"/>
+      <w:pPr>
+        <w:tabs>
+          <w:tab w:val="num" w:pos="1440"/>
+        </w:tabs>
+        <w:ind w:left="1440" w:hanging="360"/>
+      </w:pPr>
+      <w:rPr>
+        <w:rFonts w:ascii="Courier New" w:hAnsi="Courier New" w:hint="default"/>
+        <w:sz w:val="20"/>
+      </w:rPr>
+    </w:lvl>
+    <w:lvl w:ilvl="2" w:tentative="1">
+      <w:start w:val="1"/>
+      <w:numFmt w:val="bullet"/>
+      <w:lvlText w:val=""/>
+      <w:lvlJc w:val="left"/>
+      <w:pPr>
+        <w:tabs>
+          <w:tab w:val="num" w:pos="2160"/>
+        </w:tabs>
+        <w:ind w:left="2160" w:hanging="360"/>
+      </w:pPr>
+      <w:rPr>
+        <w:rFonts w:ascii="Wingdings" w:hAnsi="Wingdings" w:hint="default"/>
+        <w:sz w:val="20"/>
+      </w:rPr>
+    </w:lvl>
+    <w:lvl w:ilvl="3" w:tentative="1">
+      <w:start w:val="1"/>
+      <w:numFmt w:val="bullet"/>
+      <w:lvlText w:val=""/>
+      <w:lvlJc w:val="left"/>
+      <w:pPr>
+        <w:tabs>
+          <w:tab w:val="num" w:pos="2880"/>
+        </w:tabs>
+        <w:ind w:left="2880" w:hanging="360"/>
+      </w:pPr>
+      <w:rPr>
+        <w:rFonts w:ascii="Wingdings" w:hAnsi="Wingdings" w:hint="default"/>
+        <w:sz w:val="20"/>
+      </w:rPr>
+    </w:lvl>
+    <w:lvl w:ilvl="4" w:tentative="1">
+      <w:start w:val="1"/>
+      <w:numFmt w:val="bullet"/>
+      <w:lvlText w:val=""/>
+      <w:lvlJc w:val="left"/>
+      <w:pPr>
+        <w:tabs>
+          <w:tab w:val="num" w:pos="3600"/>
+        </w:tabs>
+        <w:ind w:left="3600" w:hanging="360"/>
+      </w:pPr>
+      <w:rPr>
+        <w:rFonts w:ascii="Wingdings" w:hAnsi="Wingdings" w:hint="default"/>
+        <w:sz w:val="20"/>
+      </w:rPr>
+    </w:lvl>
+    <w:lvl w:ilvl="5" w:tentative="1">
+      <w:start w:val="1"/>
+      <w:numFmt w:val="bullet"/>
+      <w:lvlText w:val=""/>
+      <w:lvlJc w:val="left"/>
+      <w:pPr>
+        <w:tabs>
+          <w:tab w:val="num" w:pos="4320"/>
+        </w:tabs>
+        <w:ind w:left="4320" w:hanging="360"/>
+      </w:pPr>
+      <w:rPr>
+        <w:rFonts w:ascii="Wingdings" w:hAnsi="Wingdings" w:hint="default"/>
+        <w:sz w:val="20"/>
+      </w:rPr>
+    </w:lvl>
+    <w:lvl w:ilvl="6" w:tentative="1">
+      <w:start w:val="1"/>
+      <w:numFmt w:val="bullet"/>
+      <w:lvlText w:val=""/>
+      <w:lvlJc w:val="left"/>
+      <w:pPr>
+        <w:tabs>
+          <w:tab w:val="num" w:pos="5040"/>
+        </w:tabs>
+        <w:ind w:left="5040" w:hanging="360"/>
+      </w:pPr>
+      <w:rPr>
+        <w:rFonts w:ascii="Wingdings" w:hAnsi="Wingdings" w:hint="default"/>
+        <w:sz w:val="20"/>
+      </w:rPr>
+    </w:lvl>
+    <w:lvl w:ilvl="7" w:tentative="1">
+      <w:start w:val="1"/>
+      <w:numFmt w:val="bullet"/>
+      <w:lvlText w:val=""/>
+      <w:lvlJc w:val="left"/>
+      <w:pPr>
+        <w:tabs>
+          <w:tab w:val="num" w:pos="5760"/>
+        </w:tabs>
+        <w:ind w:left="5760" w:hanging="360"/>
+      </w:pPr>
+      <w:rPr>
+        <w:rFonts w:ascii="Wingdings" w:hAnsi="Wingdings" w:hint="default"/>
+        <w:sz w:val="20"/>
+      </w:rPr>
+    </w:lvl>
+    <w:lvl w:ilvl="8" w:tentative="1">
+      <w:start w:val="1"/>
+      <w:numFmt w:val="bullet"/>
+      <w:lvlText w:val=""/>
+      <w:lvlJc w:val="left"/>
+      <w:pPr>
+        <w:tabs>
+          <w:tab w:val="num" w:pos="6480"/>
+        </w:tabs>
+        <w:ind w:left="6480" w:hanging="360"/>
+      </w:pPr>
+      <w:rPr>
+        <w:rFonts w:ascii="Wingdings" w:hAnsi="Wingdings" w:hint="default"/>
+        <w:sz w:val="20"/>
+      </w:rPr>
+    </w:lvl>
+  </w:abstractNum>
+  <w:abstractNum w:abstractNumId="5" w15:restartNumberingAfterBreak="0">
+    <w:nsid w:val="1B745651"/>
+    <w:multiLevelType w:val="multilevel"/>
+    <w:tmpl w:val="34F27982"/>
+    <w:lvl w:ilvl="0">
+      <w:start w:val="1"/>
+      <w:numFmt w:val="bullet"/>
+      <w:lvlText w:val=""/>
+      <w:lvlJc w:val="left"/>
+      <w:pPr>
+        <w:tabs>
+          <w:tab w:val="num" w:pos="720"/>
+        </w:tabs>
+        <w:ind w:left="720" w:hanging="360"/>
+      </w:pPr>
+      <w:rPr>
+        <w:rFonts w:ascii="Symbol" w:hAnsi="Symbol" w:hint="default"/>
+        <w:sz w:val="20"/>
+      </w:rPr>
+    </w:lvl>
+    <w:lvl w:ilvl="1" w:tentative="1">
+      <w:start w:val="1"/>
+      <w:numFmt w:val="bullet"/>
+      <w:lvlText w:val="o"/>
+      <w:lvlJc w:val="left"/>
+      <w:pPr>
+        <w:tabs>
+          <w:tab w:val="num" w:pos="1440"/>
+        </w:tabs>
+        <w:ind w:left="1440" w:hanging="360"/>
+      </w:pPr>
+      <w:rPr>
+        <w:rFonts w:ascii="Courier New" w:hAnsi="Courier New" w:hint="default"/>
+        <w:sz w:val="20"/>
+      </w:rPr>
+    </w:lvl>
+    <w:lvl w:ilvl="2" w:tentative="1">
+      <w:start w:val="1"/>
+      <w:numFmt w:val="bullet"/>
+      <w:lvlText w:val=""/>
+      <w:lvlJc w:val="left"/>
+      <w:pPr>
+        <w:tabs>
+          <w:tab w:val="num" w:pos="2160"/>
+        </w:tabs>
+        <w:ind w:left="2160" w:hanging="360"/>
+      </w:pPr>
+      <w:rPr>
+        <w:rFonts w:ascii="Wingdings" w:hAnsi="Wingdings" w:hint="default"/>
+        <w:sz w:val="20"/>
+      </w:rPr>
+    </w:lvl>
+    <w:lvl w:ilvl="3" w:tentative="1">
+      <w:start w:val="1"/>
+      <w:numFmt w:val="bullet"/>
+      <w:lvlText w:val=""/>
+      <w:lvlJc w:val="left"/>
+      <w:pPr>
+        <w:tabs>
+          <w:tab w:val="num" w:pos="2880"/>
+        </w:tabs>
+        <w:ind w:left="2880" w:hanging="360"/>
+      </w:pPr>
+      <w:rPr>
+        <w:rFonts w:ascii="Wingdings" w:hAnsi="Wingdings" w:hint="default"/>
+        <w:sz w:val="20"/>
+      </w:rPr>
+    </w:lvl>
+    <w:lvl w:ilvl="4" w:tentative="1">
+      <w:start w:val="1"/>
+      <w:numFmt w:val="bullet"/>
+      <w:lvlText w:val=""/>
+      <w:lvlJc w:val="left"/>
+      <w:pPr>
+        <w:tabs>
+          <w:tab w:val="num" w:pos="3600"/>
+        </w:tabs>
+        <w:ind w:left="3600" w:hanging="360"/>
+      </w:pPr>
+      <w:rPr>
+        <w:rFonts w:ascii="Wingdings" w:hAnsi="Wingdings" w:hint="default"/>
+        <w:sz w:val="20"/>
+      </w:rPr>
+    </w:lvl>
+    <w:lvl w:ilvl="5" w:tentative="1">
+      <w:start w:val="1"/>
+      <w:numFmt w:val="bullet"/>
+      <w:lvlText w:val=""/>
+      <w:lvlJc w:val="left"/>
+      <w:pPr>
+        <w:tabs>
+          <w:tab w:val="num" w:pos="4320"/>
+        </w:tabs>
+        <w:ind w:left="4320" w:hanging="360"/>
+      </w:pPr>
+      <w:rPr>
+        <w:rFonts w:ascii="Wingdings" w:hAnsi="Wingdings" w:hint="default"/>
+        <w:sz w:val="20"/>
+      </w:rPr>
+    </w:lvl>
+    <w:lvl w:ilvl="6" w:tentative="1">
+      <w:start w:val="1"/>
+      <w:numFmt w:val="bullet"/>
+      <w:lvlText w:val=""/>
+      <w:lvlJc w:val="left"/>
+      <w:pPr>
+        <w:tabs>
+          <w:tab w:val="num" w:pos="5040"/>
+        </w:tabs>
+        <w:ind w:left="5040" w:hanging="360"/>
+      </w:pPr>
+      <w:rPr>
+        <w:rFonts w:ascii="Wingdings" w:hAnsi="Wingdings" w:hint="default"/>
+        <w:sz w:val="20"/>
+      </w:rPr>
+    </w:lvl>
+    <w:lvl w:ilvl="7" w:tentative="1">
+      <w:start w:val="1"/>
+      <w:numFmt w:val="bullet"/>
+      <w:lvlText w:val=""/>
+      <w:lvlJc w:val="left"/>
+      <w:pPr>
+        <w:tabs>
+          <w:tab w:val="num" w:pos="5760"/>
+        </w:tabs>
+        <w:ind w:left="5760" w:hanging="360"/>
+      </w:pPr>
+      <w:rPr>
+        <w:rFonts w:ascii="Wingdings" w:hAnsi="Wingdings" w:hint="default"/>
+        <w:sz w:val="20"/>
+      </w:rPr>
+    </w:lvl>
+    <w:lvl w:ilvl="8" w:tentative="1">
+      <w:start w:val="1"/>
+      <w:numFmt w:val="bullet"/>
+      <w:lvlText w:val=""/>
+      <w:lvlJc w:val="left"/>
+      <w:pPr>
+        <w:tabs>
+          <w:tab w:val="num" w:pos="6480"/>
+        </w:tabs>
+        <w:ind w:left="6480" w:hanging="360"/>
+      </w:pPr>
+      <w:rPr>
+        <w:rFonts w:ascii="Wingdings" w:hAnsi="Wingdings" w:hint="default"/>
+        <w:sz w:val="20"/>
+      </w:rPr>
+    </w:lvl>
+  </w:abstractNum>
+  <w:abstractNum w:abstractNumId="6" w15:restartNumberingAfterBreak="0">
     <w:nsid w:val="240503BD"/>
     <w:multiLevelType w:val="multilevel"/>
     <w:tmpl w:val="3F505232"/>
@@ -1699,7 +2594,7 @@
       </w:rPr>
     </w:lvl>
   </w:abstractNum>
-  <w:abstractNum w:abstractNumId="5" w15:restartNumberingAfterBreak="0">
+  <w:abstractNum w:abstractNumId="7" w15:restartNumberingAfterBreak="0">
     <w:nsid w:val="26A36500"/>
     <w:multiLevelType w:val="multilevel"/>
     <w:tmpl w:val="E6A0329C"/>
@@ -1848,7 +2743,7 @@
       </w:rPr>
     </w:lvl>
   </w:abstractNum>
-  <w:abstractNum w:abstractNumId="6" w15:restartNumberingAfterBreak="0">
+  <w:abstractNum w:abstractNumId="8" w15:restartNumberingAfterBreak="0">
     <w:nsid w:val="2B1F1076"/>
     <w:multiLevelType w:val="hybridMultilevel"/>
     <w:tmpl w:val="7F5A312A"/>
@@ -1934,7 +2829,7 @@
       </w:pPr>
     </w:lvl>
   </w:abstractNum>
-  <w:abstractNum w:abstractNumId="7" w15:restartNumberingAfterBreak="0">
+  <w:abstractNum w:abstractNumId="9" w15:restartNumberingAfterBreak="0">
     <w:nsid w:val="52C63F06"/>
     <w:multiLevelType w:val="multilevel"/>
     <w:tmpl w:val="F96420AA"/>
@@ -2083,7 +2978,7 @@
       </w:rPr>
     </w:lvl>
   </w:abstractNum>
-  <w:abstractNum w:abstractNumId="8" w15:restartNumberingAfterBreak="0">
+  <w:abstractNum w:abstractNumId="10" w15:restartNumberingAfterBreak="0">
     <w:nsid w:val="55A72D5D"/>
     <w:multiLevelType w:val="hybridMultilevel"/>
     <w:tmpl w:val="09E2A0BC"/>
@@ -2196,7 +3091,120 @@
       </w:rPr>
     </w:lvl>
   </w:abstractNum>
-  <w:abstractNum w:abstractNumId="9" w15:restartNumberingAfterBreak="0">
+  <w:abstractNum w:abstractNumId="11" w15:restartNumberingAfterBreak="0">
+    <w:nsid w:val="5D670040"/>
+    <w:multiLevelType w:val="hybridMultilevel"/>
+    <w:tmpl w:val="5574BC62"/>
+    <w:lvl w:ilvl="0" w:tplc="14090003">
+      <w:start w:val="1"/>
+      <w:numFmt w:val="bullet"/>
+      <w:lvlText w:val="o"/>
+      <w:lvlJc w:val="left"/>
+      <w:pPr>
+        <w:ind w:left="1440" w:hanging="360"/>
+      </w:pPr>
+      <w:rPr>
+        <w:rFonts w:ascii="Courier New" w:hAnsi="Courier New" w:cs="Courier New" w:hint="default"/>
+      </w:rPr>
+    </w:lvl>
+    <w:lvl w:ilvl="1" w:tplc="14090003" w:tentative="1">
+      <w:start w:val="1"/>
+      <w:numFmt w:val="bullet"/>
+      <w:lvlText w:val="o"/>
+      <w:lvlJc w:val="left"/>
+      <w:pPr>
+        <w:ind w:left="2160" w:hanging="360"/>
+      </w:pPr>
+      <w:rPr>
+        <w:rFonts w:ascii="Courier New" w:hAnsi="Courier New" w:cs="Courier New" w:hint="default"/>
+      </w:rPr>
+    </w:lvl>
+    <w:lvl w:ilvl="2" w:tplc="14090005" w:tentative="1">
+      <w:start w:val="1"/>
+      <w:numFmt w:val="bullet"/>
+      <w:lvlText w:val=""/>
+      <w:lvlJc w:val="left"/>
+      <w:pPr>
+        <w:ind w:left="2880" w:hanging="360"/>
+      </w:pPr>
+      <w:rPr>
+        <w:rFonts w:ascii="Wingdings" w:hAnsi="Wingdings" w:hint="default"/>
+      </w:rPr>
+    </w:lvl>
+    <w:lvl w:ilvl="3" w:tplc="14090001" w:tentative="1">
+      <w:start w:val="1"/>
+      <w:numFmt w:val="bullet"/>
+      <w:lvlText w:val=""/>
+      <w:lvlJc w:val="left"/>
+      <w:pPr>
+        <w:ind w:left="3600" w:hanging="360"/>
+      </w:pPr>
+      <w:rPr>
+        <w:rFonts w:ascii="Symbol" w:hAnsi="Symbol" w:hint="default"/>
+      </w:rPr>
+    </w:lvl>
+    <w:lvl w:ilvl="4" w:tplc="14090003" w:tentative="1">
+      <w:start w:val="1"/>
+      <w:numFmt w:val="bullet"/>
+      <w:lvlText w:val="o"/>
+      <w:lvlJc w:val="left"/>
+      <w:pPr>
+        <w:ind w:left="4320" w:hanging="360"/>
+      </w:pPr>
+      <w:rPr>
+        <w:rFonts w:ascii="Courier New" w:hAnsi="Courier New" w:cs="Courier New" w:hint="default"/>
+      </w:rPr>
+    </w:lvl>
+    <w:lvl w:ilvl="5" w:tplc="14090005" w:tentative="1">
+      <w:start w:val="1"/>
+      <w:numFmt w:val="bullet"/>
+      <w:lvlText w:val=""/>
+      <w:lvlJc w:val="left"/>
+      <w:pPr>
+        <w:ind w:left="5040" w:hanging="360"/>
+      </w:pPr>
+      <w:rPr>
+        <w:rFonts w:ascii="Wingdings" w:hAnsi="Wingdings" w:hint="default"/>
+      </w:rPr>
+    </w:lvl>
+    <w:lvl w:ilvl="6" w:tplc="14090001" w:tentative="1">
+      <w:start w:val="1"/>
+      <w:numFmt w:val="bullet"/>
+      <w:lvlText w:val=""/>
+      <w:lvlJc w:val="left"/>
+      <w:pPr>
+        <w:ind w:left="5760" w:hanging="360"/>
+      </w:pPr>
+      <w:rPr>
+        <w:rFonts w:ascii="Symbol" w:hAnsi="Symbol" w:hint="default"/>
+      </w:rPr>
+    </w:lvl>
+    <w:lvl w:ilvl="7" w:tplc="14090003" w:tentative="1">
+      <w:start w:val="1"/>
+      <w:numFmt w:val="bullet"/>
+      <w:lvlText w:val="o"/>
+      <w:lvlJc w:val="left"/>
+      <w:pPr>
+        <w:ind w:left="6480" w:hanging="360"/>
+      </w:pPr>
+      <w:rPr>
+        <w:rFonts w:ascii="Courier New" w:hAnsi="Courier New" w:cs="Courier New" w:hint="default"/>
+      </w:rPr>
+    </w:lvl>
+    <w:lvl w:ilvl="8" w:tplc="14090005" w:tentative="1">
+      <w:start w:val="1"/>
+      <w:numFmt w:val="bullet"/>
+      <w:lvlText w:val=""/>
+      <w:lvlJc w:val="left"/>
+      <w:pPr>
+        <w:ind w:left="7200" w:hanging="360"/>
+      </w:pPr>
+      <w:rPr>
+        <w:rFonts w:ascii="Wingdings" w:hAnsi="Wingdings" w:hint="default"/>
+      </w:rPr>
+    </w:lvl>
+  </w:abstractNum>
+  <w:abstractNum w:abstractNumId="12" w15:restartNumberingAfterBreak="0">
     <w:nsid w:val="67F73FD7"/>
     <w:multiLevelType w:val="hybridMultilevel"/>
     <w:tmpl w:val="A63CB618"/>
@@ -2309,7 +3317,7 @@
       </w:rPr>
     </w:lvl>
   </w:abstractNum>
-  <w:abstractNum w:abstractNumId="10" w15:restartNumberingAfterBreak="0">
+  <w:abstractNum w:abstractNumId="13" w15:restartNumberingAfterBreak="0">
     <w:nsid w:val="6DA073E3"/>
     <w:multiLevelType w:val="multilevel"/>
     <w:tmpl w:val="443ABD48"/>
@@ -2458,7 +3466,7 @@
       </w:rPr>
     </w:lvl>
   </w:abstractNum>
-  <w:abstractNum w:abstractNumId="11" w15:restartNumberingAfterBreak="0">
+  <w:abstractNum w:abstractNumId="14" w15:restartNumberingAfterBreak="0">
     <w:nsid w:val="6E0A43A3"/>
     <w:multiLevelType w:val="hybridMultilevel"/>
     <w:tmpl w:val="FACAB6F0"/>
@@ -2571,7 +3579,7 @@
       </w:rPr>
     </w:lvl>
   </w:abstractNum>
-  <w:abstractNum w:abstractNumId="12" w15:restartNumberingAfterBreak="0">
+  <w:abstractNum w:abstractNumId="15" w15:restartNumberingAfterBreak="0">
     <w:nsid w:val="761716A3"/>
     <w:multiLevelType w:val="multilevel"/>
     <w:tmpl w:val="43B26294"/>
@@ -2721,22 +3729,22 @@
     </w:lvl>
   </w:abstractNum>
   <w:num w:numId="1" w16cid:durableId="1484589006">
-    <w:abstractNumId w:val="6"/>
+    <w:abstractNumId w:val="8"/>
   </w:num>
   <w:num w:numId="2" w16cid:durableId="1389184124">
     <w:abstractNumId w:val="3"/>
   </w:num>
   <w:num w:numId="3" w16cid:durableId="1401711289">
-    <w:abstractNumId w:val="11"/>
+    <w:abstractNumId w:val="14"/>
   </w:num>
   <w:num w:numId="4" w16cid:durableId="182744430">
-    <w:abstractNumId w:val="8"/>
+    <w:abstractNumId w:val="10"/>
   </w:num>
   <w:num w:numId="5" w16cid:durableId="1680277903">
-    <w:abstractNumId w:val="9"/>
+    <w:abstractNumId w:val="12"/>
   </w:num>
   <w:num w:numId="6" w16cid:durableId="1788154577">
-    <w:abstractNumId w:val="5"/>
+    <w:abstractNumId w:val="7"/>
   </w:num>
   <w:num w:numId="7" w16cid:durableId="19867106">
     <w:abstractNumId w:val="0"/>
@@ -2748,16 +3756,25 @@
     <w:abstractNumId w:val="1"/>
   </w:num>
   <w:num w:numId="10" w16cid:durableId="976837388">
-    <w:abstractNumId w:val="7"/>
+    <w:abstractNumId w:val="9"/>
   </w:num>
   <w:num w:numId="11" w16cid:durableId="1604000428">
-    <w:abstractNumId w:val="4"/>
+    <w:abstractNumId w:val="6"/>
   </w:num>
   <w:num w:numId="12" w16cid:durableId="1957327211">
-    <w:abstractNumId w:val="10"/>
+    <w:abstractNumId w:val="13"/>
   </w:num>
   <w:num w:numId="13" w16cid:durableId="427312712">
-    <w:abstractNumId w:val="12"/>
+    <w:abstractNumId w:val="15"/>
+  </w:num>
+  <w:num w:numId="14" w16cid:durableId="803616703">
+    <w:abstractNumId w:val="11"/>
+  </w:num>
+  <w:num w:numId="15" w16cid:durableId="2087877107">
+    <w:abstractNumId w:val="5"/>
+  </w:num>
+  <w:num w:numId="16" w16cid:durableId="400838220">
+    <w:abstractNumId w:val="4"/>
   </w:num>
 </w:numbering>
 </file>
